--- a/zht/docx/41.content.docx
+++ b/zht/docx/41.content.docx
@@ -163,13 +163,6 @@
         <w:rPr>
           <w:lang w:val="zh_TW" w:bidi="zh_TW"/>
         </w:rPr>
-      </w:r>
-      <w:r>
-        <w:rPr>
-          <w:i/>
-          <w:lang w:val="zh_TW" w:bidi="zh_TW"/>
-        </w:rPr>
-        <w:t>馬可福音 1:1, 馬可福音 1:2–3, 馬可福音 1:2–8, 馬可福音 1:3, 馬可福音 1:4, 馬可福音 1:5, 馬可福音 1:6, 馬可福音 1:7, 馬可福音 1:8, 馬可福音 1:9, 馬可福音 1:10, 馬可福音 1:11, 馬可福音 1:12–13, 馬可福音 1:14, 馬可福音 1:14–15, 馬可福音 1:15, 馬可福音 1:16–20, 馬可福音 1:17, 馬可福音 1:19–20, 馬可福音 1:21, 馬可福音 1:21–28, 馬可福音 1:22, 馬可福音 1:23–24, 馬可福音 1:25, 馬可福音 1:26, 馬可福音 1:27–28, 馬可福音 1:29–30, 馬可福音 1:31, 馬可福音 1:32–34, 馬可福音 1:33, 馬可福音 1:34, 馬可福音 1:35, 馬可福音 1:38–39, 馬可福音 1:40, 馬可福音 1:41, 馬可福音 1:43–45, 馬可福音 2:1, 馬可福音 2:1–12, 馬可福音 2:1–3:6, 馬可福音 2:4, 馬可福音 2:5, 馬可福音 2:6–7, 馬可福音 2:9–11, 馬可福音 2:12, 馬可福音 2:13–15, 馬可福音 2:13–17, 馬可福音 2:16, 馬可福音 2:17, 馬可福音 2:18–22, 馬可福音 2:19–20, 馬可福音 2:21–22, 馬可福音 2:23–28, 馬可福音 2:25–26, 馬可福音 2:27–28, 馬可福音 3:1–2, 馬可福音 3:1–6, 馬可福音 3:3–4, 馬可福音 3:5–6, 馬可福音 3:7–12, 馬可福音 3:9, 馬可福音 3:10, 馬可福音 3:11–12, 馬可福音 3:13–19, 馬可福音 3:14–15, 馬可福音 3:16–18, 馬可福音 3:17, 馬可福音 3:18, 馬可福音 3:19, 馬可福音 3:20, 馬可福音 3:20–35, 馬可福音 3:21, 馬可福音 3:22, 馬可福音 3:23–27, 馬可福音 3:27, 馬可福音 3:28–30, 馬可福音 3:31–35, 馬可福音 3:33–34, 馬可福音 3:35, 馬可福音 4:1, 馬可福音 4:1–34, 馬可福音 4:2, 馬可福音 4:3–9, 馬可福音 4:10, 馬可福音 4:11–12, 馬可福音 4:13, 馬可福音 4:14–20, 馬可福音 4:21, 馬可福音 4:21–25, 馬可福音 4:22–23, 馬可福音 4:24, 馬可福音 4:26–29, 馬可福音 4:26–34, 馬可福音 4:29, 馬可福音 4:30–32, 馬可福音 4:33–34, 馬可福音 4:35–41, 馬可福音 4:35–5:43, 馬可福音 4:38, 馬可福音 4:39–40, 馬可福音 4:41, 馬可福音 5:1, 馬可福音 5:1–20, 馬可福音 5:2–5, 馬可福音 5:6–8, 馬可福音 5:9, 馬可福音 5:10–13, 馬可福音 5:15–16, 馬可福音 5:17, 馬可福音 5:18, 馬可福音 5:19–20, 馬可福音 5:21–22, 馬可福音 5:21–43, 馬可福音 5:23, 馬可福音 5:24–34, 馬可福音 5:27–29, 馬可福音 5:33–34, 馬可福音 5:35–43, 馬可福音 5:36, 馬可福音 5:37, 馬可福音 5:38, 馬可福音 5:39, 馬可福音 5:40, 馬可福音 5:41, 馬可福音 5:42, 馬可福音 5:43, 馬可福音 6:1–2, 馬可福音 6:1–6, 馬可福音 6:3–4, 馬可福音 6:5–6, 馬可福音 6:6, 馬可福音 6:6–8:21, 馬可福音 6:7, 馬可福音 6:7–13, 馬可福音 6:8–9, 馬可福音 6:10, 馬可福音 6:11, 馬可福音 6:12–13, 馬可福音 6:14, 馬可福音 6:14–29, 馬可福音 6:15, 馬可福音 6:17, 馬可福音 6:18, 馬可福音 6:19–28, 馬可福音 6:22, 馬可福音 6:29, 馬可福音 6:30, 馬可福音 6:30–44, 馬可福音 6:31–33, 馬可福音 6:34, 馬可福音 6:35–36, 馬可福音 6:37, 馬可福音 6:41, 馬可福音 6:42–44, 馬可福音 6:45–46, 馬可福音 6:45–52, 馬可福音 6:48, 馬可福音 6:49–50, 馬可福音 6:51, 馬可福音 6:52, 馬可福音 6:53, 馬可福音 6:53–56, 馬可福音 6:56, 馬可福音 7:1, 馬可福音 7:1–23, 馬可福音 7:2–4, 馬可福音 7:5, 馬可福音 7:6–8, 馬可福音 7:9–13, 馬可福音 7:11–12, 馬可福音 7:13, 馬可福音 7:14–23, 馬可福音 7:20–22, 馬可福音 7:24, 馬可福音 7:24–30, 馬可福音 7:25–26, 馬可福音 7:27–28, 馬可福音 7:29–30, 馬可福音 7:31–37, 馬可福音 7:33, 馬可福音 7:34, 馬可福音 7:36–37, 馬可福音 8:1–3, 馬可福音 8:1–10, 馬可福音 8:4, 馬可福音 8:5, 馬可福音 8:6–7, 馬可福音 8:8, 馬可福音 8:10–13, 馬可福音 8:11, 馬可福音 8:12, 馬可福音 8:14, 馬可福音 8:14–21, 馬可福音 8:15, 馬可福音 8:16, 馬可福音 8:17–20, 馬可福音 8:19–20, 馬可福音 8:21, 馬可福音 8:22–26, 馬可福音 8:23, 馬可福音 8:24–25, 馬可福音 8:26, 馬可福音 8:27–28, 馬可福音 8:27–38, 馬可福音 8:27–9:1, 馬可福音 8:29–30, 馬可福音 8:31, 馬可福音 8:31–38, 馬可福音 8:32, 馬可福音 8:33, 馬可福音 8:34–38, 馬可福音 8:35, 馬可福音 8:36–37, 馬可福音 8:38, 馬可福音 9:1, 馬可福音 9:2–8, 馬可福音 9:4, 馬可福音 9:5–6, 馬可福音 9:7, 馬可福音 9:8, 馬可福音 9:9, 馬可福音 9:10, 馬可福音 9:11, 馬可福音 9:12, 馬可福音 9:13, 馬可福音 9:14, 馬可福音 9:14–29, 馬可福音 9:15, 馬可福音 9:18, 馬可福音 9:19, 馬可福音 9:20, 馬可福音 9:21–22, 馬可福音 9:23, 馬可福音 9:24, 馬可福音 9:25, 馬可福音 9:26–27, 馬可福音 9:28–29, 馬可福音 9:30–10:31, 馬可福音 9:31, 馬可福音 9:32, 馬可福音 9:33–34, 馬可福音 9:33–50, 馬可福音 9:35, 馬可福音 9:36–37, 馬可福音 9:38–41, 馬可福音 9:40, 馬可福音 9:42–50, 馬可福音 9:43, 馬可福音 9:43–48, 馬可福音 9:48, 馬可福音 9:49–50, 馬可福音 10:1–2, 馬可福音 10:3, 馬可福音 10:4, 馬可福音 10:5–9, 馬可福音 10:10, 馬可福音 10:11–12, 馬可福音 10:13, 馬可福音 10:13–16, 馬可福音 10:14–15, 馬可福音 10:17, 馬可福音 10:17–31, 馬可福音 10:18, 馬可福音 10:19, 馬可福音 10:20, 馬可福音 10:21, 馬可福音 10:22, 馬可福音 10:23–27, 馬可福音 10:24, 馬可福音 10:25, 馬可福音 10:26, 馬可福音 10:27, 馬可福音 10:28, 馬可福音 10:29–30, 馬可福音 10:31, 馬可福音 10:32–34, 馬可福音 10:33, 馬可福音 10:35–45, 馬可福音 10:37, 馬可福音 10:38, 馬可福音 10:39, 馬可福音 10:40, 馬可福音 10:41, 馬可福音 10:42–44, 馬可福音 10:45, 馬可福音 10:46, 馬可福音 10:46–52, 馬可福音 10:47–48, 馬可福音 10:50, 馬可福音 10:51, 馬可福音 10:52, 馬可福音 11:1, 馬可福音 11:1–13:37, 馬可福音 11:2–3, 馬可福音 11:3, 馬可福音 11:4–6, 馬可福音 11:7–8, 馬可福音 11:9–10, 馬可福音 11:11, 馬可福音 11:12–25, 馬可福音 11:13–14, 馬可福音 11:15–16, 馬可福音 11:15–19, 馬可福音 11:16, 馬可福音 11:17, 馬可福音 11:18, 馬可福音 11:19, 馬可福音 11:20–21, 馬可福音 11:22–23, 馬可福音 11:24–25, 馬可福音 11:27, 馬可福音 11:27–33, 馬可福音 11:28, 馬可福音 11:29–30, 馬可福音 11:31–32, 馬可福音 11:33, 馬可福音 12:1, 馬可福音 12:1–12, 馬可福音 12:2–5, 馬可福音 12:6, 馬可福音 12:7, 馬可福音 12:8, 馬可福音 12:9, 馬可福音 12:10–11, 馬可福音 12:12, 馬可福音 12:13–17, 馬可福音 12:14, 馬可福音 12:15, 馬可福音 12:16, 馬可福音 12:17, 馬可福音 12:18, 馬可福音 12:18–27, 馬可福音 12:19, 馬可福音 12:24–27, 馬可福音 12:28, 馬可福音 12:28–34, 馬可福音 12:29–31, 馬可福音 12:32–33, 馬可福音 12:34, 馬可福音 12:35–37, 馬可福音 12:36, 馬可福音 12:38–39, 馬可福音 12:40, 馬可福音 12:41–42, 馬可福音 12:41–44, 馬可福音 12:43–44, 馬可福音 13:1, 馬可福音 13:1–37, 馬可福音 13:2, 馬可福音 13:3–4, 馬可福音 13:5–6, 馬可福音 13:5–23, 馬可福音 13:7, 馬可福音 13:9, 馬可福音 13:10, 馬可福音 13:11, 馬可福音 13:12–13, 馬可福音 13:14, 馬可福音 13:14–20, 馬可福音 13:15–16, 馬可福音 13:17, 馬可福音 13:18, 馬可福音 13:19, 馬可福音 13:20, 馬可福音 13:21–23, 馬可福音 13:24–25, 馬可福音 13:24–27, 馬可福音 13:27, 馬可福音 13:28–31, 馬可福音 13:29, 馬可福音 13:30, 馬可福音 13:31, 馬可福音 13:32, 馬可福音 13:32–37, 馬可福音 13:33–37, 馬可福音 13:34–35, 馬可福音 13:37, 馬可福音 14:1–2, 馬可福音 14:1–16.8, 馬可福音 14:3–9, 馬可福音 14:4–5, 馬可福音 14:6–8, 馬可福音 14:8, 馬可福音 14:9, 馬可福音 14:10–11, 馬可福音 14:12, 馬可福音 14:12–32, 馬可福音 14:13–15, 馬可福音 14:17, 馬可福音 14:18, 馬可福音 14:19, 馬可福音 14:21, 馬可福音 14:22–25, 馬可福音 14:24, 馬可福音 14:25, 馬可福音 14:26–27, 馬可福音 14:28, 馬可福音 14:29–31, 馬可福音 14:32, 馬可福音 14:33–34, 馬可福音 14:35–36, 馬可福音 14:37–38, 馬可福音 14:41–42, 馬可福音 14:43, 馬可福音 14:44–45, 馬可福音 14:47, 馬可福音 14:49, 馬可福音 14:50, 馬可福音 14:51–52, 馬可福音 14:53–54, 馬可福音 14:53–65, 馬可福音 14:55–59, 馬可福音 14:60–61, 馬可福音 14:62, 馬可福音 14:63–64, 馬可福音 14:65, 馬可福音 14:66–72, 馬可福音 14:67, 馬可福音 14:68, 馬可福音 14:69–70, 馬可福音 14:71, 馬可福音 14:72, 馬可福音 15:1, 馬可福音 15:1–15, 馬可福音 15:2, 馬可福音 15:3–5, 馬可福音 15:6–8, 馬可福音 15:9–14, 馬可福音 15:15, 馬可福音 15:16, 馬可福音 15:16–41, 馬可福音 15:17, 馬可福音 15:18, 馬可福音 15:21–22, 馬可福音 15:23, 馬可福音 15:24, 馬可福音 15:25, 馬可福音 15:26, 馬可福音 15:27, 馬可福音 15:29–32, 馬可福音 15:32, 馬可福音 15:33, 馬可福音 15:34, 馬可福音 15:35–36, 馬可福音 15:37, 馬可福音 15:38, 馬可福音 15:39, 馬可福音 15:40–41, 馬可福音 15:43–45, 馬可福音 15:46, 馬可福音 16:1, 馬可福音 16:3–4, 馬可福音 16:7, 馬可福音 16:8, 馬可福音 16:9–20</w:t>
       </w:r>
       <w:r>
         <w:rPr>

--- a/zht/docx/41.content.docx
+++ b/zht/docx/41.content.docx
@@ -150,19 +150,6 @@
           <w:lang w:val="zh_TW" w:bidi="zh_TW"/>
         </w:rPr>
         <w:t>MRK</w:t>
-      </w:r>
-      <w:r>
-        <w:rPr>
-          <w:lang w:val="zh_TW" w:bidi="zh_TW"/>
-        </w:rPr>
-      </w:r>
-    </w:p>
-    <w:p>
-      <w:pPr/>
-      <w:r>
-        <w:rPr>
-          <w:lang w:val="zh_TW" w:bidi="zh_TW"/>
-        </w:rPr>
       </w:r>
       <w:r>
         <w:rPr>

--- a/zht/docx/41.content.docx
+++ b/zht/docx/41.content.docx
@@ -19,7 +19,7 @@
         <w:rPr>
           <w:lang w:val="zh_TW" w:bidi="zh_TW"/>
         </w:rPr>
-        <w:t>Resource: 研讀筆記 (Tyndale)</w:t>
+        <w:t>Resource: Tyndale Open Study Notes</w:t>
       </w:r>
       <w:r>
         <w:rPr>
@@ -112,7 +112,7 @@
         <w:rPr>
           <w:lang w:val="zh_TW" w:bidi="zh_TW"/>
         </w:rPr>
-        <w:t>研讀筆記 (Tyndale)</w:t>
+        <w:t>Tyndale Open Study Notes</w:t>
       </w:r>
     </w:p>
     <w:p>

--- a/zht/docx/41.content.docx
+++ b/zht/docx/41.content.docx
@@ -33536,7 +33536,7 @@
         <w:rPr>
           <w:lang w:val="zh_TW" w:bidi="zh_TW"/>
         </w:rPr>
-        <w:t>無論雅各和約翰將會經歷什麼，耶穌都沒有權柄答應他們的請求。只有父神可以（另見</w:t>
+        <w:t>耶穌並沒有答應他們的請求。這些位分已預留給那些由父神所預備的人（另見</w:t>
       </w:r>
       <w:hyperlink r:id="rId711">
         <w:r>
@@ -46284,7 +46284,7 @@
         <w:rPr>
           <w:lang w:val="zh_TW" w:bidi="zh_TW"/>
         </w:rPr>
-        <w:t>是陽性的，所以指的是一個人而不是一個物件。關於這可能是誰的建議包括：（1）公元39–40年試圖在聖殿中豎立自己雕像的皇帝</w:t>
+        <w:t>是陽性的，這可能暗示該行為背後涉及某個特定的人物，但尚無定論；此短語仍有可能指涉某件器物或某個事件。關於這可能是誰的建議包括：（1）公元39–40年試圖在聖殿中豎立自己雕像的皇帝</w:t>
       </w:r>
       <w:r>
         <w:rPr>

--- a/zht/docx/41.content.docx
+++ b/zht/docx/41.content.docx
@@ -29429,7 +29429,25 @@
         <w:rPr>
           <w:lang w:val="zh_TW" w:bidi="zh_TW"/>
         </w:rPr>
-        <w:t>指的是欣嫩谷，位於耶路撒冷的西南邊界。那裡是城市的垃圾場，持續燃燒的垃圾成為惡人最終審判之地的比喻。</w:t>
+        <w:t>指的是欣嫩谷，位於耶路撒冷的西南邊界。它是地獄的隱喻，因為以色列人在那裡獻上兒童為祭（</w:t>
+      </w:r>
+      <w:hyperlink r:id="rId628">
+        <w:r>
+          <w:rPr>
+            <w:lang w:val="zh_TW" w:bidi="zh_TW"/>
+          </w:rPr>
+          <w:rPr>
+            <w:color w:val="0000EE"/>
+            <w:u w:val="single"/>
+          </w:rPr>
+          <w:t>耶32:35</w:t>
+        </w:r>
+      </w:hyperlink>
+      <w:r>
+        <w:rPr>
+          <w:lang w:val="zh_TW" w:bidi="zh_TW"/>
+        </w:rPr>
+        <w:t>）。</w:t>
       </w:r>
       <w:r>
         <w:rPr>
@@ -29479,7 +29497,7 @@
         </w:rPr>
         <w:t>大多數最好的抄本都不包括</w:t>
       </w:r>
-      <w:hyperlink r:id="rId628">
+      <w:hyperlink r:id="rId629">
         <w:r>
           <w:rPr>
             <w:lang w:val="zh_TW" w:bidi="zh_TW"/>
@@ -29497,7 +29515,7 @@
         </w:rPr>
         <w:t>、</w:t>
       </w:r>
-      <w:hyperlink r:id="rId629">
+      <w:hyperlink r:id="rId630">
         <w:r>
           <w:rPr>
             <w:lang w:val="zh_TW" w:bidi="zh_TW"/>
@@ -29515,7 +29533,7 @@
         </w:rPr>
         <w:t>，但也有少數包含。這兩節經文幾乎可以肯定是模仿</w:t>
       </w:r>
-      <w:hyperlink r:id="rId630">
+      <w:hyperlink r:id="rId631">
         <w:r>
           <w:rPr>
             <w:lang w:val="zh_TW" w:bidi="zh_TW"/>
@@ -29581,7 +29599,7 @@
         </w:rPr>
         <w:t>地獄的永恆透過永不死亡和永不滅亡這兩個詞語來強調（參</w:t>
       </w:r>
-      <w:hyperlink r:id="rId631">
+      <w:hyperlink r:id="rId632">
         <w:r>
           <w:rPr>
             <w:lang w:val="zh_TW" w:bidi="zh_TW"/>
@@ -29597,19 +29615,7 @@
         <w:rPr>
           <w:lang w:val="zh_TW" w:bidi="zh_TW"/>
         </w:rPr>
-        <w:t>）。地獄的恐怖被描繪為是一個有永火的地方，以及是一個腐爛和腐敗之處，蛆蟲永遠吞噬一切。欣嫩谷的腐爛氣味和蛆蟲的存在可能是這種意象的背後的原因（見</w:t>
-      </w:r>
-      <w:r>
-        <w:rPr>
-          <w:lang w:val="zh_TW" w:bidi="zh_TW"/>
-        </w:rPr>
-        <w:t>9:43的研讀註釋</w:t>
-      </w:r>
-      <w:r>
-        <w:rPr>
-          <w:lang w:val="zh_TW" w:bidi="zh_TW"/>
-        </w:rPr>
-        <w:t>）。這個意象是一個強而有力的警告，要人悔改以逃避地獄的懲罰。</w:t>
+        <w:t>）。地獄的恐怖被描繪為是一個有永火的地方，以及是一個腐爛和腐敗之處，蛆蟲永遠吞噬一切。這個意象是一個強而有力的警告，要人悔改以逃避地獄的懲罰。</w:t>
       </w:r>
       <w:r>
         <w:rPr>
@@ -29694,7 +29700,7 @@
         </w:rPr>
         <w:t>、</w:t>
       </w:r>
-      <w:hyperlink r:id="rId632">
+      <w:hyperlink r:id="rId633">
         <w:r>
           <w:rPr>
             <w:lang w:val="zh_TW" w:bidi="zh_TW"/>
@@ -29712,7 +29718,7 @@
         </w:rPr>
         <w:t>、</w:t>
       </w:r>
-      <w:hyperlink r:id="rId633">
+      <w:hyperlink r:id="rId634">
         <w:r>
           <w:rPr>
             <w:lang w:val="zh_TW" w:bidi="zh_TW"/>
@@ -29814,7 +29820,7 @@
         </w:rPr>
         <w:t>、</w:t>
       </w:r>
-      <w:hyperlink r:id="rId634">
+      <w:hyperlink r:id="rId635">
         <w:r>
           <w:rPr>
             <w:lang w:val="zh_TW" w:bidi="zh_TW"/>
@@ -29868,7 +29874,7 @@
         </w:rPr>
         <w:t>，</w:t>
       </w:r>
-      <w:hyperlink r:id="rId635">
+      <w:hyperlink r:id="rId636">
         <w:r>
           <w:rPr>
             <w:lang w:val="zh_TW" w:bidi="zh_TW"/>
@@ -29904,7 +29910,7 @@
         </w:rPr>
         <w:t>）。施洗約翰因指出希律安提帕的離婚和再婚是不合法的而被斬首（</w:t>
       </w:r>
-      <w:hyperlink r:id="rId636">
+      <w:hyperlink r:id="rId637">
         <w:r>
           <w:rPr>
             <w:lang w:val="zh_TW" w:bidi="zh_TW"/>
@@ -29934,7 +29940,7 @@
         </w:rPr>
         <w:t>（見</w:t>
       </w:r>
-      <w:hyperlink r:id="rId637">
+      <w:hyperlink r:id="rId638">
         <w:r>
           <w:rPr>
             <w:lang w:val="zh_TW" w:bidi="zh_TW"/>
@@ -30013,7 +30019,7 @@
         </w:rPr>
         <w:t>耶穌用反問的方式回答了法利賽人的詭計提問（參</w:t>
       </w:r>
-      <w:hyperlink r:id="rId638">
+      <w:hyperlink r:id="rId639">
         <w:r>
           <w:rPr>
             <w:lang w:val="zh_TW" w:bidi="zh_TW"/>
@@ -30079,7 +30085,7 @@
         </w:rPr>
         <w:t>法利賽人引用了摩西所允許的內容。拉比們對於什麼構成了允許離婚的「不合理的事」（見</w:t>
       </w:r>
-      <w:hyperlink r:id="rId639">
+      <w:hyperlink r:id="rId640">
         <w:r>
           <w:rPr>
             <w:lang w:val="zh_TW" w:bidi="zh_TW"/>
@@ -30196,7 +30202,7 @@
         </w:rPr>
         <w:t>神允許離婚是對人心硬的讓步。耶穌引述摩西律法的經文（</w:t>
       </w:r>
-      <w:hyperlink r:id="rId640">
+      <w:hyperlink r:id="rId641">
         <w:r>
           <w:rPr>
             <w:lang w:val="zh_TW" w:bidi="zh_TW"/>
@@ -30214,7 +30220,7 @@
         </w:rPr>
         <w:t>，</w:t>
       </w:r>
-      <w:hyperlink r:id="rId641">
+      <w:hyperlink r:id="rId642">
         <w:r>
           <w:rPr>
             <w:lang w:val="zh_TW" w:bidi="zh_TW"/>
@@ -30232,7 +30238,7 @@
         </w:rPr>
         <w:t>；見亦</w:t>
       </w:r>
-      <w:hyperlink r:id="rId642">
+      <w:hyperlink r:id="rId643">
         <w:r>
           <w:rPr>
             <w:lang w:val="zh_TW" w:bidi="zh_TW"/>
@@ -30298,181 +30304,181 @@
         </w:rPr>
         <w:t>耶穌經常在屋裏私下向門徒解釋祂的教導（見</w:t>
       </w:r>
+      <w:hyperlink r:id="rId644">
+        <w:r>
+          <w:rPr>
+            <w:lang w:val="zh_TW" w:bidi="zh_TW"/>
+          </w:rPr>
+          <w:rPr>
+            <w:color w:val="0000EE"/>
+            <w:u w:val="single"/>
+          </w:rPr>
+          <w:t>7:17</w:t>
+        </w:r>
+      </w:hyperlink>
+      <w:r>
+        <w:rPr>
+          <w:lang w:val="zh_TW" w:bidi="zh_TW"/>
+        </w:rPr>
+        <w:t>，</w:t>
+      </w:r>
+      <w:hyperlink r:id="rId593">
+        <w:r>
+          <w:rPr>
+            <w:lang w:val="zh_TW" w:bidi="zh_TW"/>
+          </w:rPr>
+          <w:rPr>
+            <w:color w:val="0000EE"/>
+            <w:u w:val="single"/>
+          </w:rPr>
+          <w:t>9:28</w:t>
+        </w:r>
+      </w:hyperlink>
+      <w:r>
+        <w:rPr>
+          <w:lang w:val="zh_TW" w:bidi="zh_TW"/>
+        </w:rPr>
+        <w:t>、</w:t>
+      </w:r>
+      <w:hyperlink r:id="rId645">
+        <w:r>
+          <w:rPr>
+            <w:lang w:val="zh_TW" w:bidi="zh_TW"/>
+          </w:rPr>
+          <w:rPr>
+            <w:color w:val="0000EE"/>
+            <w:u w:val="single"/>
+          </w:rPr>
+          <w:t>33</w:t>
+        </w:r>
+      </w:hyperlink>
+      <w:r>
+        <w:rPr>
+          <w:lang w:val="zh_TW" w:bidi="zh_TW"/>
+        </w:rPr>
+        <w:t>）。</w:t>
+      </w:r>
+      <w:r>
+        <w:rPr>
+          <w:lang w:val="zh_TW" w:bidi="zh_TW"/>
+        </w:rPr>
+      </w:r>
+      <w:r>
+        <w:rPr>
+          <w:lang w:val="zh_TW" w:bidi="zh_TW"/>
+        </w:rPr>
+      </w:r>
+    </w:p>
+    <w:p>
+      <w:pPr/>
+      <w:r>
+        <w:rPr>
+          <w:lang w:val="zh_TW" w:bidi="zh_TW"/>
+        </w:rPr>
+      </w:r>
+    </w:p>
+    <w:p>
+      <w:pPr>
+        <w:pStyle w:val="Heading2"/>
+      </w:pPr>
+      <w:r>
+        <w:rPr>
+          <w:lang w:val="zh_TW" w:bidi="zh_TW"/>
+        </w:rPr>
+        <w:t>馬可福音 10:11–12</w:t>
+      </w:r>
+      <w:r>
+        <w:rPr>
+          <w:lang w:val="zh_TW" w:bidi="zh_TW"/>
+        </w:rPr>
+      </w:r>
+    </w:p>
+    <w:p>
+      <w:pPr/>
+      <w:r>
+        <w:rPr>
+          <w:lang w:val="zh_TW" w:bidi="zh_TW"/>
+        </w:rPr>
+      </w:r>
+      <w:r>
+        <w:rPr>
+          <w:lang w:val="zh_TW" w:bidi="zh_TW"/>
+        </w:rPr>
+        <w:t>凡休妻另娶的，就是犯姦淫：</w:t>
+      </w:r>
+      <w:hyperlink r:id="rId646">
+        <w:r>
+          <w:rPr>
+            <w:lang w:val="zh_TW" w:bidi="zh_TW"/>
+          </w:rPr>
+          <w:rPr>
+            <w:color w:val="0000EE"/>
+            <w:u w:val="single"/>
+          </w:rPr>
+          <w:t>路加福音十六章18節</w:t>
+        </w:r>
+      </w:hyperlink>
+      <w:r>
+        <w:rPr>
+          <w:lang w:val="zh_TW" w:bidi="zh_TW"/>
+        </w:rPr>
+        <w:t>的平行經文與馬可一致，並且沒有提到這個禁止離婚的例外情況，而馬太的平行經文則允許在不忠的情況下才能離婚（</w:t>
+      </w:r>
+      <w:hyperlink r:id="rId647">
+        <w:r>
+          <w:rPr>
+            <w:lang w:val="zh_TW" w:bidi="zh_TW"/>
+          </w:rPr>
+          <w:rPr>
+            <w:color w:val="0000EE"/>
+            <w:u w:val="single"/>
+          </w:rPr>
+          <w:t>太19:9</w:t>
+        </w:r>
+      </w:hyperlink>
+      <w:r>
+        <w:rPr>
+          <w:lang w:val="zh_TW" w:bidi="zh_TW"/>
+        </w:rPr>
+        <w:t>；另見</w:t>
+      </w:r>
+      <w:hyperlink r:id="rId648">
+        <w:r>
+          <w:rPr>
+            <w:lang w:val="zh_TW" w:bidi="zh_TW"/>
+          </w:rPr>
+          <w:rPr>
+            <w:color w:val="0000EE"/>
+            <w:u w:val="single"/>
+          </w:rPr>
+          <w:t>太5:32</w:t>
+        </w:r>
+      </w:hyperlink>
+      <w:r>
+        <w:rPr>
+          <w:lang w:val="zh_TW" w:bidi="zh_TW"/>
+        </w:rPr>
+        <w:t>）。保羅也允許在不信的配偶離棄婚姻的情況下才能離婚（</w:t>
+      </w:r>
+      <w:hyperlink r:id="rId649">
+        <w:r>
+          <w:rPr>
+            <w:lang w:val="zh_TW" w:bidi="zh_TW"/>
+          </w:rPr>
+          <w:rPr>
+            <w:color w:val="0000EE"/>
+            <w:u w:val="single"/>
+          </w:rPr>
+          <w:t>林前7:15</w:t>
+        </w:r>
+      </w:hyperlink>
+      <w:r>
+        <w:rPr>
+          <w:lang w:val="zh_TW" w:bidi="zh_TW"/>
+        </w:rPr>
+        <w:t>）。馬可的記載集中在核心原則——神恨惡離婚（</w:t>
+      </w:r>
       <w:hyperlink r:id="rId643">
-        <w:r>
-          <w:rPr>
-            <w:lang w:val="zh_TW" w:bidi="zh_TW"/>
-          </w:rPr>
-          <w:rPr>
-            <w:color w:val="0000EE"/>
-            <w:u w:val="single"/>
-          </w:rPr>
-          <w:t>7:17</w:t>
-        </w:r>
-      </w:hyperlink>
-      <w:r>
-        <w:rPr>
-          <w:lang w:val="zh_TW" w:bidi="zh_TW"/>
-        </w:rPr>
-        <w:t>，</w:t>
-      </w:r>
-      <w:hyperlink r:id="rId593">
-        <w:r>
-          <w:rPr>
-            <w:lang w:val="zh_TW" w:bidi="zh_TW"/>
-          </w:rPr>
-          <w:rPr>
-            <w:color w:val="0000EE"/>
-            <w:u w:val="single"/>
-          </w:rPr>
-          <w:t>9:28</w:t>
-        </w:r>
-      </w:hyperlink>
-      <w:r>
-        <w:rPr>
-          <w:lang w:val="zh_TW" w:bidi="zh_TW"/>
-        </w:rPr>
-        <w:t>、</w:t>
-      </w:r>
-      <w:hyperlink r:id="rId644">
-        <w:r>
-          <w:rPr>
-            <w:lang w:val="zh_TW" w:bidi="zh_TW"/>
-          </w:rPr>
-          <w:rPr>
-            <w:color w:val="0000EE"/>
-            <w:u w:val="single"/>
-          </w:rPr>
-          <w:t>33</w:t>
-        </w:r>
-      </w:hyperlink>
-      <w:r>
-        <w:rPr>
-          <w:lang w:val="zh_TW" w:bidi="zh_TW"/>
-        </w:rPr>
-        <w:t>）。</w:t>
-      </w:r>
-      <w:r>
-        <w:rPr>
-          <w:lang w:val="zh_TW" w:bidi="zh_TW"/>
-        </w:rPr>
-      </w:r>
-      <w:r>
-        <w:rPr>
-          <w:lang w:val="zh_TW" w:bidi="zh_TW"/>
-        </w:rPr>
-      </w:r>
-    </w:p>
-    <w:p>
-      <w:pPr/>
-      <w:r>
-        <w:rPr>
-          <w:lang w:val="zh_TW" w:bidi="zh_TW"/>
-        </w:rPr>
-      </w:r>
-    </w:p>
-    <w:p>
-      <w:pPr>
-        <w:pStyle w:val="Heading2"/>
-      </w:pPr>
-      <w:r>
-        <w:rPr>
-          <w:lang w:val="zh_TW" w:bidi="zh_TW"/>
-        </w:rPr>
-        <w:t>馬可福音 10:11–12</w:t>
-      </w:r>
-      <w:r>
-        <w:rPr>
-          <w:lang w:val="zh_TW" w:bidi="zh_TW"/>
-        </w:rPr>
-      </w:r>
-    </w:p>
-    <w:p>
-      <w:pPr/>
-      <w:r>
-        <w:rPr>
-          <w:lang w:val="zh_TW" w:bidi="zh_TW"/>
-        </w:rPr>
-      </w:r>
-      <w:r>
-        <w:rPr>
-          <w:lang w:val="zh_TW" w:bidi="zh_TW"/>
-        </w:rPr>
-        <w:t>凡休妻另娶的，就是犯姦淫：</w:t>
-      </w:r>
-      <w:hyperlink r:id="rId645">
-        <w:r>
-          <w:rPr>
-            <w:lang w:val="zh_TW" w:bidi="zh_TW"/>
-          </w:rPr>
-          <w:rPr>
-            <w:color w:val="0000EE"/>
-            <w:u w:val="single"/>
-          </w:rPr>
-          <w:t>路加福音十六章18節</w:t>
-        </w:r>
-      </w:hyperlink>
-      <w:r>
-        <w:rPr>
-          <w:lang w:val="zh_TW" w:bidi="zh_TW"/>
-        </w:rPr>
-        <w:t>的平行經文與馬可一致，並且沒有提到這個禁止離婚的例外情況，而馬太的平行經文則允許在不忠的情況下才能離婚（</w:t>
-      </w:r>
-      <w:hyperlink r:id="rId646">
-        <w:r>
-          <w:rPr>
-            <w:lang w:val="zh_TW" w:bidi="zh_TW"/>
-          </w:rPr>
-          <w:rPr>
-            <w:color w:val="0000EE"/>
-            <w:u w:val="single"/>
-          </w:rPr>
-          <w:t>太19:9</w:t>
-        </w:r>
-      </w:hyperlink>
-      <w:r>
-        <w:rPr>
-          <w:lang w:val="zh_TW" w:bidi="zh_TW"/>
-        </w:rPr>
-        <w:t>；另見</w:t>
-      </w:r>
-      <w:hyperlink r:id="rId647">
-        <w:r>
-          <w:rPr>
-            <w:lang w:val="zh_TW" w:bidi="zh_TW"/>
-          </w:rPr>
-          <w:rPr>
-            <w:color w:val="0000EE"/>
-            <w:u w:val="single"/>
-          </w:rPr>
-          <w:t>太5:32</w:t>
-        </w:r>
-      </w:hyperlink>
-      <w:r>
-        <w:rPr>
-          <w:lang w:val="zh_TW" w:bidi="zh_TW"/>
-        </w:rPr>
-        <w:t>）。保羅也允許在不信的配偶離棄婚姻的情況下才能離婚（</w:t>
-      </w:r>
-      <w:hyperlink r:id="rId648">
-        <w:r>
-          <w:rPr>
-            <w:lang w:val="zh_TW" w:bidi="zh_TW"/>
-          </w:rPr>
-          <w:rPr>
-            <w:color w:val="0000EE"/>
-            <w:u w:val="single"/>
-          </w:rPr>
-          <w:t>林前7:15</w:t>
-        </w:r>
-      </w:hyperlink>
-      <w:r>
-        <w:rPr>
-          <w:lang w:val="zh_TW" w:bidi="zh_TW"/>
-        </w:rPr>
-        <w:t>）。馬可的記載集中在核心原則——神恨惡離婚（</w:t>
-      </w:r>
-      <w:hyperlink r:id="rId642">
         <w:r>
           <w:rPr>
             <w:lang w:val="zh_TW" w:bidi="zh_TW"/>
@@ -30542,7 +30548,7 @@
         </w:rPr>
         <w:t>這段經文無法確定孩子們的年齡。希臘文paidia可以指廣泛的年齡範圍，從八天大的嬰兒（</w:t>
       </w:r>
-      <w:hyperlink r:id="rId649">
+      <w:hyperlink r:id="rId650">
         <w:r>
           <w:rPr>
             <w:lang w:val="zh_TW" w:bidi="zh_TW"/>
@@ -30560,7 +30566,7 @@
         </w:rPr>
         <w:t>，希臘文版本），到十二歲的孩子（</w:t>
       </w:r>
-      <w:hyperlink r:id="rId650">
+      <w:hyperlink r:id="rId651">
         <w:r>
           <w:rPr>
             <w:lang w:val="zh_TW" w:bidi="zh_TW"/>
@@ -30656,7 +30662,7 @@
         </w:rPr>
         <w:t>耶穌對孩子們的愛和關懷已經在</w:t>
       </w:r>
-      <w:hyperlink r:id="rId651">
+      <w:hyperlink r:id="rId652">
         <w:r>
           <w:rPr>
             <w:lang w:val="zh_TW" w:bidi="zh_TW"/>
@@ -30674,7 +30680,7 @@
         </w:rPr>
         <w:t>、</w:t>
       </w:r>
-      <w:hyperlink r:id="rId652">
+      <w:hyperlink r:id="rId653">
         <w:r>
           <w:rPr>
             <w:lang w:val="zh_TW" w:bidi="zh_TW"/>
@@ -30692,7 +30698,7 @@
         </w:rPr>
         <w:t>、</w:t>
       </w:r>
-      <w:hyperlink r:id="rId653">
+      <w:hyperlink r:id="rId654">
         <w:r>
           <w:rPr>
             <w:lang w:val="zh_TW" w:bidi="zh_TW"/>
@@ -30771,7 +30777,7 @@
         </w:rPr>
         <w:t xml:space="preserve"> </w:t>
       </w:r>
-      <w:hyperlink r:id="rId654">
+      <w:hyperlink r:id="rId655">
         <w:r>
           <w:rPr>
             <w:lang w:val="zh_TW" w:bidi="zh_TW"/>
@@ -30837,7 +30843,7 @@
         </w:rPr>
         <w:t>這財主（</w:t>
       </w:r>
-      <w:hyperlink r:id="rId655">
+      <w:hyperlink r:id="rId656">
         <w:r>
           <w:rPr>
             <w:lang w:val="zh_TW" w:bidi="zh_TW"/>
@@ -30855,7 +30861,7 @@
         </w:rPr>
         <w:t>）是一個年輕的官（</w:t>
       </w:r>
-      <w:hyperlink r:id="rId656">
+      <w:hyperlink r:id="rId657">
         <w:r>
           <w:rPr>
             <w:lang w:val="zh_TW" w:bidi="zh_TW"/>
@@ -30873,7 +30879,7 @@
         </w:rPr>
         <w:t>；</w:t>
       </w:r>
-      <w:hyperlink r:id="rId657">
+      <w:hyperlink r:id="rId658">
         <w:r>
           <w:rPr>
             <w:lang w:val="zh_TW" w:bidi="zh_TW"/>
@@ -30904,7 +30910,7 @@
         </w:rPr>
         <w:t>是馬可福音中對耶穌的常見稱呼（見</w:t>
       </w:r>
-      <w:hyperlink r:id="rId658">
+      <w:hyperlink r:id="rId659">
         <w:r>
           <w:rPr>
             <w:lang w:val="zh_TW" w:bidi="zh_TW"/>
@@ -30922,7 +30928,7 @@
         </w:rPr>
         <w:t>，</w:t>
       </w:r>
-      <w:hyperlink r:id="rId659">
+      <w:hyperlink r:id="rId660">
         <w:r>
           <w:rPr>
             <w:lang w:val="zh_TW" w:bidi="zh_TW"/>
@@ -30958,7 +30964,7 @@
         </w:rPr>
         <w:t>、</w:t>
       </w:r>
-      <w:hyperlink r:id="rId660">
+      <w:hyperlink r:id="rId661">
         <w:r>
           <w:rPr>
             <w:lang w:val="zh_TW" w:bidi="zh_TW"/>
@@ -30976,7 +30982,7 @@
         </w:rPr>
         <w:t>，</w:t>
       </w:r>
-      <w:hyperlink r:id="rId661">
+      <w:hyperlink r:id="rId662">
         <w:r>
           <w:rPr>
             <w:lang w:val="zh_TW" w:bidi="zh_TW"/>
@@ -30994,7 +31000,7 @@
         </w:rPr>
         <w:t>、</w:t>
       </w:r>
-      <w:hyperlink r:id="rId662">
+      <w:hyperlink r:id="rId663">
         <w:r>
           <w:rPr>
             <w:lang w:val="zh_TW" w:bidi="zh_TW"/>
@@ -31030,7 +31036,7 @@
         </w:rPr>
         <w:t>、</w:t>
       </w:r>
-      <w:hyperlink r:id="rId663">
+      <w:hyperlink r:id="rId664">
         <w:r>
           <w:rPr>
             <w:lang w:val="zh_TW" w:bidi="zh_TW"/>
@@ -31048,7 +31054,7 @@
         </w:rPr>
         <w:t>、</w:t>
       </w:r>
-      <w:hyperlink r:id="rId664">
+      <w:hyperlink r:id="rId665">
         <w:r>
           <w:rPr>
             <w:lang w:val="zh_TW" w:bidi="zh_TW"/>
@@ -31066,7 +31072,7 @@
         </w:rPr>
         <w:t>，</w:t>
       </w:r>
-      <w:hyperlink r:id="rId665">
+      <w:hyperlink r:id="rId666">
         <w:r>
           <w:rPr>
             <w:lang w:val="zh_TW" w:bidi="zh_TW"/>
@@ -31084,7 +31090,7 @@
         </w:rPr>
         <w:t>，</w:t>
       </w:r>
-      <w:hyperlink r:id="rId666">
+      <w:hyperlink r:id="rId667">
         <w:r>
           <w:rPr>
             <w:lang w:val="zh_TW" w:bidi="zh_TW"/>
@@ -31163,7 +31169,7 @@
         </w:rPr>
         <w:t>財主的故事延續了</w:t>
       </w:r>
-      <w:hyperlink r:id="rId644">
+      <w:hyperlink r:id="rId645">
         <w:r>
           <w:rPr>
             <w:lang w:val="zh_TW" w:bidi="zh_TW"/>
@@ -31308,7 +31314,7 @@
         </w:rPr>
         <w:t>對於熟悉保羅在這方面教導（例如，</w:t>
       </w:r>
-      <w:hyperlink r:id="rId667">
+      <w:hyperlink r:id="rId668">
         <w:r>
           <w:rPr>
             <w:lang w:val="zh_TW" w:bidi="zh_TW"/>
@@ -31326,7 +31332,7 @@
         </w:rPr>
         <w:t>；</w:t>
       </w:r>
-      <w:hyperlink r:id="rId668">
+      <w:hyperlink r:id="rId669">
         <w:r>
           <w:rPr>
             <w:lang w:val="zh_TW" w:bidi="zh_TW"/>
@@ -31344,7 +31350,7 @@
         </w:rPr>
         <w:t>）的基督徒來說，耶穌的回答似乎很奇怪。耶穌指出十誡中的第五誡，並不是在說這個人可以透過遵守誡命來獲得永生；耶穌是在告訴他神的標準是什麼，並讓這個人評估自己的表現。要真正盡心、盡性、盡意、盡力愛神，並愛鄰如己（</w:t>
       </w:r>
-      <w:hyperlink r:id="rId669">
+      <w:hyperlink r:id="rId670">
         <w:r>
           <w:rPr>
             <w:lang w:val="zh_TW" w:bidi="zh_TW"/>
@@ -31380,7 +31386,7 @@
         </w:rPr>
         <w:t>，</w:t>
       </w:r>
-      <w:hyperlink r:id="rId670">
+      <w:hyperlink r:id="rId671">
         <w:r>
           <w:rPr>
             <w:lang w:val="zh_TW" w:bidi="zh_TW"/>
@@ -31398,7 +31404,7 @@
         </w:rPr>
         <w:t>），並遵守祂的命令（</w:t>
       </w:r>
-      <w:hyperlink r:id="rId671">
+      <w:hyperlink r:id="rId672">
         <w:r>
           <w:rPr>
             <w:lang w:val="zh_TW" w:bidi="zh_TW"/>
@@ -31416,7 +31422,7 @@
         </w:rPr>
         <w:t>；</w:t>
       </w:r>
-      <w:hyperlink r:id="rId672">
+      <w:hyperlink r:id="rId673">
         <w:r>
           <w:rPr>
             <w:lang w:val="zh_TW" w:bidi="zh_TW"/>
@@ -31434,7 +31440,7 @@
         </w:rPr>
         <w:t>，</w:t>
       </w:r>
-      <w:hyperlink r:id="rId673">
+      <w:hyperlink r:id="rId674">
         <w:r>
           <w:rPr>
             <w:lang w:val="zh_TW" w:bidi="zh_TW"/>
@@ -31518,7 +31524,7 @@
         </w:rPr>
         <w:t>），但並不傲慢，因為耶穌沒有責備他（參</w:t>
       </w:r>
-      <w:hyperlink r:id="rId674">
+      <w:hyperlink r:id="rId675">
         <w:r>
           <w:rPr>
             <w:lang w:val="zh_TW" w:bidi="zh_TW"/>
@@ -31536,7 +31542,7 @@
         </w:rPr>
         <w:t>；</w:t>
       </w:r>
-      <w:hyperlink r:id="rId675">
+      <w:hyperlink r:id="rId676">
         <w:r>
           <w:rPr>
             <w:lang w:val="zh_TW" w:bidi="zh_TW"/>
@@ -31606,7 +31612,7 @@
         </w:rPr>
         <w:t>耶穌沒有為真正遵守誡命的意義進行冗長的討論，而是把焦點放在揭示這個人的問題。他還缺少一件事：他愛財富勝過愛神，因此違背了第一條也是最重要的誡命（</w:t>
       </w:r>
-      <w:hyperlink r:id="rId676">
+      <w:hyperlink r:id="rId677">
         <w:r>
           <w:rPr>
             <w:lang w:val="zh_TW" w:bidi="zh_TW"/>
@@ -31624,7 +31630,7 @@
         </w:rPr>
         <w:t>；</w:t>
       </w:r>
-      <w:hyperlink r:id="rId677">
+      <w:hyperlink r:id="rId678">
         <w:r>
           <w:rPr>
             <w:lang w:val="zh_TW" w:bidi="zh_TW"/>
@@ -31642,7 +31648,7 @@
         </w:rPr>
         <w:t>；</w:t>
       </w:r>
-      <w:hyperlink r:id="rId678">
+      <w:hyperlink r:id="rId679">
         <w:r>
           <w:rPr>
             <w:lang w:val="zh_TW" w:bidi="zh_TW"/>
@@ -31678,7 +31684,7 @@
         </w:rPr>
         <w:t>，</w:t>
       </w:r>
-      <w:hyperlink r:id="rId679">
+      <w:hyperlink r:id="rId680">
         <w:r>
           <w:rPr>
             <w:lang w:val="zh_TW" w:bidi="zh_TW"/>
@@ -31768,7 +31774,7 @@
         </w:rPr>
         <w:t>，</w:t>
       </w:r>
-      <w:hyperlink r:id="rId680">
+      <w:hyperlink r:id="rId681">
         <w:r>
           <w:rPr>
             <w:lang w:val="zh_TW" w:bidi="zh_TW"/>
@@ -31786,7 +31792,7 @@
         </w:rPr>
         <w:t>；另見</w:t>
       </w:r>
-      <w:hyperlink r:id="rId681">
+      <w:hyperlink r:id="rId682">
         <w:r>
           <w:rPr>
             <w:lang w:val="zh_TW" w:bidi="zh_TW"/>
@@ -31804,7 +31810,7 @@
         </w:rPr>
         <w:t>、</w:t>
       </w:r>
-      <w:hyperlink r:id="rId682">
+      <w:hyperlink r:id="rId683">
         <w:r>
           <w:rPr>
             <w:lang w:val="zh_TW" w:bidi="zh_TW"/>
@@ -31858,7 +31864,7 @@
         </w:rPr>
         <w:t>，</w:t>
       </w:r>
-      <w:hyperlink r:id="rId679">
+      <w:hyperlink r:id="rId680">
         <w:r>
           <w:rPr>
             <w:lang w:val="zh_TW" w:bidi="zh_TW"/>
@@ -31924,7 +31930,7 @@
         </w:rPr>
         <w:t>馬可記載了這位財主的悲劇選擇。那人離開了，他仍擁有地上的財富（</w:t>
       </w:r>
-      <w:hyperlink r:id="rId683">
+      <w:hyperlink r:id="rId684">
         <w:r>
           <w:rPr>
             <w:lang w:val="zh_TW" w:bidi="zh_TW"/>
@@ -31942,7 +31948,7 @@
         </w:rPr>
         <w:t>）卻沒有永恆的財寶（</w:t>
       </w:r>
-      <w:hyperlink r:id="rId684">
+      <w:hyperlink r:id="rId685">
         <w:r>
           <w:rPr>
             <w:lang w:val="zh_TW" w:bidi="zh_TW"/>
@@ -32126,7 +32132,7 @@
         </w:rPr>
         <w:t>關於耶路撒冷城牆上所謂「針眼」的門的解釋是錯誤的。從來沒有這樣的門，這種解釋忽視了耶穌在教導中經常使用的誇張手法（另見</w:t>
       </w:r>
-      <w:hyperlink r:id="rId685">
+      <w:hyperlink r:id="rId686">
         <w:r>
           <w:rPr>
             <w:lang w:val="zh_TW" w:bidi="zh_TW"/>
@@ -32144,7 +32150,7 @@
         </w:rPr>
         <w:t>，</w:t>
       </w:r>
-      <w:hyperlink r:id="rId686">
+      <w:hyperlink r:id="rId687">
         <w:r>
           <w:rPr>
             <w:lang w:val="zh_TW" w:bidi="zh_TW"/>
@@ -32258,7 +32264,7 @@
         </w:rPr>
         <w:t>這節經文往往有兩種解釋：（1）雖然靠自己的努力得救是不可能的，但藉著神的恩典，人們可以因信心得救（</w:t>
       </w:r>
-      <w:hyperlink r:id="rId687">
+      <w:hyperlink r:id="rId688">
         <w:r>
           <w:rPr>
             <w:lang w:val="zh_TW" w:bidi="zh_TW"/>
@@ -32342,7 +32348,7 @@
         </w:rPr>
         <w:t>，</w:t>
       </w:r>
-      <w:hyperlink r:id="rId688">
+      <w:hyperlink r:id="rId689">
         <w:r>
           <w:rPr>
             <w:lang w:val="zh_TW" w:bidi="zh_TW"/>
@@ -32490,7 +32496,7 @@
         </w:rPr>
         <w:t>：這段敘述以一個諺語結束，對比了神理解生命的方式，和一般人理解生命的方式（類似的說法，見</w:t>
       </w:r>
-      <w:hyperlink r:id="rId689">
+      <w:hyperlink r:id="rId690">
         <w:r>
           <w:rPr>
             <w:lang w:val="zh_TW" w:bidi="zh_TW"/>
@@ -32508,7 +32514,7 @@
         </w:rPr>
         <w:t>；</w:t>
       </w:r>
-      <w:hyperlink r:id="rId690">
+      <w:hyperlink r:id="rId691">
         <w:r>
           <w:rPr>
             <w:lang w:val="zh_TW" w:bidi="zh_TW"/>
@@ -32526,7 +32532,7 @@
         </w:rPr>
         <w:t>）。對於那些有眼睛看、有耳朵聽的人（</w:t>
       </w:r>
-      <w:hyperlink r:id="rId691">
+      <w:hyperlink r:id="rId692">
         <w:r>
           <w:rPr>
             <w:lang w:val="zh_TW" w:bidi="zh_TW"/>
@@ -32544,7 +32550,7 @@
         </w:rPr>
         <w:t>，</w:t>
       </w:r>
-      <w:hyperlink r:id="rId692">
+      <w:hyperlink r:id="rId693">
         <w:r>
           <w:rPr>
             <w:lang w:val="zh_TW" w:bidi="zh_TW"/>
@@ -32628,7 +32634,7 @@
         </w:rPr>
         <w:t>，</w:t>
       </w:r>
-      <w:hyperlink r:id="rId693">
+      <w:hyperlink r:id="rId694">
         <w:r>
           <w:rPr>
             <w:lang w:val="zh_TW" w:bidi="zh_TW"/>
@@ -32682,7 +32688,7 @@
         </w:rPr>
         <w:t>）。耶穌知道即將發生的事情；在耶路撒冷等待耶穌的既不是悲劇也不是命運，而是神的旨意（見</w:t>
       </w:r>
-      <w:hyperlink r:id="rId694">
+      <w:hyperlink r:id="rId695">
         <w:r>
           <w:rPr>
             <w:lang w:val="zh_TW" w:bidi="zh_TW"/>
@@ -32700,7 +32706,7 @@
         </w:rPr>
         <w:t>；</w:t>
       </w:r>
-      <w:hyperlink r:id="rId695">
+      <w:hyperlink r:id="rId696">
         <w:r>
           <w:rPr>
             <w:lang w:val="zh_TW" w:bidi="zh_TW"/>
@@ -32788,7 +32794,7 @@
         </w:rPr>
         <w:t>他們沒有判人死刑的權利（</w:t>
       </w:r>
-      <w:hyperlink r:id="rId696">
+      <w:hyperlink r:id="rId697">
         <w:r>
           <w:rPr>
             <w:lang w:val="zh_TW" w:bidi="zh_TW"/>
@@ -32854,7 +32860,7 @@
         </w:rPr>
         <w:t>在耶穌第三次預言祂的受難（</w:t>
       </w:r>
-      <w:hyperlink r:id="rId697">
+      <w:hyperlink r:id="rId698">
         <w:r>
           <w:rPr>
             <w:lang w:val="zh_TW" w:bidi="zh_TW"/>
@@ -32872,7 +32878,7 @@
         </w:rPr>
         <w:t>）之後，又一次出現門徒的失敗（見</w:t>
       </w:r>
-      <w:hyperlink r:id="rId694">
+      <w:hyperlink r:id="rId695">
         <w:r>
           <w:rPr>
             <w:lang w:val="zh_TW" w:bidi="zh_TW"/>
@@ -32890,7 +32896,7 @@
         </w:rPr>
         <w:t>，</w:t>
       </w:r>
-      <w:hyperlink r:id="rId698">
+      <w:hyperlink r:id="rId699">
         <w:r>
           <w:rPr>
             <w:lang w:val="zh_TW" w:bidi="zh_TW"/>
@@ -32926,7 +32932,7 @@
         </w:rPr>
         <w:t>）以及耶穌對他們的回應（</w:t>
       </w:r>
-      <w:hyperlink r:id="rId699">
+      <w:hyperlink r:id="rId700">
         <w:r>
           <w:rPr>
             <w:lang w:val="zh_TW" w:bidi="zh_TW"/>
@@ -32944,7 +32950,7 @@
         </w:rPr>
         <w:t>）。然後，耶穌向其他門徒解釋在神的國中「為大」和「為首」的意義（</w:t>
       </w:r>
-      <w:hyperlink r:id="rId700">
+      <w:hyperlink r:id="rId701">
         <w:r>
           <w:rPr>
             <w:lang w:val="zh_TW" w:bidi="zh_TW"/>
@@ -33064,7 +33070,7 @@
         </w:rPr>
         <w:t>）。然而，他們完全誤解了在神的國中成為領袖的意義（</w:t>
       </w:r>
-      <w:hyperlink r:id="rId701">
+      <w:hyperlink r:id="rId702">
         <w:r>
           <w:rPr>
             <w:lang w:val="zh_TW" w:bidi="zh_TW"/>
@@ -33152,7 +33158,7 @@
         </w:rPr>
         <w:t>喝苦杯：「喝這杯」通常與苦難和死亡有關（</w:t>
       </w:r>
-      <w:hyperlink r:id="rId702">
+      <w:hyperlink r:id="rId703">
         <w:r>
           <w:rPr>
             <w:lang w:val="zh_TW" w:bidi="zh_TW"/>
@@ -33170,7 +33176,7 @@
         </w:rPr>
         <w:t>；</w:t>
       </w:r>
-      <w:hyperlink r:id="rId703">
+      <w:hyperlink r:id="rId704">
         <w:r>
           <w:rPr>
             <w:lang w:val="zh_TW" w:bidi="zh_TW"/>
@@ -33188,7 +33194,7 @@
         </w:rPr>
         <w:t>、</w:t>
       </w:r>
-      <w:hyperlink r:id="rId704">
+      <w:hyperlink r:id="rId705">
         <w:r>
           <w:rPr>
             <w:lang w:val="zh_TW" w:bidi="zh_TW"/>
@@ -33206,7 +33212,7 @@
         </w:rPr>
         <w:t>；</w:t>
       </w:r>
-      <w:hyperlink r:id="rId705">
+      <w:hyperlink r:id="rId706">
         <w:r>
           <w:rPr>
             <w:lang w:val="zh_TW" w:bidi="zh_TW"/>
@@ -33224,7 +33230,7 @@
         </w:rPr>
         <w:t>，</w:t>
       </w:r>
-      <w:hyperlink r:id="rId706">
+      <w:hyperlink r:id="rId707">
         <w:r>
           <w:rPr>
             <w:lang w:val="zh_TW" w:bidi="zh_TW"/>
@@ -33242,7 +33248,7 @@
         </w:rPr>
         <w:t>；</w:t>
       </w:r>
-      <w:hyperlink r:id="rId707">
+      <w:hyperlink r:id="rId708">
         <w:r>
           <w:rPr>
             <w:lang w:val="zh_TW" w:bidi="zh_TW"/>
@@ -33260,7 +33266,7 @@
         </w:rPr>
         <w:t>；見</w:t>
       </w:r>
-      <w:hyperlink r:id="rId670">
+      <w:hyperlink r:id="rId671">
         <w:r>
           <w:rPr>
             <w:lang w:val="zh_TW" w:bidi="zh_TW"/>
@@ -33314,7 +33320,7 @@
         </w:rPr>
         <w:t>受苦的洗禮讓人回想起耶穌在受洗時完全委身於神的呼召，這也表達信徒受洗進入耶穌的死、埋葬和復活（</w:t>
       </w:r>
-      <w:hyperlink r:id="rId708">
+      <w:hyperlink r:id="rId709">
         <w:r>
           <w:rPr>
             <w:lang w:val="zh_TW" w:bidi="zh_TW"/>
@@ -33332,7 +33338,7 @@
         </w:rPr>
         <w:t>；</w:t>
       </w:r>
-      <w:hyperlink r:id="rId709">
+      <w:hyperlink r:id="rId710">
         <w:r>
           <w:rPr>
             <w:lang w:val="zh_TW" w:bidi="zh_TW"/>
@@ -33398,7 +33404,7 @@
         </w:rPr>
         <w:t>雅各和約翰確實為耶穌喝了受苦的苦杯。雅各因信仰而死（</w:t>
       </w:r>
-      <w:hyperlink r:id="rId710">
+      <w:hyperlink r:id="rId711">
         <w:r>
           <w:rPr>
             <w:lang w:val="zh_TW" w:bidi="zh_TW"/>
@@ -33538,7 +33544,7 @@
         </w:rPr>
         <w:t>耶穌並沒有答應他們的請求。這些位分已預留給那些由父神所預備的人（另見</w:t>
       </w:r>
-      <w:hyperlink r:id="rId711">
+      <w:hyperlink r:id="rId712">
         <w:r>
           <w:rPr>
             <w:lang w:val="zh_TW" w:bidi="zh_TW"/>
@@ -33616,7 +33622,7 @@
         </w:rPr>
         <w:t>就惱怒：也許他們想要雅各和約翰所要求的特殊位置。所有耶穌的門徒都需要重新理解在上帝國度中作領袖的意義（</w:t>
       </w:r>
-      <w:hyperlink r:id="rId712">
+      <w:hyperlink r:id="rId713">
         <w:r>
           <w:rPr>
             <w:lang w:val="zh_TW" w:bidi="zh_TW"/>
@@ -33718,7 +33724,7 @@
         </w:rPr>
         <w:t>，</w:t>
       </w:r>
-      <w:hyperlink r:id="rId713">
+      <w:hyperlink r:id="rId714">
         <w:r>
           <w:rPr>
             <w:lang w:val="zh_TW" w:bidi="zh_TW"/>
@@ -33772,7 +33778,7 @@
         </w:rPr>
         <w:t>；</w:t>
       </w:r>
-      <w:hyperlink r:id="rId714">
+      <w:hyperlink r:id="rId715">
         <w:r>
           <w:rPr>
             <w:lang w:val="zh_TW" w:bidi="zh_TW"/>
@@ -33878,7 +33884,7 @@
         </w:rPr>
         <w:t>「多人」的表達可能是對</w:t>
       </w:r>
-      <w:hyperlink r:id="rId715">
+      <w:hyperlink r:id="rId716">
         <w:r>
           <w:rPr>
             <w:lang w:val="zh_TW" w:bidi="zh_TW"/>
@@ -33909,7 +33915,7 @@
         </w:rPr>
         <w:t>」（參</w:t>
       </w:r>
-      <w:hyperlink r:id="rId716">
+      <w:hyperlink r:id="rId717">
         <w:r>
           <w:rPr>
             <w:lang w:val="zh_TW" w:bidi="zh_TW"/>
@@ -33927,7 +33933,7 @@
         </w:rPr>
         <w:t>，</w:t>
       </w:r>
-      <w:hyperlink r:id="rId717">
+      <w:hyperlink r:id="rId718">
         <w:r>
           <w:rPr>
             <w:lang w:val="zh_TW" w:bidi="zh_TW"/>
@@ -33945,7 +33951,7 @@
         </w:rPr>
         <w:t>）。耶穌是代替所有人而死。後來，耶穌會談到祂的血是為多人流出來的（</w:t>
       </w:r>
-      <w:hyperlink r:id="rId670">
+      <w:hyperlink r:id="rId671">
         <w:r>
           <w:rPr>
             <w:lang w:val="zh_TW" w:bidi="zh_TW"/>
@@ -34015,7 +34021,7 @@
         </w:rPr>
         <w:t>到了耶利哥：耶穌在</w:t>
       </w:r>
-      <w:hyperlink r:id="rId718">
+      <w:hyperlink r:id="rId719">
         <w:r>
           <w:rPr>
             <w:lang w:val="zh_TW" w:bidi="zh_TW"/>
@@ -34171,7 +34177,7 @@
         </w:rPr>
         <w:t>，「文學特徵」）。此事件也是耶穌作為在</w:t>
       </w:r>
-      <w:hyperlink r:id="rId719">
+      <w:hyperlink r:id="rId720">
         <w:r>
           <w:rPr>
             <w:lang w:val="zh_TW" w:bidi="zh_TW"/>
@@ -34189,7 +34195,7 @@
         </w:rPr>
         <w:t>，以色列彌賽亞進入耶路撒冷的橋樑。巴底買的認信（大衛的子孫耶穌），為讀者預備耶穌到達耶路撒冷時眾人的認信（</w:t>
       </w:r>
-      <w:hyperlink r:id="rId720">
+      <w:hyperlink r:id="rId721">
         <w:r>
           <w:rPr>
             <w:lang w:val="zh_TW" w:bidi="zh_TW"/>
@@ -34271,7 +34277,7 @@
         </w:rPr>
         <w:t>他聽見：耶穌的盛名已經傳到耶利哥，甚至傳到外邦地區（</w:t>
       </w:r>
-      <w:hyperlink r:id="rId721">
+      <w:hyperlink r:id="rId722">
         <w:r>
           <w:rPr>
             <w:lang w:val="zh_TW" w:bidi="zh_TW"/>
@@ -34307,7 +34313,7 @@
         </w:rPr>
         <w:t>大衛的子孫耶穌：馬可沒有解釋巴底買如何知道耶穌是大衛的後裔。或許他知道耶穌是彌賽亞。然而，這位盲人並沒有像當時大多數人認為這稱號是與政治或軍事目標有關。相反地，巴底買把焦點放在耶穌所關心的，就是把神的國帶給窮人、殘疾人、瘸腿的和瞎眼的人，巴底買求的是耶穌的憐憫和醫治（</w:t>
       </w:r>
-      <w:hyperlink r:id="rId722">
+      <w:hyperlink r:id="rId723">
         <w:r>
           <w:rPr>
             <w:lang w:val="zh_TW" w:bidi="zh_TW"/>
@@ -34325,7 +34331,7 @@
         </w:rPr>
         <w:t>）——這與耶穌對自己的認識是一致的（參</w:t>
       </w:r>
-      <w:hyperlink r:id="rId723">
+      <w:hyperlink r:id="rId724">
         <w:r>
           <w:rPr>
             <w:lang w:val="zh_TW" w:bidi="zh_TW"/>
@@ -34500,7 +34506,7 @@
         </w:rPr>
         <w:t>；見</w:t>
       </w:r>
-      <w:hyperlink r:id="rId724">
+      <w:hyperlink r:id="rId725">
         <w:r>
           <w:rPr>
             <w:lang w:val="zh_TW" w:bidi="zh_TW"/>
@@ -34572,7 +34578,7 @@
         </w:rPr>
         <w:t>；</w:t>
       </w:r>
-      <w:hyperlink r:id="rId725">
+      <w:hyperlink r:id="rId726">
         <w:r>
           <w:rPr>
             <w:lang w:val="zh_TW" w:bidi="zh_TW"/>
@@ -34590,7 +34596,7 @@
         </w:rPr>
         <w:t>；</w:t>
       </w:r>
-      <w:hyperlink r:id="rId726">
+      <w:hyperlink r:id="rId727">
         <w:r>
           <w:rPr>
             <w:lang w:val="zh_TW" w:bidi="zh_TW"/>
@@ -34662,7 +34668,7 @@
         </w:rPr>
         <w:t>，</w:t>
       </w:r>
-      <w:hyperlink r:id="rId727">
+      <w:hyperlink r:id="rId728">
         <w:r>
           <w:rPr>
             <w:lang w:val="zh_TW" w:bidi="zh_TW"/>
@@ -34698,7 +34704,7 @@
         </w:rPr>
         <w:t>，</w:t>
       </w:r>
-      <w:hyperlink r:id="rId728">
+      <w:hyperlink r:id="rId729">
         <w:r>
           <w:rPr>
             <w:lang w:val="zh_TW" w:bidi="zh_TW"/>
@@ -34716,7 +34722,7 @@
         </w:rPr>
         <w:t>、</w:t>
       </w:r>
-      <w:hyperlink r:id="rId680">
+      <w:hyperlink r:id="rId681">
         <w:r>
           <w:rPr>
             <w:lang w:val="zh_TW" w:bidi="zh_TW"/>
@@ -34752,7 +34758,7 @@
         </w:rPr>
         <w:t>）走在路上（參</w:t>
       </w:r>
-      <w:hyperlink r:id="rId729">
+      <w:hyperlink r:id="rId730">
         <w:r>
           <w:rPr>
             <w:lang w:val="zh_TW" w:bidi="zh_TW"/>
@@ -34840,7 +34846,7 @@
         </w:rPr>
         <w:t>前往耶路撒冷是耶穌的目標。在耶穌被釘十字架前的一週，耶穌門徒住在伯大尼（</w:t>
       </w:r>
-      <w:hyperlink r:id="rId730">
+      <w:hyperlink r:id="rId731">
         <w:r>
           <w:rPr>
             <w:lang w:val="zh_TW" w:bidi="zh_TW"/>
@@ -34858,7 +34864,7 @@
         </w:rPr>
         <w:t>，</w:t>
       </w:r>
-      <w:hyperlink r:id="rId731">
+      <w:hyperlink r:id="rId732">
         <w:r>
           <w:rPr>
             <w:lang w:val="zh_TW" w:bidi="zh_TW"/>
@@ -34894,7 +34900,7 @@
         </w:rPr>
         <w:t>橄欖山經常與最後審判的地點有關（</w:t>
       </w:r>
-      <w:hyperlink r:id="rId732">
+      <w:hyperlink r:id="rId733">
         <w:r>
           <w:rPr>
             <w:lang w:val="zh_TW" w:bidi="zh_TW"/>
@@ -34912,7 +34918,7 @@
         </w:rPr>
         <w:t>），同時也是彌賽亞將要顯現的地方（</w:t>
       </w:r>
-      <w:hyperlink r:id="rId733">
+      <w:hyperlink r:id="rId734">
         <w:r>
           <w:rPr>
             <w:lang w:val="zh_TW" w:bidi="zh_TW"/>
@@ -34930,7 +34936,7 @@
         </w:rPr>
         <w:t>；</w:t>
       </w:r>
-      <w:hyperlink r:id="rId734">
+      <w:hyperlink r:id="rId735">
         <w:r>
           <w:rPr>
             <w:lang w:val="zh_TW" w:bidi="zh_TW"/>
@@ -35049,7 +35055,7 @@
         </w:rPr>
         <w:t>本段重點在於耶穌與耶路撒冷聖殿的關係。馬可福音在地理上的編排，是把耶穌的教導和與耶路撒冷有關的事件都放在</w:t>
       </w:r>
-      <w:hyperlink r:id="rId735">
+      <w:hyperlink r:id="rId736">
         <w:r>
           <w:rPr>
             <w:lang w:val="zh_TW" w:bidi="zh_TW"/>
@@ -35085,7 +35091,7 @@
         </w:rPr>
         <w:t>本段以耶穌的第二次長篇教導結束（見</w:t>
       </w:r>
-      <w:hyperlink r:id="rId736">
+      <w:hyperlink r:id="rId737">
         <w:r>
           <w:rPr>
             <w:lang w:val="zh_TW" w:bidi="zh_TW"/>
@@ -35103,7 +35109,7 @@
         </w:rPr>
         <w:t>），現在的重點是聖殿的毀滅和人子的再來。</w:t>
       </w:r>
-      <w:hyperlink r:id="rId737">
+      <w:hyperlink r:id="rId738">
         <w:r>
           <w:rPr>
             <w:lang w:val="zh_TW" w:bidi="zh_TW"/>
@@ -35121,7 +35127,7 @@
         </w:rPr>
         <w:t>中的高潮，是許多關於神即將降臨耶路撒冷和聖殿的審判的陳述（特別見</w:t>
       </w:r>
-      <w:hyperlink r:id="rId738">
+      <w:hyperlink r:id="rId739">
         <w:r>
           <w:rPr>
             <w:lang w:val="zh_TW" w:bidi="zh_TW"/>
@@ -35205,7 +35211,7 @@
         </w:rPr>
         <w:t>耶穌能夠超自然的知道事情，已經有許多的例子（</w:t>
       </w:r>
-      <w:hyperlink r:id="rId739">
+      <w:hyperlink r:id="rId740">
         <w:r>
           <w:rPr>
             <w:lang w:val="zh_TW" w:bidi="zh_TW"/>
@@ -35241,7 +35247,7 @@
         </w:rPr>
         <w:t>，</w:t>
       </w:r>
-      <w:hyperlink r:id="rId740">
+      <w:hyperlink r:id="rId741">
         <w:r>
           <w:rPr>
             <w:lang w:val="zh_TW" w:bidi="zh_TW"/>
@@ -35259,7 +35265,7 @@
         </w:rPr>
         <w:t>、</w:t>
       </w:r>
-      <w:hyperlink r:id="rId741">
+      <w:hyperlink r:id="rId742">
         <w:r>
           <w:rPr>
             <w:lang w:val="zh_TW" w:bidi="zh_TW"/>
@@ -35313,7 +35319,7 @@
         </w:rPr>
         <w:t>），但人們接受「主要用牠」的回答（</w:t>
       </w:r>
-      <w:hyperlink r:id="rId742">
+      <w:hyperlink r:id="rId743">
         <w:r>
           <w:rPr>
             <w:lang w:val="zh_TW" w:bidi="zh_TW"/>
@@ -35331,7 +35337,7 @@
         </w:rPr>
         <w:t>、</w:t>
       </w:r>
-      <w:hyperlink r:id="rId743">
+      <w:hyperlink r:id="rId744">
         <w:r>
           <w:rPr>
             <w:lang w:val="zh_TW" w:bidi="zh_TW"/>
@@ -35349,7 +35355,7 @@
         </w:rPr>
         <w:t>），表示耶穌是已經預先安排好的（參</w:t>
       </w:r>
-      <w:hyperlink r:id="rId744">
+      <w:hyperlink r:id="rId745">
         <w:r>
           <w:rPr>
             <w:lang w:val="zh_TW" w:bidi="zh_TW"/>
@@ -35367,7 +35373,7 @@
         </w:rPr>
         <w:t>）。耶穌有意按照</w:t>
       </w:r>
-      <w:hyperlink r:id="rId745">
+      <w:hyperlink r:id="rId746">
         <w:r>
           <w:rPr>
             <w:lang w:val="zh_TW" w:bidi="zh_TW"/>
@@ -35464,7 +35470,7 @@
         </w:rPr>
         <w:t>，</w:t>
       </w:r>
-      <w:hyperlink r:id="rId746">
+      <w:hyperlink r:id="rId747">
         <w:r>
           <w:rPr>
             <w:lang w:val="zh_TW" w:bidi="zh_TW"/>
@@ -35482,7 +35488,7 @@
         </w:rPr>
         <w:t>，</w:t>
       </w:r>
-      <w:hyperlink r:id="rId747">
+      <w:hyperlink r:id="rId748">
         <w:r>
           <w:rPr>
             <w:lang w:val="zh_TW" w:bidi="zh_TW"/>
@@ -35500,7 +35506,7 @@
         </w:rPr>
         <w:t>；見亦</w:t>
       </w:r>
-      <w:hyperlink r:id="rId748">
+      <w:hyperlink r:id="rId749">
         <w:r>
           <w:rPr>
             <w:lang w:val="zh_TW" w:bidi="zh_TW"/>
@@ -35518,7 +35524,7 @@
         </w:rPr>
         <w:t>、</w:t>
       </w:r>
-      <w:hyperlink r:id="rId749">
+      <w:hyperlink r:id="rId750">
         <w:r>
           <w:rPr>
             <w:lang w:val="zh_TW" w:bidi="zh_TW"/>
@@ -35536,7 +35542,7 @@
         </w:rPr>
         <w:t>），所以他們能理解主耶穌基督需要那匹驢駒（見亦</w:t>
       </w:r>
-      <w:hyperlink r:id="rId750">
+      <w:hyperlink r:id="rId751">
         <w:r>
           <w:rPr>
             <w:lang w:val="zh_TW" w:bidi="zh_TW"/>
@@ -35554,7 +35560,7 @@
         </w:rPr>
         <w:t>；</w:t>
       </w:r>
-      <w:hyperlink r:id="rId751">
+      <w:hyperlink r:id="rId752">
         <w:r>
           <w:rPr>
             <w:lang w:val="zh_TW" w:bidi="zh_TW"/>
@@ -35672,7 +35678,7 @@
         </w:rPr>
         <w:t>驢駒……耶穌就騎上：一些人無疑地明白，他們正在見證彌賽亞的到來。（參</w:t>
       </w:r>
-      <w:hyperlink r:id="rId745">
+      <w:hyperlink r:id="rId746">
         <w:r>
           <w:rPr>
             <w:lang w:val="zh_TW" w:bidi="zh_TW"/>
@@ -35708,7 +35714,7 @@
         </w:rPr>
         <w:t>門徒用他們的外衣為耶穌鋪了一個座位，其他人則鋪上衣服和附近樹上的樹枝，形成一條光榮之路，讓耶穌騎行進入耶路撒冷（見</w:t>
       </w:r>
-      <w:hyperlink r:id="rId752">
+      <w:hyperlink r:id="rId753">
         <w:r>
           <w:rPr>
             <w:lang w:val="zh_TW" w:bidi="zh_TW"/>
@@ -35726,7 +35732,7 @@
         </w:rPr>
         <w:t>；</w:t>
       </w:r>
-      <w:hyperlink r:id="rId753">
+      <w:hyperlink r:id="rId754">
         <w:r>
           <w:rPr>
             <w:lang w:val="zh_TW" w:bidi="zh_TW"/>
@@ -35818,7 +35824,7 @@
         </w:rPr>
         <w:t>不再作為向敵人求救的呼喊，而是成為一種表達喜悅和歡欣的慣用語（參「讚美主！」如當今的用法）。對於人們來說，這是對一位著名朝聖者、來自加利利的先知的熱情歡迎（</w:t>
       </w:r>
-      <w:hyperlink r:id="rId754">
+      <w:hyperlink r:id="rId755">
         <w:r>
           <w:rPr>
             <w:lang w:val="zh_TW" w:bidi="zh_TW"/>
@@ -35836,7 +35842,7 @@
         </w:rPr>
         <w:t>）。使拉撒路從死裡復活的神蹟可能讓當天的氣氛更加興奮（</w:t>
       </w:r>
-      <w:hyperlink r:id="rId755">
+      <w:hyperlink r:id="rId756">
         <w:r>
           <w:rPr>
             <w:lang w:val="zh_TW" w:bidi="zh_TW"/>
@@ -35920,7 +35926,7 @@
         </w:rPr>
         <w:t>這敘述結束地出呼意料：熱情的群眾消失了，耶穌真正進入聖殿的過程，與祂走近聖殿的過程相比，顯得冷清掃興。顯然，在人們的心目中，並沒有發生什麼重要的事情。耶穌「周圍看了各樣物件」，為讀者準備好神要對聖殿的審判（</w:t>
       </w:r>
-      <w:hyperlink r:id="rId756">
+      <w:hyperlink r:id="rId757">
         <w:r>
           <w:rPr>
             <w:lang w:val="zh_TW" w:bidi="zh_TW"/>
@@ -35990,7 +35996,7 @@
         </w:rPr>
         <w:t>在對觀福音（synoptic Gospels）中，耶穌彌賽亞進入耶路撒冷與潔淨聖殿有密切相關（見</w:t>
       </w:r>
-      <w:hyperlink r:id="rId756">
+      <w:hyperlink r:id="rId757">
         <w:r>
           <w:rPr>
             <w:lang w:val="zh_TW" w:bidi="zh_TW"/>
@@ -36008,7 +36014,7 @@
         </w:rPr>
         <w:t>；參</w:t>
       </w:r>
-      <w:hyperlink r:id="rId757">
+      <w:hyperlink r:id="rId758">
         <w:r>
           <w:rPr>
             <w:lang w:val="zh_TW" w:bidi="zh_TW"/>
@@ -36026,7 +36032,7 @@
         </w:rPr>
         <w:t>；</w:t>
       </w:r>
-      <w:hyperlink r:id="rId758">
+      <w:hyperlink r:id="rId759">
         <w:r>
           <w:rPr>
             <w:lang w:val="zh_TW" w:bidi="zh_TW"/>
@@ -36044,7 +36050,7 @@
         </w:rPr>
         <w:t>）。然而，在約翰福音中，潔淨聖殿的記載出現在耶穌事工的早期（</w:t>
       </w:r>
-      <w:hyperlink r:id="rId759">
+      <w:hyperlink r:id="rId760">
         <w:r>
           <w:rPr>
             <w:lang w:val="zh_TW" w:bidi="zh_TW"/>
@@ -36080,7 +36086,7 @@
         </w:rPr>
         <w:t>在馬可的記載中，無花果樹的咒詛（</w:t>
       </w:r>
-      <w:hyperlink r:id="rId760">
+      <w:hyperlink r:id="rId761">
         <w:r>
           <w:rPr>
             <w:lang w:val="zh_TW" w:bidi="zh_TW"/>
@@ -36098,7 +36104,7 @@
         </w:rPr>
         <w:t>，</w:t>
       </w:r>
-      <w:hyperlink r:id="rId761">
+      <w:hyperlink r:id="rId762">
         <w:r>
           <w:rPr>
             <w:lang w:val="zh_TW" w:bidi="zh_TW"/>
@@ -36129,7 +36135,7 @@
         </w:rPr>
         <w:t>。（</w:t>
       </w:r>
-      <w:hyperlink r:id="rId762">
+      <w:hyperlink r:id="rId763">
         <w:r>
           <w:rPr>
             <w:lang w:val="zh_TW" w:bidi="zh_TW"/>
@@ -36207,7 +36213,7 @@
         </w:rPr>
         <w:t>不是收無花果的時候：耶穌並非僅因無果而詛咒無花果樹。相反地，耶穌是進行像早期先知那樣的預言性的象徵行動（</w:t>
       </w:r>
-      <w:hyperlink r:id="rId763">
+      <w:hyperlink r:id="rId764">
         <w:r>
           <w:rPr>
             <w:lang w:val="zh_TW" w:bidi="zh_TW"/>
@@ -36225,7 +36231,7 @@
         </w:rPr>
         <w:t>；</w:t>
       </w:r>
-      <w:hyperlink r:id="rId764">
+      <w:hyperlink r:id="rId765">
         <w:r>
           <w:rPr>
             <w:lang w:val="zh_TW" w:bidi="zh_TW"/>
@@ -36243,7 +36249,7 @@
         </w:rPr>
         <w:t>，</w:t>
       </w:r>
-      <w:hyperlink r:id="rId765">
+      <w:hyperlink r:id="rId766">
         <w:r>
           <w:rPr>
             <w:lang w:val="zh_TW" w:bidi="zh_TW"/>
@@ -36261,7 +36267,7 @@
         </w:rPr>
         <w:t>；</w:t>
       </w:r>
-      <w:hyperlink r:id="rId766">
+      <w:hyperlink r:id="rId767">
         <w:r>
           <w:rPr>
             <w:lang w:val="zh_TW" w:bidi="zh_TW"/>
@@ -36331,7 +36337,7 @@
         </w:rPr>
         <w:t>他們來到耶路撒冷：進入聖殿後，耶穌對買賣祭牲和兌換錢幣的行為感到非常心煩。這些活動由祭司監督，只有祭司才能夠認證帶來的祭牲是否合格。在聖殿販賣祭牲是為了確保在聖殿中使用的祭牲都是無瑕疵的。這些交易透過在耶路撒冷周圍設立兌換桌來進行，但在逾越節前一個月的亞達月十五日，聖殿內部也會設立兌換桌。通常兌換率要包含4%到8%的佣金。由於涉及大量的半舍客勒（見</w:t>
       </w:r>
-      <w:hyperlink r:id="rId767">
+      <w:hyperlink r:id="rId768">
         <w:r>
           <w:rPr>
             <w:lang w:val="zh_TW" w:bidi="zh_TW"/>
@@ -36349,7 +36355,7 @@
         </w:rPr>
         <w:t>）和祭牲，兌換錢幣和出售祭牲的活動非常有利可圖。當時的猶太文獻對祭司積累巨額財富、掠奪窮人的行為進行了強烈批評。耶穌並不反對聖殿，也不是在攻擊獻祭制度（</w:t>
       </w:r>
-      <w:hyperlink r:id="rId768">
+      <w:hyperlink r:id="rId769">
         <w:r>
           <w:rPr>
             <w:lang w:val="zh_TW" w:bidi="zh_TW"/>
@@ -36367,7 +36373,7 @@
         </w:rPr>
         <w:t>；</w:t>
       </w:r>
-      <w:hyperlink r:id="rId769">
+      <w:hyperlink r:id="rId770">
         <w:r>
           <w:rPr>
             <w:lang w:val="zh_TW" w:bidi="zh_TW"/>
@@ -36385,7 +36391,7 @@
         </w:rPr>
         <w:t>、</w:t>
       </w:r>
-      <w:hyperlink r:id="rId770">
+      <w:hyperlink r:id="rId771">
         <w:r>
           <w:rPr>
             <w:lang w:val="zh_TW" w:bidi="zh_TW"/>
@@ -36403,7 +36409,7 @@
         </w:rPr>
         <w:t>，</w:t>
       </w:r>
-      <w:hyperlink r:id="rId771">
+      <w:hyperlink r:id="rId772">
         <w:r>
           <w:rPr>
             <w:lang w:val="zh_TW" w:bidi="zh_TW"/>
@@ -36421,7 +36427,7 @@
         </w:rPr>
         <w:t>；</w:t>
       </w:r>
-      <w:hyperlink r:id="rId772">
+      <w:hyperlink r:id="rId773">
         <w:r>
           <w:rPr>
             <w:lang w:val="zh_TW" w:bidi="zh_TW"/>
@@ -36439,7 +36445,7 @@
         </w:rPr>
         <w:t>；</w:t>
       </w:r>
-      <w:hyperlink r:id="rId773">
+      <w:hyperlink r:id="rId774">
         <w:r>
           <w:rPr>
             <w:lang w:val="zh_TW" w:bidi="zh_TW"/>
@@ -36457,7 +36463,7 @@
         </w:rPr>
         <w:t>，</w:t>
       </w:r>
-      <w:hyperlink r:id="rId774">
+      <w:hyperlink r:id="rId775">
         <w:r>
           <w:rPr>
             <w:lang w:val="zh_TW" w:bidi="zh_TW"/>
@@ -36676,7 +36682,7 @@
         </w:rPr>
         <w:t>耶穌引用</w:t>
       </w:r>
-      <w:hyperlink r:id="rId775">
+      <w:hyperlink r:id="rId776">
         <w:r>
           <w:rPr>
             <w:lang w:val="zh_TW" w:bidi="zh_TW"/>
@@ -36694,7 +36700,7 @@
         </w:rPr>
         <w:t>和</w:t>
       </w:r>
-      <w:hyperlink r:id="rId776">
+      <w:hyperlink r:id="rId777">
         <w:r>
           <w:rPr>
             <w:lang w:val="zh_TW" w:bidi="zh_TW"/>
@@ -36880,7 +36886,7 @@
         </w:rPr>
         <w:t>耶穌和門徒離開了：他們大概是回到伯大尼（</w:t>
       </w:r>
-      <w:hyperlink r:id="rId777">
+      <w:hyperlink r:id="rId778">
         <w:r>
           <w:rPr>
             <w:lang w:val="zh_TW" w:bidi="zh_TW"/>
@@ -36898,7 +36904,7 @@
         </w:rPr>
         <w:t>，</w:t>
       </w:r>
-      <w:hyperlink r:id="rId778">
+      <w:hyperlink r:id="rId779">
         <w:r>
           <w:rPr>
             <w:lang w:val="zh_TW" w:bidi="zh_TW"/>
@@ -37034,7 +37040,7 @@
         </w:rPr>
         <w:t>「這座山」可能指的是聖殿山，而不是橄欖山。聖殿的審判是</w:t>
       </w:r>
-      <w:hyperlink r:id="rId738">
+      <w:hyperlink r:id="rId739">
         <w:r>
           <w:rPr>
             <w:lang w:val="zh_TW" w:bidi="zh_TW"/>
@@ -37052,7 +37058,7 @@
         </w:rPr>
         <w:t>的重點；在</w:t>
       </w:r>
-      <w:hyperlink r:id="rId779">
+      <w:hyperlink r:id="rId780">
         <w:r>
           <w:rPr>
             <w:lang w:val="zh_TW" w:bidi="zh_TW"/>
@@ -37070,7 +37076,7 @@
         </w:rPr>
         <w:t>中再次提到，並在</w:t>
       </w:r>
-      <w:hyperlink r:id="rId736">
+      <w:hyperlink r:id="rId737">
         <w:r>
           <w:rPr>
             <w:lang w:val="zh_TW" w:bidi="zh_TW"/>
@@ -37106,7 +37112,7 @@
         </w:rPr>
         <w:t>）和被釘十字架（</w:t>
       </w:r>
-      <w:hyperlink r:id="rId780">
+      <w:hyperlink r:id="rId781">
         <w:r>
           <w:rPr>
             <w:lang w:val="zh_TW" w:bidi="zh_TW"/>
@@ -37194,7 +37200,7 @@
         </w:rPr>
         <w:t>聯繫在一起。第一個論述（</w:t>
       </w:r>
-      <w:hyperlink r:id="rId781">
+      <w:hyperlink r:id="rId782">
         <w:r>
           <w:rPr>
             <w:lang w:val="zh_TW" w:bidi="zh_TW"/>
@@ -37230,7 +37236,7 @@
         </w:rPr>
         <w:t>描述的信心禱告，我們會得到我們所求的（見</w:t>
       </w:r>
-      <w:hyperlink r:id="rId782">
+      <w:hyperlink r:id="rId783">
         <w:r>
           <w:rPr>
             <w:lang w:val="zh_TW" w:bidi="zh_TW"/>
@@ -37266,7 +37272,7 @@
         </w:rPr>
         <w:t>饒恕是禱告得應允的第二個條件。只有當我們寬恕他人時，我們最重要的禱告，即求神寬恕我們的禱告，才能得到應允（</w:t>
       </w:r>
-      <w:hyperlink r:id="rId783">
+      <w:hyperlink r:id="rId784">
         <w:r>
           <w:rPr>
             <w:lang w:val="zh_TW" w:bidi="zh_TW"/>
@@ -37284,7 +37290,7 @@
         </w:rPr>
         <w:t>，</w:t>
       </w:r>
-      <w:hyperlink r:id="rId784">
+      <w:hyperlink r:id="rId785">
         <w:r>
           <w:rPr>
             <w:lang w:val="zh_TW" w:bidi="zh_TW"/>
@@ -37302,7 +37308,7 @@
         </w:rPr>
         <w:t>、</w:t>
       </w:r>
-      <w:hyperlink r:id="rId785">
+      <w:hyperlink r:id="rId786">
         <w:r>
           <w:rPr>
             <w:lang w:val="zh_TW" w:bidi="zh_TW"/>
@@ -37320,7 +37326,7 @@
         </w:rPr>
         <w:t>；</w:t>
       </w:r>
-      <w:hyperlink r:id="rId786">
+      <w:hyperlink r:id="rId787">
         <w:r>
           <w:rPr>
             <w:lang w:val="zh_TW" w:bidi="zh_TW"/>
@@ -37338,7 +37344,7 @@
         </w:rPr>
         <w:t>，</w:t>
       </w:r>
-      <w:hyperlink r:id="rId787">
+      <w:hyperlink r:id="rId788">
         <w:r>
           <w:rPr>
             <w:lang w:val="zh_TW" w:bidi="zh_TW"/>
@@ -37356,7 +37362,7 @@
         </w:rPr>
         <w:t>；參</w:t>
       </w:r>
-      <w:hyperlink r:id="rId788">
+      <w:hyperlink r:id="rId789">
         <w:r>
           <w:rPr>
             <w:lang w:val="zh_TW" w:bidi="zh_TW"/>
@@ -37374,7 +37380,7 @@
         </w:rPr>
         <w:t>、</w:t>
       </w:r>
-      <w:hyperlink r:id="rId789">
+      <w:hyperlink r:id="rId790">
         <w:r>
           <w:rPr>
             <w:lang w:val="zh_TW" w:bidi="zh_TW"/>
@@ -37392,7 +37398,7 @@
         </w:rPr>
         <w:t>；</w:t>
       </w:r>
-      <w:hyperlink r:id="rId790">
+      <w:hyperlink r:id="rId791">
         <w:r>
           <w:rPr>
             <w:lang w:val="zh_TW" w:bidi="zh_TW"/>
@@ -37410,7 +37416,7 @@
         </w:rPr>
         <w:t>；</w:t>
       </w:r>
-      <w:hyperlink r:id="rId791">
+      <w:hyperlink r:id="rId792">
         <w:r>
           <w:rPr>
             <w:lang w:val="zh_TW" w:bidi="zh_TW"/>
@@ -37480,7 +37486,7 @@
         </w:rPr>
         <w:t>再次回到耶路撒冷（見</w:t>
       </w:r>
-      <w:hyperlink r:id="rId792">
+      <w:hyperlink r:id="rId793">
         <w:r>
           <w:rPr>
             <w:lang w:val="zh_TW" w:bidi="zh_TW"/>
@@ -37498,7 +37504,7 @@
         </w:rPr>
         <w:t>、</w:t>
       </w:r>
-      <w:hyperlink r:id="rId777">
+      <w:hyperlink r:id="rId778">
         <w:r>
           <w:rPr>
             <w:lang w:val="zh_TW" w:bidi="zh_TW"/>
@@ -37516,7 +37522,7 @@
         </w:rPr>
         <w:t>、</w:t>
       </w:r>
-      <w:hyperlink r:id="rId793">
+      <w:hyperlink r:id="rId794">
         <w:r>
           <w:rPr>
             <w:lang w:val="zh_TW" w:bidi="zh_TW"/>
@@ -37534,7 +37540,7 @@
         </w:rPr>
         <w:t>），耶穌和門徒進入了聖殿。耶路撒冷的頻繁重複，提醒讀者那裡即將發生的事情（</w:t>
       </w:r>
-      <w:hyperlink r:id="rId713">
+      <w:hyperlink r:id="rId714">
         <w:r>
           <w:rPr>
             <w:lang w:val="zh_TW" w:bidi="zh_TW"/>
@@ -37588,7 +37594,7 @@
         </w:rPr>
         <w:t>，</w:t>
       </w:r>
-      <w:hyperlink r:id="rId794">
+      <w:hyperlink r:id="rId795">
         <w:r>
           <w:rPr>
             <w:lang w:val="zh_TW" w:bidi="zh_TW"/>
@@ -37678,7 +37684,7 @@
         </w:rPr>
         <w:t>，</w:t>
       </w:r>
-      <w:hyperlink r:id="rId795">
+      <w:hyperlink r:id="rId796">
         <w:r>
           <w:rPr>
             <w:lang w:val="zh_TW" w:bidi="zh_TW"/>
@@ -37744,7 +37750,7 @@
         </w:rPr>
         <w:t>在潔淨聖殿之後（</w:t>
       </w:r>
-      <w:hyperlink r:id="rId756">
+      <w:hyperlink r:id="rId757">
         <w:r>
           <w:rPr>
             <w:lang w:val="zh_TW" w:bidi="zh_TW"/>
@@ -37762,7 +37768,7 @@
         </w:rPr>
         <w:t>；</w:t>
       </w:r>
-      <w:hyperlink r:id="rId796">
+      <w:hyperlink r:id="rId797">
         <w:r>
           <w:rPr>
             <w:lang w:val="zh_TW" w:bidi="zh_TW"/>
@@ -37780,7 +37786,7 @@
         </w:rPr>
         <w:t>；</w:t>
       </w:r>
-      <w:hyperlink r:id="rId797">
+      <w:hyperlink r:id="rId798">
         <w:r>
           <w:rPr>
             <w:lang w:val="zh_TW" w:bidi="zh_TW"/>
@@ -37798,7 +37804,7 @@
         </w:rPr>
         <w:t>），耶穌的敵對者質疑祂這樣做的權柄（另見</w:t>
       </w:r>
-      <w:hyperlink r:id="rId798">
+      <w:hyperlink r:id="rId799">
         <w:r>
           <w:rPr>
             <w:lang w:val="zh_TW" w:bidi="zh_TW"/>
@@ -37816,7 +37822,7 @@
         </w:rPr>
         <w:t>；</w:t>
       </w:r>
-      <w:hyperlink r:id="rId799">
+      <w:hyperlink r:id="rId800">
         <w:r>
           <w:rPr>
             <w:lang w:val="zh_TW" w:bidi="zh_TW"/>
@@ -37834,7 +37840,7 @@
         </w:rPr>
         <w:t>；參</w:t>
       </w:r>
-      <w:hyperlink r:id="rId800">
+      <w:hyperlink r:id="rId801">
         <w:r>
           <w:rPr>
             <w:lang w:val="zh_TW" w:bidi="zh_TW"/>
@@ -37936,7 +37942,7 @@
         </w:rPr>
         <w:t>；</w:t>
       </w:r>
-      <w:hyperlink r:id="rId801">
+      <w:hyperlink r:id="rId802">
         <w:r>
           <w:rPr>
             <w:lang w:val="zh_TW" w:bidi="zh_TW"/>
@@ -37954,7 +37960,7 @@
         </w:rPr>
         <w:t>）、醫治（</w:t>
       </w:r>
-      <w:hyperlink r:id="rId802">
+      <w:hyperlink r:id="rId803">
         <w:r>
           <w:rPr>
             <w:lang w:val="zh_TW" w:bidi="zh_TW"/>
@@ -37972,7 +37978,7 @@
         </w:rPr>
         <w:t>，</w:t>
       </w:r>
-      <w:hyperlink r:id="rId803">
+      <w:hyperlink r:id="rId804">
         <w:r>
           <w:rPr>
             <w:lang w:val="zh_TW" w:bidi="zh_TW"/>
@@ -38056,7 +38062,7 @@
         </w:rPr>
         <w:t>耶穌經常用反問的方式回答對手（例如，</w:t>
       </w:r>
-      <w:hyperlink r:id="rId804">
+      <w:hyperlink r:id="rId805">
         <w:r>
           <w:rPr>
             <w:lang w:val="zh_TW" w:bidi="zh_TW"/>
@@ -38074,7 +38080,7 @@
         </w:rPr>
         <w:t>、</w:t>
       </w:r>
-      <w:hyperlink r:id="rId805">
+      <w:hyperlink r:id="rId806">
         <w:r>
           <w:rPr>
             <w:lang w:val="zh_TW" w:bidi="zh_TW"/>
@@ -38092,7 +38098,7 @@
         </w:rPr>
         <w:t>、</w:t>
       </w:r>
-      <w:hyperlink r:id="rId806">
+      <w:hyperlink r:id="rId807">
         <w:r>
           <w:rPr>
             <w:lang w:val="zh_TW" w:bidi="zh_TW"/>
@@ -38128,7 +38134,7 @@
         </w:rPr>
         <w:t>、</w:t>
       </w:r>
-      <w:hyperlink r:id="rId807">
+      <w:hyperlink r:id="rId808">
         <w:r>
           <w:rPr>
             <w:lang w:val="zh_TW" w:bidi="zh_TW"/>
@@ -38146,7 +38152,7 @@
         </w:rPr>
         <w:t>，</w:t>
       </w:r>
-      <w:hyperlink r:id="rId808">
+      <w:hyperlink r:id="rId809">
         <w:r>
           <w:rPr>
             <w:lang w:val="zh_TW" w:bidi="zh_TW"/>
@@ -38164,7 +38170,7 @@
         </w:rPr>
         <w:t>、</w:t>
       </w:r>
-      <w:hyperlink r:id="rId809">
+      <w:hyperlink r:id="rId810">
         <w:r>
           <w:rPr>
             <w:lang w:val="zh_TW" w:bidi="zh_TW"/>
@@ -38182,7 +38188,7 @@
         </w:rPr>
         <w:t>；另見</w:t>
       </w:r>
-      <w:hyperlink r:id="rId810">
+      <w:hyperlink r:id="rId811">
         <w:r>
           <w:rPr>
             <w:lang w:val="zh_TW" w:bidi="zh_TW"/>
@@ -38248,7 +38254,7 @@
         </w:rPr>
         <w:t>耶穌讓他的對手陷入困境，因為無論回答「是」還是「否」都會損害他們在人民心目中的聲譽和權威。否認施洗約翰的先知權柄可能會激怒人民。承認其權柄則表示他們應該接受施洗約翰所說的話，包括他所說關於耶穌的話。耶穌的這個答案回答了他們自己的問題（</w:t>
       </w:r>
-      <w:hyperlink r:id="rId811">
+      <w:hyperlink r:id="rId812">
         <w:r>
           <w:rPr>
             <w:lang w:val="zh_TW" w:bidi="zh_TW"/>
@@ -38332,7 +38338,7 @@
         </w:rPr>
         <w:t>，</w:t>
       </w:r>
-      <w:hyperlink r:id="rId812">
+      <w:hyperlink r:id="rId813">
         <w:r>
           <w:rPr>
             <w:lang w:val="zh_TW" w:bidi="zh_TW"/>
@@ -38350,7 +38356,7 @@
         </w:rPr>
         <w:t>）、不願意看見（</w:t>
       </w:r>
-      <w:hyperlink r:id="rId813">
+      <w:hyperlink r:id="rId814">
         <w:r>
           <w:rPr>
             <w:lang w:val="zh_TW" w:bidi="zh_TW"/>
@@ -38492,7 +38498,7 @@
         </w:rPr>
         <w:t>故事開頭的描述來自</w:t>
       </w:r>
-      <w:hyperlink r:id="rId814">
+      <w:hyperlink r:id="rId815">
         <w:r>
           <w:rPr>
             <w:lang w:val="zh_TW" w:bidi="zh_TW"/>
@@ -38556,7 +38562,7 @@
           <w:lang w:val="zh_TW" w:bidi="zh_TW"/>
         </w:rPr>
       </w:r>
-      <w:hyperlink r:id="rId815">
+      <w:hyperlink r:id="rId816">
         <w:r>
           <w:rPr>
             <w:lang w:val="zh_TW" w:bidi="zh_TW"/>
@@ -38592,7 +38598,7 @@
         </w:rPr>
         <w:t>，</w:t>
       </w:r>
-      <w:hyperlink r:id="rId665">
+      <w:hyperlink r:id="rId666">
         <w:r>
           <w:rPr>
             <w:lang w:val="zh_TW" w:bidi="zh_TW"/>
@@ -38623,7 +38629,7 @@
         </w:rPr>
         <w:t>）透過引言，與之前關於耶穌回答權柄的問題（</w:t>
       </w:r>
-      <w:hyperlink r:id="rId816">
+      <w:hyperlink r:id="rId817">
         <w:r>
           <w:rPr>
             <w:lang w:val="zh_TW" w:bidi="zh_TW"/>
@@ -38659,7 +38665,7 @@
         </w:rPr>
         <w:t>耶穌要祂的聽眾根據</w:t>
       </w:r>
-      <w:hyperlink r:id="rId814">
+      <w:hyperlink r:id="rId815">
         <w:r>
           <w:rPr>
             <w:lang w:val="zh_TW" w:bidi="zh_TW"/>
@@ -38677,7 +38683,7 @@
         </w:rPr>
         <w:t>來解釋這個比喻，這是一個類似的故事，講述有人栽了一個葡萄園、周圍圈上籬笆、蓋了一座樓，並挖了一個壓酒池。提出了一個類似的問題：你認為葡萄園的主人要怎麼辦呢？（</w:t>
       </w:r>
-      <w:hyperlink r:id="rId779">
+      <w:hyperlink r:id="rId780">
         <w:r>
           <w:rPr>
             <w:lang w:val="zh_TW" w:bidi="zh_TW"/>
@@ -38695,7 +38701,7 @@
         </w:rPr>
         <w:t>；參</w:t>
       </w:r>
-      <w:hyperlink r:id="rId817">
+      <w:hyperlink r:id="rId818">
         <w:r>
           <w:rPr>
             <w:lang w:val="zh_TW" w:bidi="zh_TW"/>
@@ -38713,7 +38719,7 @@
         </w:rPr>
         <w:t>）。以賽亞明確指出葡萄園是以色列人民（</w:t>
       </w:r>
-      <w:hyperlink r:id="rId818">
+      <w:hyperlink r:id="rId819">
         <w:r>
           <w:rPr>
             <w:lang w:val="zh_TW" w:bidi="zh_TW"/>
@@ -38731,7 +38737,7 @@
         </w:rPr>
         <w:t>）；耶穌的聽眾和馬可的讀者同樣會理解這個故事是關於以色列人的寓言。故事中的其他細節也是用寓意來解釋：園戶代表以色列的領袖；主人代表神；僕人代表舊約的先知；愛子代表耶穌，神的兒子；殺害兒子代表耶穌的被釘十字架；將葡萄園交給其他人代表對以色列的審判（</w:t>
       </w:r>
-      <w:hyperlink r:id="rId756">
+      <w:hyperlink r:id="rId757">
         <w:r>
           <w:rPr>
             <w:lang w:val="zh_TW" w:bidi="zh_TW"/>
@@ -38749,7 +38755,7 @@
         </w:rPr>
         <w:t>，</w:t>
       </w:r>
-      <w:hyperlink r:id="rId736">
+      <w:hyperlink r:id="rId737">
         <w:r>
           <w:rPr>
             <w:lang w:val="zh_TW" w:bidi="zh_TW"/>
@@ -38855,7 +38861,7 @@
         </w:rPr>
         <w:t>在舊約中，先知經常被稱為僕人（</w:t>
       </w:r>
-      <w:hyperlink r:id="rId819">
+      <w:hyperlink r:id="rId820">
         <w:r>
           <w:rPr>
             <w:lang w:val="zh_TW" w:bidi="zh_TW"/>
@@ -38873,7 +38879,7 @@
         </w:rPr>
         <w:t>；</w:t>
       </w:r>
-      <w:hyperlink r:id="rId820">
+      <w:hyperlink r:id="rId821">
         <w:r>
           <w:rPr>
             <w:lang w:val="zh_TW" w:bidi="zh_TW"/>
@@ -38891,7 +38897,7 @@
         </w:rPr>
         <w:t>；</w:t>
       </w:r>
-      <w:hyperlink r:id="rId821">
+      <w:hyperlink r:id="rId822">
         <w:r>
           <w:rPr>
             <w:lang w:val="zh_TW" w:bidi="zh_TW"/>
@@ -38909,7 +38915,7 @@
         </w:rPr>
         <w:t>）；他們屢次被以色列領袖虐待和殺害（</w:t>
       </w:r>
-      <w:hyperlink r:id="rId822">
+      <w:hyperlink r:id="rId823">
         <w:r>
           <w:rPr>
             <w:lang w:val="zh_TW" w:bidi="zh_TW"/>
@@ -38927,7 +38933,7 @@
         </w:rPr>
         <w:t>，</w:t>
       </w:r>
-      <w:hyperlink r:id="rId823">
+      <w:hyperlink r:id="rId824">
         <w:r>
           <w:rPr>
             <w:lang w:val="zh_TW" w:bidi="zh_TW"/>
@@ -38945,7 +38951,7 @@
         </w:rPr>
         <w:t>、</w:t>
       </w:r>
-      <w:hyperlink r:id="rId824">
+      <w:hyperlink r:id="rId825">
         <w:r>
           <w:rPr>
             <w:lang w:val="zh_TW" w:bidi="zh_TW"/>
@@ -38963,7 +38969,7 @@
         </w:rPr>
         <w:t>；</w:t>
       </w:r>
-      <w:hyperlink r:id="rId825">
+      <w:hyperlink r:id="rId826">
         <w:r>
           <w:rPr>
             <w:lang w:val="zh_TW" w:bidi="zh_TW"/>
@@ -38981,7 +38987,7 @@
         </w:rPr>
         <w:t>，</w:t>
       </w:r>
-      <w:hyperlink r:id="rId826">
+      <w:hyperlink r:id="rId827">
         <w:r>
           <w:rPr>
             <w:lang w:val="zh_TW" w:bidi="zh_TW"/>
@@ -38999,7 +39005,7 @@
         </w:rPr>
         <w:t>；</w:t>
       </w:r>
-      <w:hyperlink r:id="rId827">
+      <w:hyperlink r:id="rId828">
         <w:r>
           <w:rPr>
             <w:lang w:val="zh_TW" w:bidi="zh_TW"/>
@@ -39017,7 +39023,7 @@
         </w:rPr>
         <w:t>；</w:t>
       </w:r>
-      <w:hyperlink r:id="rId828">
+      <w:hyperlink r:id="rId829">
         <w:r>
           <w:rPr>
             <w:lang w:val="zh_TW" w:bidi="zh_TW"/>
@@ -39035,7 +39041,7 @@
         </w:rPr>
         <w:t>；見</w:t>
       </w:r>
-      <w:hyperlink r:id="rId829">
+      <w:hyperlink r:id="rId830">
         <w:r>
           <w:rPr>
             <w:lang w:val="zh_TW" w:bidi="zh_TW"/>
@@ -39053,7 +39059,7 @@
         </w:rPr>
         <w:t>、</w:t>
       </w:r>
-      <w:hyperlink r:id="rId830">
+      <w:hyperlink r:id="rId831">
         <w:r>
           <w:rPr>
             <w:lang w:val="zh_TW" w:bidi="zh_TW"/>
@@ -39071,7 +39077,7 @@
         </w:rPr>
         <w:t>；</w:t>
       </w:r>
-      <w:hyperlink r:id="rId831">
+      <w:hyperlink r:id="rId832">
         <w:r>
           <w:rPr>
             <w:lang w:val="zh_TW" w:bidi="zh_TW"/>
@@ -39275,7 +39281,7 @@
         </w:rPr>
         <w:t>雖然我們不清楚園戶殺人的理由，可能對原聽眾來說是明顯的，不需要更多解釋（參</w:t>
       </w:r>
-      <w:hyperlink r:id="rId832">
+      <w:hyperlink r:id="rId833">
         <w:r>
           <w:rPr>
             <w:lang w:val="zh_TW" w:bidi="zh_TW"/>
@@ -39293,7 +39299,7 @@
         </w:rPr>
         <w:t>；</w:t>
       </w:r>
-      <w:hyperlink r:id="rId833">
+      <w:hyperlink r:id="rId834">
         <w:r>
           <w:rPr>
             <w:lang w:val="zh_TW" w:bidi="zh_TW"/>
@@ -39359,7 +39365,7 @@
         </w:rPr>
         <w:t>殺了他，把他丟在園外：園戶們甚至不埋葬兒子的屍體，加重了他們對兒子的羞辱。（參</w:t>
       </w:r>
-      <w:hyperlink r:id="rId834">
+      <w:hyperlink r:id="rId835">
         <w:r>
           <w:rPr>
             <w:lang w:val="zh_TW" w:bidi="zh_TW"/>
@@ -39425,7 +39431,7 @@
         </w:rPr>
         <w:t>這個比喻以兩個修辭性的問題作為結語（參</w:t>
       </w:r>
-      <w:hyperlink r:id="rId807">
+      <w:hyperlink r:id="rId808">
         <w:r>
           <w:rPr>
             <w:lang w:val="zh_TW" w:bidi="zh_TW"/>
@@ -39443,7 +39449,7 @@
         </w:rPr>
         <w:t>、</w:t>
       </w:r>
-      <w:hyperlink r:id="rId835">
+      <w:hyperlink r:id="rId836">
         <w:r>
           <w:rPr>
             <w:lang w:val="zh_TW" w:bidi="zh_TW"/>
@@ -39479,7 +39485,7 @@
         </w:rPr>
         <w:t>，</w:t>
       </w:r>
-      <w:hyperlink r:id="rId836">
+      <w:hyperlink r:id="rId837">
         <w:r>
           <w:rPr>
             <w:lang w:val="zh_TW" w:bidi="zh_TW"/>
@@ -39515,7 +39521,7 @@
         </w:rPr>
         <w:t>）。第一個問題對應於「萬軍之耶和華」在葡萄園比喻中所說的話（</w:t>
       </w:r>
-      <w:hyperlink r:id="rId837">
+      <w:hyperlink r:id="rId838">
         <w:r>
           <w:rPr>
             <w:lang w:val="zh_TW" w:bidi="zh_TW"/>
@@ -39569,7 +39575,7 @@
         </w:rPr>
         <w:t>），但馬可的讀者很可能會理解為葡萄園將被賜給外邦教會（參</w:t>
       </w:r>
-      <w:hyperlink r:id="rId838">
+      <w:hyperlink r:id="rId839">
         <w:r>
           <w:rPr>
             <w:lang w:val="zh_TW" w:bidi="zh_TW"/>
@@ -39587,7 +39593,7 @@
         </w:rPr>
         <w:t>；</w:t>
       </w:r>
-      <w:hyperlink r:id="rId839">
+      <w:hyperlink r:id="rId840">
         <w:r>
           <w:rPr>
             <w:lang w:val="zh_TW" w:bidi="zh_TW"/>
@@ -39605,7 +39611,7 @@
         </w:rPr>
         <w:t>，</w:t>
       </w:r>
-      <w:hyperlink r:id="rId840">
+      <w:hyperlink r:id="rId841">
         <w:r>
           <w:rPr>
             <w:lang w:val="zh_TW" w:bidi="zh_TW"/>
@@ -39623,7 +39629,7 @@
         </w:rPr>
         <w:t>）。因此，耶穌的比喻與耶路撒冷即將來臨的毀滅相有關（</w:t>
       </w:r>
-      <w:hyperlink r:id="rId762">
+      <w:hyperlink r:id="rId763">
         <w:r>
           <w:rPr>
             <w:lang w:val="zh_TW" w:bidi="zh_TW"/>
@@ -39641,7 +39647,7 @@
         </w:rPr>
         <w:t>，</w:t>
       </w:r>
-      <w:hyperlink r:id="rId736">
+      <w:hyperlink r:id="rId737">
         <w:r>
           <w:rPr>
             <w:lang w:val="zh_TW" w:bidi="zh_TW"/>
@@ -39677,7 +39683,7 @@
         </w:rPr>
         <w:t>，</w:t>
       </w:r>
-      <w:hyperlink r:id="rId780">
+      <w:hyperlink r:id="rId781">
         <w:r>
           <w:rPr>
             <w:lang w:val="zh_TW" w:bidi="zh_TW"/>
@@ -39743,7 +39749,7 @@
         </w:rPr>
         <w:t>在第二個修辭性的問題中，耶穌引用了</w:t>
       </w:r>
-      <w:hyperlink r:id="rId841">
+      <w:hyperlink r:id="rId842">
         <w:r>
           <w:rPr>
             <w:lang w:val="zh_TW" w:bidi="zh_TW"/>
@@ -39761,7 +39767,7 @@
         </w:rPr>
         <w:t>。「匠人所棄的石頭（神子），已作了房角的頭塊石頭」（參</w:t>
       </w:r>
-      <w:hyperlink r:id="rId842">
+      <w:hyperlink r:id="rId843">
         <w:r>
           <w:rPr>
             <w:lang w:val="zh_TW" w:bidi="zh_TW"/>
@@ -39779,7 +39785,7 @@
         </w:rPr>
         <w:t>；</w:t>
       </w:r>
-      <w:hyperlink r:id="rId843">
+      <w:hyperlink r:id="rId844">
         <w:r>
           <w:rPr>
             <w:lang w:val="zh_TW" w:bidi="zh_TW"/>
@@ -39797,7 +39803,7 @@
         </w:rPr>
         <w:t>、</w:t>
       </w:r>
-      <w:hyperlink r:id="rId844">
+      <w:hyperlink r:id="rId845">
         <w:r>
           <w:rPr>
             <w:lang w:val="zh_TW" w:bidi="zh_TW"/>
@@ -39815,7 +39821,7 @@
         </w:rPr>
         <w:t>）。這句話傳統上被理解為埋在地下的基石，是根基的一部分，但也可能是建築完成時的頂石的記號。無論是哪一種，都是最重要的一塊石頭。儘管建造者——宗教領袖——有惡意，他們所做的一切都是按照神的旨意（</w:t>
       </w:r>
-      <w:hyperlink r:id="rId845">
+      <w:hyperlink r:id="rId846">
         <w:r>
           <w:rPr>
             <w:lang w:val="zh_TW" w:bidi="zh_TW"/>
@@ -39899,7 +39905,7 @@
         </w:rPr>
         <w:t>宗教領袖：第二次，在場的群眾阻饒了他們的惡意（見</w:t>
       </w:r>
-      <w:hyperlink r:id="rId846">
+      <w:hyperlink r:id="rId847">
         <w:r>
           <w:rPr>
             <w:lang w:val="zh_TW" w:bidi="zh_TW"/>
@@ -40043,7 +40049,7 @@
         </w:rPr>
         <w:t>稅：這個希臘詞指的是個人稅（poll tax）或人頭稅（head tax）（參</w:t>
       </w:r>
-      <w:hyperlink r:id="rId847">
+      <w:hyperlink r:id="rId848">
         <w:r>
           <w:rPr>
             <w:lang w:val="zh_TW" w:bidi="zh_TW"/>
@@ -40061,7 +40067,7 @@
         </w:rPr>
         <w:t>；</w:t>
       </w:r>
-      <w:hyperlink r:id="rId848">
+      <w:hyperlink r:id="rId849">
         <w:r>
           <w:rPr>
             <w:lang w:val="zh_TW" w:bidi="zh_TW"/>
@@ -40270,7 +40276,7 @@
         </w:rPr>
         <w:t>（見</w:t>
       </w:r>
-      <w:hyperlink r:id="rId849">
+      <w:hyperlink r:id="rId850">
         <w:r>
           <w:rPr>
             <w:lang w:val="zh_TW" w:bidi="zh_TW"/>
@@ -40288,7 +40294,7 @@
         </w:rPr>
         <w:t>、</w:t>
       </w:r>
-      <w:hyperlink r:id="rId850">
+      <w:hyperlink r:id="rId851">
         <w:r>
           <w:rPr>
             <w:lang w:val="zh_TW" w:bidi="zh_TW"/>
@@ -40306,7 +40312,7 @@
         </w:rPr>
         <w:t>、</w:t>
       </w:r>
-      <w:hyperlink r:id="rId851">
+      <w:hyperlink r:id="rId852">
         <w:r>
           <w:rPr>
             <w:lang w:val="zh_TW" w:bidi="zh_TW"/>
@@ -40324,7 +40330,7 @@
         </w:rPr>
         <w:t>，</w:t>
       </w:r>
-      <w:hyperlink r:id="rId852">
+      <w:hyperlink r:id="rId853">
         <w:r>
           <w:rPr>
             <w:lang w:val="zh_TW" w:bidi="zh_TW"/>
@@ -40462,7 +40468,7 @@
         </w:rPr>
         <w:t>），但這是馬可福音中唯一一次直接提到撒都該人的名字。撒都該人不相信死人復活（見</w:t>
       </w:r>
-      <w:hyperlink r:id="rId853">
+      <w:hyperlink r:id="rId854">
         <w:r>
           <w:rPr>
             <w:lang w:val="zh_TW" w:bidi="zh_TW"/>
@@ -40480,7 +40486,7 @@
         </w:rPr>
         <w:t>，</w:t>
       </w:r>
-      <w:hyperlink r:id="rId854">
+      <w:hyperlink r:id="rId855">
         <w:r>
           <w:rPr>
             <w:lang w:val="zh_TW" w:bidi="zh_TW"/>
@@ -40581,7 +40587,7 @@
         </w:rPr>
         <w:t>背景是在聖殿（</w:t>
       </w:r>
-      <w:hyperlink r:id="rId855">
+      <w:hyperlink r:id="rId856">
         <w:r>
           <w:rPr>
             <w:lang w:val="zh_TW" w:bidi="zh_TW"/>
@@ -40599,7 +40605,7 @@
         </w:rPr>
         <w:t xml:space="preserve"> ； </w:t>
       </w:r>
-      <w:hyperlink r:id="rId856">
+      <w:hyperlink r:id="rId857">
         <w:r>
           <w:rPr>
             <w:lang w:val="zh_TW" w:bidi="zh_TW"/>
@@ -40617,7 +40623,7 @@
         </w:rPr>
         <w:t>；</w:t>
       </w:r>
-      <w:hyperlink r:id="rId857">
+      <w:hyperlink r:id="rId858">
         <w:r>
           <w:rPr>
             <w:lang w:val="zh_TW" w:bidi="zh_TW"/>
@@ -40635,7 +40641,7 @@
         </w:rPr>
         <w:t>，</w:t>
       </w:r>
-      <w:hyperlink r:id="rId858">
+      <w:hyperlink r:id="rId859">
         <w:r>
           <w:rPr>
             <w:lang w:val="zh_TW" w:bidi="zh_TW"/>
@@ -40653,7 +40659,7 @@
         </w:rPr>
         <w:t>、</w:t>
       </w:r>
-      <w:hyperlink r:id="rId859">
+      <w:hyperlink r:id="rId860">
         <w:r>
           <w:rPr>
             <w:lang w:val="zh_TW" w:bidi="zh_TW"/>
@@ -40671,7 +40677,7 @@
         </w:rPr>
         <w:t>，</w:t>
       </w:r>
-      <w:hyperlink r:id="rId860">
+      <w:hyperlink r:id="rId861">
         <w:r>
           <w:rPr>
             <w:lang w:val="zh_TW" w:bidi="zh_TW"/>
@@ -40689,7 +40695,7 @@
         </w:rPr>
         <w:t>；例外的是</w:t>
       </w:r>
-      <w:hyperlink r:id="rId861">
+      <w:hyperlink r:id="rId862">
         <w:r>
           <w:rPr>
             <w:lang w:val="zh_TW" w:bidi="zh_TW"/>
@@ -40707,7 +40713,7 @@
         </w:rPr>
         <w:t>，</w:t>
       </w:r>
-      <w:hyperlink r:id="rId862">
+      <w:hyperlink r:id="rId863">
         <w:r>
           <w:rPr>
             <w:lang w:val="zh_TW" w:bidi="zh_TW"/>
@@ -40743,7 +40749,7 @@
         </w:rPr>
         <w:t>撒都該人的問題（</w:t>
       </w:r>
-      <w:hyperlink r:id="rId863">
+      <w:hyperlink r:id="rId864">
         <w:r>
           <w:rPr>
             <w:lang w:val="zh_TW" w:bidi="zh_TW"/>
@@ -40761,7 +40767,7 @@
         </w:rPr>
         <w:t>）是精心設計過的，基於摩西的一條誡命（</w:t>
       </w:r>
-      <w:hyperlink r:id="rId864">
+      <w:hyperlink r:id="rId865">
         <w:r>
           <w:rPr>
             <w:lang w:val="zh_TW" w:bidi="zh_TW"/>
@@ -40779,7 +40785,7 @@
         </w:rPr>
         <w:t>；見</w:t>
       </w:r>
-      <w:hyperlink r:id="rId865">
+      <w:hyperlink r:id="rId866">
         <w:r>
           <w:rPr>
             <w:lang w:val="zh_TW" w:bidi="zh_TW"/>
@@ -40797,7 +40803,7 @@
         </w:rPr>
         <w:t>；</w:t>
       </w:r>
-      <w:hyperlink r:id="rId866">
+      <w:hyperlink r:id="rId867">
         <w:r>
           <w:rPr>
             <w:lang w:val="zh_TW" w:bidi="zh_TW"/>
@@ -40815,7 +40821,7 @@
         </w:rPr>
         <w:t>）。由於復活時七個人都不能擁有這個女人為妻，並且他們都沒有有特別的權利，撒都該人認為他們已經證明了復活教義的荒謬，並駁斥了法利賽人和耶穌（參</w:t>
       </w:r>
-      <w:hyperlink r:id="rId867">
+      <w:hyperlink r:id="rId868">
         <w:r>
           <w:rPr>
             <w:lang w:val="zh_TW" w:bidi="zh_TW"/>
@@ -40833,7 +40839,7 @@
         </w:rPr>
         <w:t>；</w:t>
       </w:r>
-      <w:hyperlink r:id="rId868">
+      <w:hyperlink r:id="rId869">
         <w:r>
           <w:rPr>
             <w:lang w:val="zh_TW" w:bidi="zh_TW"/>
@@ -40887,7 +40893,7 @@
         </w:rPr>
         <w:t>，</w:t>
       </w:r>
-      <w:hyperlink r:id="rId869">
+      <w:hyperlink r:id="rId870">
         <w:r>
           <w:rPr>
             <w:lang w:val="zh_TW" w:bidi="zh_TW"/>
@@ -41058,7 +41064,7 @@
         </w:rPr>
         <w:t>耶穌的回應有兩個要素。首先，耶穌斥責了撒都該人對聖經（即舊約）的無知，復活在先知書（</w:t>
       </w:r>
-      <w:hyperlink r:id="rId870">
+      <w:hyperlink r:id="rId871">
         <w:r>
           <w:rPr>
             <w:lang w:val="zh_TW" w:bidi="zh_TW"/>
@@ -41076,7 +41082,7 @@
         </w:rPr>
         <w:t>；</w:t>
       </w:r>
-      <w:hyperlink r:id="rId871">
+      <w:hyperlink r:id="rId872">
         <w:r>
           <w:rPr>
             <w:lang w:val="zh_TW" w:bidi="zh_TW"/>
@@ -41094,7 +41100,7 @@
         </w:rPr>
         <w:t>）和聖卷（Writings）（</w:t>
       </w:r>
-      <w:hyperlink r:id="rId872">
+      <w:hyperlink r:id="rId873">
         <w:r>
           <w:rPr>
             <w:lang w:val="zh_TW" w:bidi="zh_TW"/>
@@ -41112,7 +41118,7 @@
         </w:rPr>
         <w:t>；</w:t>
       </w:r>
-      <w:hyperlink r:id="rId873">
+      <w:hyperlink r:id="rId874">
         <w:r>
           <w:rPr>
             <w:lang w:val="zh_TW" w:bidi="zh_TW"/>
@@ -41130,7 +41136,7 @@
         </w:rPr>
         <w:t>，</w:t>
       </w:r>
-      <w:hyperlink r:id="rId874">
+      <w:hyperlink r:id="rId875">
         <w:r>
           <w:rPr>
             <w:lang w:val="zh_TW" w:bidi="zh_TW"/>
@@ -41148,7 +41154,7 @@
         </w:rPr>
         <w:t>，</w:t>
       </w:r>
-      <w:hyperlink r:id="rId875">
+      <w:hyperlink r:id="rId876">
         <w:r>
           <w:rPr>
             <w:lang w:val="zh_TW" w:bidi="zh_TW"/>
@@ -41166,7 +41172,7 @@
         </w:rPr>
         <w:t>；</w:t>
       </w:r>
-      <w:hyperlink r:id="rId876">
+      <w:hyperlink r:id="rId877">
         <w:r>
           <w:rPr>
             <w:lang w:val="zh_TW" w:bidi="zh_TW"/>
@@ -41184,7 +41190,7 @@
         </w:rPr>
         <w:t>）中清楚地提到死人復活。然而，撒都該人只接受律法書（創世記到申命記），所以耶穌就用律法書回答他們。提到神是亞伯拉罕的神，以撒的神，和雅各的神（見</w:t>
       </w:r>
-      <w:hyperlink r:id="rId877">
+      <w:hyperlink r:id="rId878">
         <w:r>
           <w:rPr>
             <w:lang w:val="zh_TW" w:bidi="zh_TW"/>
@@ -41202,7 +41208,7 @@
         </w:rPr>
         <w:t>，</w:t>
       </w:r>
-      <w:hyperlink r:id="rId878">
+      <w:hyperlink r:id="rId879">
         <w:r>
           <w:rPr>
             <w:lang w:val="zh_TW" w:bidi="zh_TW"/>
@@ -41220,7 +41226,7 @@
         </w:rPr>
         <w:t>）表明神與族長的約不會因死亡而破裂。他們仍然活著（</w:t>
       </w:r>
-      <w:hyperlink r:id="rId879">
+      <w:hyperlink r:id="rId880">
         <w:r>
           <w:rPr>
             <w:lang w:val="zh_TW" w:bidi="zh_TW"/>
@@ -41238,7 +41244,7 @@
         </w:rPr>
         <w:t>，</w:t>
       </w:r>
-      <w:hyperlink r:id="rId880">
+      <w:hyperlink r:id="rId881">
         <w:r>
           <w:rPr>
             <w:lang w:val="zh_TW" w:bidi="zh_TW"/>
@@ -41256,7 +41262,7 @@
         </w:rPr>
         <w:t>；</w:t>
       </w:r>
-      <w:hyperlink r:id="rId868">
+      <w:hyperlink r:id="rId869">
         <w:r>
           <w:rPr>
             <w:lang w:val="zh_TW" w:bidi="zh_TW"/>
@@ -41274,7 +41280,7 @@
         </w:rPr>
         <w:t>；</w:t>
       </w:r>
-      <w:hyperlink r:id="rId881">
+      <w:hyperlink r:id="rId882">
         <w:r>
           <w:rPr>
             <w:lang w:val="zh_TW" w:bidi="zh_TW"/>
@@ -41328,7 +41334,7 @@
         </w:rPr>
         <w:t>；</w:t>
       </w:r>
-      <w:hyperlink r:id="rId882">
+      <w:hyperlink r:id="rId883">
         <w:r>
           <w:rPr>
             <w:lang w:val="zh_TW" w:bidi="zh_TW"/>
@@ -41346,7 +41352,7 @@
         </w:rPr>
         <w:t>；</w:t>
       </w:r>
-      <w:hyperlink r:id="rId883">
+      <w:hyperlink r:id="rId884">
         <w:r>
           <w:rPr>
             <w:lang w:val="zh_TW" w:bidi="zh_TW"/>
@@ -41364,7 +41370,7 @@
         </w:rPr>
         <w:t>；</w:t>
       </w:r>
-      <w:hyperlink r:id="rId884">
+      <w:hyperlink r:id="rId885">
         <w:r>
           <w:rPr>
             <w:lang w:val="zh_TW" w:bidi="zh_TW"/>
@@ -41400,7 +41406,7 @@
         </w:rPr>
         <w:t>耶穌的論點展示了祂在對手面前的智慧，並肯定了祂跟隨者對復活的期盼。耶穌是「復活和生命」（</w:t>
       </w:r>
-      <w:hyperlink r:id="rId885">
+      <w:hyperlink r:id="rId886">
         <w:r>
           <w:rPr>
             <w:lang w:val="zh_TW" w:bidi="zh_TW"/>
@@ -41418,7 +41424,7 @@
         </w:rPr>
         <w:t>）；祂戰勝了死亡，並向那些信祂的人保證他們將「不至滅亡，反得永生」（</w:t>
       </w:r>
-      <w:hyperlink r:id="rId886">
+      <w:hyperlink r:id="rId887">
         <w:r>
           <w:rPr>
             <w:lang w:val="zh_TW" w:bidi="zh_TW"/>
@@ -41484,7 +41490,7 @@
         </w:rPr>
         <w:t>所有的誡命中：妥拉（創世記—申命記）包含613條不同的誡命，猶太教師經常辯論哪些誡命比較重要。沒有任何誡命是不重要的，但有些誡命被認為比其他誡命更重要（見</w:t>
       </w:r>
-      <w:hyperlink r:id="rId887">
+      <w:hyperlink r:id="rId888">
         <w:r>
           <w:rPr>
             <w:lang w:val="zh_TW" w:bidi="zh_TW"/>
@@ -41540,7 +41546,7 @@
         </w:rPr>
         <w:t>4:15）。其他建議包括</w:t>
       </w:r>
-      <w:hyperlink r:id="rId888">
+      <w:hyperlink r:id="rId889">
         <w:r>
           <w:rPr>
             <w:lang w:val="zh_TW" w:bidi="zh_TW"/>
@@ -41558,7 +41564,7 @@
         </w:rPr>
         <w:t>；</w:t>
       </w:r>
-      <w:hyperlink r:id="rId889">
+      <w:hyperlink r:id="rId890">
         <w:r>
           <w:rPr>
             <w:lang w:val="zh_TW" w:bidi="zh_TW"/>
@@ -41576,7 +41582,7 @@
         </w:rPr>
         <w:t>、</w:t>
       </w:r>
-      <w:hyperlink r:id="rId890">
+      <w:hyperlink r:id="rId891">
         <w:r>
           <w:rPr>
             <w:lang w:val="zh_TW" w:bidi="zh_TW"/>
@@ -41594,7 +41600,7 @@
         </w:rPr>
         <w:t>；</w:t>
       </w:r>
-      <w:hyperlink r:id="rId891">
+      <w:hyperlink r:id="rId892">
         <w:r>
           <w:rPr>
             <w:lang w:val="zh_TW" w:bidi="zh_TW"/>
@@ -41612,7 +41618,7 @@
         </w:rPr>
         <w:t>；</w:t>
       </w:r>
-      <w:hyperlink r:id="rId892">
+      <w:hyperlink r:id="rId893">
         <w:r>
           <w:rPr>
             <w:lang w:val="zh_TW" w:bidi="zh_TW"/>
@@ -41630,7 +41636,7 @@
         </w:rPr>
         <w:t>；</w:t>
       </w:r>
-      <w:hyperlink r:id="rId893">
+      <w:hyperlink r:id="rId894">
         <w:r>
           <w:rPr>
             <w:lang w:val="zh_TW" w:bidi="zh_TW"/>
@@ -41696,7 +41702,7 @@
         </w:rPr>
         <w:t>在</w:t>
       </w:r>
-      <w:hyperlink r:id="rId894">
+      <w:hyperlink r:id="rId895">
         <w:r>
           <w:rPr>
             <w:lang w:val="zh_TW" w:bidi="zh_TW"/>
@@ -41714,7 +41720,7 @@
         </w:rPr>
         <w:t>三次敵意的挑戰之後，讀者可能會預期下一個對耶穌的提問也是有敵意的（見</w:t>
       </w:r>
-      <w:hyperlink r:id="rId811">
+      <w:hyperlink r:id="rId812">
         <w:r>
           <w:rPr>
             <w:lang w:val="zh_TW" w:bidi="zh_TW"/>
@@ -41768,7 +41774,7 @@
         </w:rPr>
         <w:t>、</w:t>
       </w:r>
-      <w:hyperlink r:id="rId863">
+      <w:hyperlink r:id="rId864">
         <w:r>
           <w:rPr>
             <w:lang w:val="zh_TW" w:bidi="zh_TW"/>
@@ -41786,7 +41792,7 @@
         </w:rPr>
         <w:t>），但這次並不是一個有敵意的反駁。在馬可福音早期提及文士，是將他們描繪成有敵意的（</w:t>
       </w:r>
-      <w:hyperlink r:id="rId895">
+      <w:hyperlink r:id="rId896">
         <w:r>
           <w:rPr>
             <w:lang w:val="zh_TW" w:bidi="zh_TW"/>
@@ -41840,7 +41846,7 @@
         </w:rPr>
         <w:t>，</w:t>
       </w:r>
-      <w:hyperlink r:id="rId896">
+      <w:hyperlink r:id="rId897">
         <w:r>
           <w:rPr>
             <w:lang w:val="zh_TW" w:bidi="zh_TW"/>
@@ -41894,7 +41900,7 @@
         </w:rPr>
         <w:t>，</w:t>
       </w:r>
-      <w:hyperlink r:id="rId897">
+      <w:hyperlink r:id="rId898">
         <w:r>
           <w:rPr>
             <w:lang w:val="zh_TW" w:bidi="zh_TW"/>
@@ -41966,7 +41972,7 @@
         </w:rPr>
         <w:t>），並且耶穌警告群眾要防備他們的虛偽（</w:t>
       </w:r>
-      <w:hyperlink r:id="rId898">
+      <w:hyperlink r:id="rId899">
         <w:r>
           <w:rPr>
             <w:lang w:val="zh_TW" w:bidi="zh_TW"/>
@@ -41984,7 +41990,7 @@
         </w:rPr>
         <w:t>），但現在這位文士對耶穌是持正面態度的（</w:t>
       </w:r>
-      <w:hyperlink r:id="rId899">
+      <w:hyperlink r:id="rId900">
         <w:r>
           <w:rPr>
             <w:lang w:val="zh_TW" w:bidi="zh_TW"/>
@@ -42002,7 +42008,7 @@
         </w:rPr>
         <w:t>、</w:t>
       </w:r>
-      <w:hyperlink r:id="rId664">
+      <w:hyperlink r:id="rId665">
         <w:r>
           <w:rPr>
             <w:lang w:val="zh_TW" w:bidi="zh_TW"/>
@@ -42020,7 +42026,7 @@
         </w:rPr>
         <w:t>）並讚美耶穌（</w:t>
       </w:r>
-      <w:hyperlink r:id="rId900">
+      <w:hyperlink r:id="rId901">
         <w:r>
           <w:rPr>
             <w:lang w:val="zh_TW" w:bidi="zh_TW"/>
@@ -42038,7 +42044,7 @@
         </w:rPr>
         <w:t>）。耶穌說這文士的回答是有悟性的，並說他離神的國不遠了（</w:t>
       </w:r>
-      <w:hyperlink r:id="rId901">
+      <w:hyperlink r:id="rId902">
         <w:r>
           <w:rPr>
             <w:lang w:val="zh_TW" w:bidi="zh_TW"/>
@@ -42126,7 +42132,7 @@
         </w:rPr>
         <w:t>第一條誡命，</w:t>
       </w:r>
-      <w:hyperlink r:id="rId902">
+      <w:hyperlink r:id="rId903">
         <w:r>
           <w:rPr>
             <w:lang w:val="zh_TW" w:bidi="zh_TW"/>
@@ -42157,7 +42163,7 @@
         </w:rPr>
         <w:t>，因為以「聽」這個詞（希伯來語shema‘）開始。第一條誡命對應於十誡的前半部分（</w:t>
       </w:r>
-      <w:hyperlink r:id="rId903">
+      <w:hyperlink r:id="rId904">
         <w:r>
           <w:rPr>
             <w:lang w:val="zh_TW" w:bidi="zh_TW"/>
@@ -42211,7 +42217,7 @@
         </w:rPr>
         <w:t>第二條誡命來自</w:t>
       </w:r>
-      <w:hyperlink r:id="rId904">
+      <w:hyperlink r:id="rId905">
         <w:r>
           <w:rPr>
             <w:lang w:val="zh_TW" w:bidi="zh_TW"/>
@@ -42229,7 +42235,7 @@
         </w:rPr>
         <w:t>。對應於十誡的後半部分（</w:t>
       </w:r>
-      <w:hyperlink r:id="rId905">
+      <w:hyperlink r:id="rId906">
         <w:r>
           <w:rPr>
             <w:lang w:val="zh_TW" w:bidi="zh_TW"/>
@@ -42247,7 +42253,7 @@
         </w:rPr>
         <w:t>），這部分涉及人與人之間的關係。第二條誡命基於人們天生自顧自的傾向。這對早期教會的重要性可從其經常重複的內容看出（</w:t>
       </w:r>
-      <w:hyperlink r:id="rId906">
+      <w:hyperlink r:id="rId907">
         <w:r>
           <w:rPr>
             <w:lang w:val="zh_TW" w:bidi="zh_TW"/>
@@ -42265,7 +42271,7 @@
         </w:rPr>
         <w:t>，</w:t>
       </w:r>
-      <w:hyperlink r:id="rId907">
+      <w:hyperlink r:id="rId908">
         <w:r>
           <w:rPr>
             <w:lang w:val="zh_TW" w:bidi="zh_TW"/>
@@ -42301,7 +42307,7 @@
         </w:rPr>
         <w:t>；</w:t>
       </w:r>
-      <w:hyperlink r:id="rId908">
+      <w:hyperlink r:id="rId909">
         <w:r>
           <w:rPr>
             <w:lang w:val="zh_TW" w:bidi="zh_TW"/>
@@ -42319,7 +42325,7 @@
         </w:rPr>
         <w:t>；</w:t>
       </w:r>
-      <w:hyperlink r:id="rId909">
+      <w:hyperlink r:id="rId910">
         <w:r>
           <w:rPr>
             <w:lang w:val="zh_TW" w:bidi="zh_TW"/>
@@ -42337,7 +42343,7 @@
         </w:rPr>
         <w:t>；</w:t>
       </w:r>
-      <w:hyperlink r:id="rId910">
+      <w:hyperlink r:id="rId911">
         <w:r>
           <w:rPr>
             <w:lang w:val="zh_TW" w:bidi="zh_TW"/>
@@ -42464,7 +42470,7 @@
         </w:rPr>
         <w:t>這段記載以耶穌稱讚這位宗教律法教師為結束，因為他認識到這兩段命令比燔祭和祭祀更重要（見</w:t>
       </w:r>
-      <w:hyperlink r:id="rId911">
+      <w:hyperlink r:id="rId912">
         <w:r>
           <w:rPr>
             <w:lang w:val="zh_TW" w:bidi="zh_TW"/>
@@ -42537,7 +42543,7 @@
         </w:rPr>
         <w:t>在回答多個主要來自反對者的各種問題後，耶穌現在提出了一個問題（見</w:t>
       </w:r>
-      <w:hyperlink r:id="rId912">
+      <w:hyperlink r:id="rId913">
         <w:r>
           <w:rPr>
             <w:lang w:val="zh_TW" w:bidi="zh_TW"/>
@@ -42555,7 +42561,7 @@
         </w:rPr>
         <w:t>；</w:t>
       </w:r>
-      <w:hyperlink r:id="rId913">
+      <w:hyperlink r:id="rId914">
         <w:r>
           <w:rPr>
             <w:lang w:val="zh_TW" w:bidi="zh_TW"/>
@@ -42573,7 +42579,7 @@
         </w:rPr>
         <w:t>，</w:t>
       </w:r>
-      <w:hyperlink r:id="rId914">
+      <w:hyperlink r:id="rId915">
         <w:r>
           <w:rPr>
             <w:lang w:val="zh_TW" w:bidi="zh_TW"/>
@@ -42591,7 +42597,7 @@
         </w:rPr>
         <w:t>；</w:t>
       </w:r>
-      <w:hyperlink r:id="rId915">
+      <w:hyperlink r:id="rId916">
         <w:r>
           <w:rPr>
             <w:lang w:val="zh_TW" w:bidi="zh_TW"/>
@@ -42609,7 +42615,7 @@
         </w:rPr>
         <w:t>）。有許多的經文提到彌賽亞是大衛的子孫（如，</w:t>
       </w:r>
-      <w:hyperlink r:id="rId916">
+      <w:hyperlink r:id="rId917">
         <w:r>
           <w:rPr>
             <w:lang w:val="zh_TW" w:bidi="zh_TW"/>
@@ -42627,7 +42633,7 @@
         </w:rPr>
         <w:t>，</w:t>
       </w:r>
-      <w:hyperlink r:id="rId917">
+      <w:hyperlink r:id="rId918">
         <w:r>
           <w:rPr>
             <w:lang w:val="zh_TW" w:bidi="zh_TW"/>
@@ -42645,7 +42651,7 @@
         </w:rPr>
         <w:t>；</w:t>
       </w:r>
-      <w:hyperlink r:id="rId918">
+      <w:hyperlink r:id="rId919">
         <w:r>
           <w:rPr>
             <w:lang w:val="zh_TW" w:bidi="zh_TW"/>
@@ -42663,7 +42669,7 @@
         </w:rPr>
         <w:t>，</w:t>
       </w:r>
-      <w:hyperlink r:id="rId919">
+      <w:hyperlink r:id="rId920">
         <w:r>
           <w:rPr>
             <w:lang w:val="zh_TW" w:bidi="zh_TW"/>
@@ -42681,7 +42687,7 @@
         </w:rPr>
         <w:t>；</w:t>
       </w:r>
-      <w:hyperlink r:id="rId920">
+      <w:hyperlink r:id="rId921">
         <w:r>
           <w:rPr>
             <w:lang w:val="zh_TW" w:bidi="zh_TW"/>
@@ -42699,7 +42705,7 @@
         </w:rPr>
         <w:t>，</w:t>
       </w:r>
-      <w:hyperlink r:id="rId921">
+      <w:hyperlink r:id="rId922">
         <w:r>
           <w:rPr>
             <w:lang w:val="zh_TW" w:bidi="zh_TW"/>
@@ -42717,7 +42723,7 @@
         </w:rPr>
         <w:t>）。耶穌並沒有透過這個問題否認彌賽亞是大衛的子孫（</w:t>
       </w:r>
-      <w:hyperlink r:id="rId922">
+      <w:hyperlink r:id="rId923">
         <w:r>
           <w:rPr>
             <w:lang w:val="zh_TW" w:bidi="zh_TW"/>
@@ -42735,7 +42741,7 @@
         </w:rPr>
         <w:t>，</w:t>
       </w:r>
-      <w:hyperlink r:id="rId720">
+      <w:hyperlink r:id="rId721">
         <w:r>
           <w:rPr>
             <w:lang w:val="zh_TW" w:bidi="zh_TW"/>
@@ -42753,7 +42759,7 @@
         </w:rPr>
         <w:t>；見</w:t>
       </w:r>
-      <w:hyperlink r:id="rId923">
+      <w:hyperlink r:id="rId924">
         <w:r>
           <w:rPr>
             <w:lang w:val="zh_TW" w:bidi="zh_TW"/>
@@ -42813,7 +42819,7 @@
           <w:lang w:val="zh_TW" w:bidi="zh_TW"/>
         </w:rPr>
       </w:r>
-      <w:hyperlink r:id="rId924">
+      <w:hyperlink r:id="rId925">
         <w:r>
           <w:rPr>
             <w:lang w:val="zh_TW" w:bidi="zh_TW"/>
@@ -42939,7 +42945,7 @@
         </w:rPr>
         <w:t>，</w:t>
       </w:r>
-      <w:hyperlink r:id="rId925">
+      <w:hyperlink r:id="rId926">
         <w:r>
           <w:rPr>
             <w:lang w:val="zh_TW" w:bidi="zh_TW"/>
@@ -42957,7 +42963,7 @@
         </w:rPr>
         <w:t>、</w:t>
       </w:r>
-      <w:hyperlink r:id="rId926">
+      <w:hyperlink r:id="rId927">
         <w:r>
           <w:rPr>
             <w:lang w:val="zh_TW" w:bidi="zh_TW"/>
@@ -43063,7 +43069,7 @@
         </w:rPr>
         <w:t>對法利賽人和希律的警告。文士違背了兩條最大的誡命（</w:t>
       </w:r>
-      <w:hyperlink r:id="rId669">
+      <w:hyperlink r:id="rId670">
         <w:r>
           <w:rPr>
             <w:lang w:val="zh_TW" w:bidi="zh_TW"/>
@@ -43099,7 +43105,7 @@
         </w:rPr>
         <w:t>「長衣」可能是宗教人士穿的衣服；「問他們的安」可能是指被稱為「拉比」（見</w:t>
       </w:r>
-      <w:hyperlink r:id="rId927">
+      <w:hyperlink r:id="rId928">
         <w:r>
           <w:rPr>
             <w:lang w:val="zh_TW" w:bidi="zh_TW"/>
@@ -43169,7 +43175,7 @@
         </w:rPr>
         <w:t>文士違反了第二條誡命，因為他們不愛鄰舍，這表現在他們「侵吞寡婦的家產」。他們明顯在欺騙最脆弱和最需要幫助的人，神關心寡婦（</w:t>
       </w:r>
-      <w:hyperlink r:id="rId928">
+      <w:hyperlink r:id="rId929">
         <w:r>
           <w:rPr>
             <w:lang w:val="zh_TW" w:bidi="zh_TW"/>
@@ -43187,7 +43193,7 @@
         </w:rPr>
         <w:t>；</w:t>
       </w:r>
-      <w:hyperlink r:id="rId929">
+      <w:hyperlink r:id="rId930">
         <w:r>
           <w:rPr>
             <w:lang w:val="zh_TW" w:bidi="zh_TW"/>
@@ -43205,7 +43211,7 @@
         </w:rPr>
         <w:t>，</w:t>
       </w:r>
-      <w:hyperlink r:id="rId930">
+      <w:hyperlink r:id="rId931">
         <w:r>
           <w:rPr>
             <w:lang w:val="zh_TW" w:bidi="zh_TW"/>
@@ -43223,7 +43229,7 @@
         </w:rPr>
         <w:t>；</w:t>
       </w:r>
-      <w:hyperlink r:id="rId931">
+      <w:hyperlink r:id="rId932">
         <w:r>
           <w:rPr>
             <w:lang w:val="zh_TW" w:bidi="zh_TW"/>
@@ -43241,7 +43247,7 @@
         </w:rPr>
         <w:t>；</w:t>
       </w:r>
-      <w:hyperlink r:id="rId932">
+      <w:hyperlink r:id="rId933">
         <w:r>
           <w:rPr>
             <w:lang w:val="zh_TW" w:bidi="zh_TW"/>
@@ -43259,7 +43265,7 @@
         </w:rPr>
         <w:t>，</w:t>
       </w:r>
-      <w:hyperlink r:id="rId933">
+      <w:hyperlink r:id="rId934">
         <w:r>
           <w:rPr>
             <w:lang w:val="zh_TW" w:bidi="zh_TW"/>
@@ -43277,7 +43283,7 @@
         </w:rPr>
         <w:t>）並譴責那些虐待她們的人（</w:t>
       </w:r>
-      <w:hyperlink r:id="rId934">
+      <w:hyperlink r:id="rId935">
         <w:r>
           <w:rPr>
             <w:lang w:val="zh_TW" w:bidi="zh_TW"/>
@@ -43295,7 +43301,7 @@
         </w:rPr>
         <w:t>；</w:t>
       </w:r>
-      <w:hyperlink r:id="rId935">
+      <w:hyperlink r:id="rId936">
         <w:r>
           <w:rPr>
             <w:lang w:val="zh_TW" w:bidi="zh_TW"/>
@@ -43313,7 +43319,7 @@
         </w:rPr>
         <w:t>；</w:t>
       </w:r>
-      <w:hyperlink r:id="rId936">
+      <w:hyperlink r:id="rId937">
         <w:r>
           <w:rPr>
             <w:lang w:val="zh_TW" w:bidi="zh_TW"/>
@@ -43331,7 +43337,7 @@
         </w:rPr>
         <w:t>；</w:t>
       </w:r>
-      <w:hyperlink r:id="rId937">
+      <w:hyperlink r:id="rId938">
         <w:r>
           <w:rPr>
             <w:lang w:val="zh_TW" w:bidi="zh_TW"/>
@@ -43349,7 +43355,7 @@
         </w:rPr>
         <w:t>）。文士披著虛偽的虔誠外衣（見</w:t>
       </w:r>
-      <w:hyperlink r:id="rId938">
+      <w:hyperlink r:id="rId939">
         <w:r>
           <w:rPr>
             <w:lang w:val="zh_TW" w:bidi="zh_TW"/>
@@ -43367,7 +43373,7 @@
         </w:rPr>
         <w:t>；</w:t>
       </w:r>
-      <w:hyperlink r:id="rId939">
+      <w:hyperlink r:id="rId940">
         <w:r>
           <w:rPr>
             <w:lang w:val="zh_TW" w:bidi="zh_TW"/>
@@ -43403,7 +43409,7 @@
         </w:rPr>
         <w:t>這些人要受更重的刑罰：在最後的審判（</w:t>
       </w:r>
-      <w:hyperlink r:id="rId940">
+      <w:hyperlink r:id="rId941">
         <w:r>
           <w:rPr>
             <w:lang w:val="zh_TW" w:bidi="zh_TW"/>
@@ -43421,7 +43427,7 @@
         </w:rPr>
         <w:t>；見</w:t>
       </w:r>
-      <w:hyperlink r:id="rId941">
+      <w:hyperlink r:id="rId942">
         <w:r>
           <w:rPr>
             <w:lang w:val="zh_TW" w:bidi="zh_TW"/>
@@ -43537,7 +43543,7 @@
         </w:rPr>
         <w:t>，即正常一天的工資（</w:t>
       </w:r>
-      <w:hyperlink r:id="rId942">
+      <w:hyperlink r:id="rId943">
         <w:r>
           <w:rPr>
             <w:lang w:val="zh_TW" w:bidi="zh_TW"/>
@@ -43603,7 +43609,7 @@
         </w:rPr>
         <w:t>這段關於一位貧窮寡婦的記載，突顯假虔誠的文士（</w:t>
       </w:r>
-      <w:hyperlink r:id="rId898">
+      <w:hyperlink r:id="rId899">
         <w:r>
           <w:rPr>
             <w:lang w:val="zh_TW" w:bidi="zh_TW"/>
@@ -43669,7 +43675,7 @@
         </w:rPr>
         <w:t>耶穌叫門徒來聽這教導（見</w:t>
       </w:r>
-      <w:hyperlink r:id="rId807">
+      <w:hyperlink r:id="rId808">
         <w:r>
           <w:rPr>
             <w:lang w:val="zh_TW" w:bidi="zh_TW"/>
@@ -43723,7 +43729,7 @@
         </w:rPr>
         <w:t>，</w:t>
       </w:r>
-      <w:hyperlink r:id="rId943">
+      <w:hyperlink r:id="rId944">
         <w:r>
           <w:rPr>
             <w:lang w:val="zh_TW" w:bidi="zh_TW"/>
@@ -43741,7 +43747,7 @@
         </w:rPr>
         <w:t>；另見</w:t>
       </w:r>
-      <w:hyperlink r:id="rId944">
+      <w:hyperlink r:id="rId945">
         <w:r>
           <w:rPr>
             <w:lang w:val="zh_TW" w:bidi="zh_TW"/>
@@ -43795,7 +43801,7 @@
         </w:rPr>
         <w:t>的宣告揭示了祂與世俗思想的根本差異。沒有人會因寡婦捐獻的兩個小錢而以她的名字命名一座建築，但耶穌和天父看的是人的心（</w:t>
       </w:r>
-      <w:hyperlink r:id="rId945">
+      <w:hyperlink r:id="rId946">
         <w:r>
           <w:rPr>
             <w:lang w:val="zh_TW" w:bidi="zh_TW"/>
@@ -43813,7 +43819,7 @@
         </w:rPr>
         <w:t>）。寡婦正是在做耶穌告訴那富有的年輕官員要做的事（</w:t>
       </w:r>
-      <w:hyperlink r:id="rId728">
+      <w:hyperlink r:id="rId729">
         <w:r>
           <w:rPr>
             <w:lang w:val="zh_TW" w:bidi="zh_TW"/>
@@ -43867,7 +43873,7 @@
         </w:rPr>
         <w:t>，</w:t>
       </w:r>
-      <w:hyperlink r:id="rId946">
+      <w:hyperlink r:id="rId947">
         <w:r>
           <w:rPr>
             <w:lang w:val="zh_TW" w:bidi="zh_TW"/>
@@ -43885,7 +43891,7 @@
         </w:rPr>
         <w:t>，</w:t>
       </w:r>
-      <w:hyperlink r:id="rId947">
+      <w:hyperlink r:id="rId948">
         <w:r>
           <w:rPr>
             <w:lang w:val="zh_TW" w:bidi="zh_TW"/>
@@ -43903,7 +43909,7 @@
         </w:rPr>
         <w:t>）。像</w:t>
       </w:r>
-      <w:hyperlink r:id="rId731">
+      <w:hyperlink r:id="rId732">
         <w:r>
           <w:rPr>
             <w:lang w:val="zh_TW" w:bidi="zh_TW"/>
@@ -43921,7 +43927,7 @@
         </w:rPr>
         <w:t>的那位婦人一樣，這位窮寡婦盡心、盡性、盡意、盡力地愛神（</w:t>
       </w:r>
-      <w:hyperlink r:id="rId948">
+      <w:hyperlink r:id="rId949">
         <w:r>
           <w:rPr>
             <w:lang w:val="zh_TW" w:bidi="zh_TW"/>
@@ -44108,7 +44114,7 @@
         </w:rPr>
         <w:t>這段經文為從</w:t>
       </w:r>
-      <w:hyperlink r:id="rId792">
+      <w:hyperlink r:id="rId793">
         <w:r>
           <w:rPr>
             <w:lang w:val="zh_TW" w:bidi="zh_TW"/>
@@ -44126,7 +44132,7 @@
         </w:rPr>
         <w:t>開始的經文寫下總結。以色列未能結出果子（</w:t>
       </w:r>
-      <w:hyperlink r:id="rId949">
+      <w:hyperlink r:id="rId950">
         <w:r>
           <w:rPr>
             <w:lang w:val="zh_TW" w:bidi="zh_TW"/>
@@ -44144,7 +44150,7 @@
         </w:rPr>
         <w:t>，</w:t>
       </w:r>
-      <w:hyperlink r:id="rId898">
+      <w:hyperlink r:id="rId899">
         <w:r>
           <w:rPr>
             <w:lang w:val="zh_TW" w:bidi="zh_TW"/>
@@ -44162,7 +44168,7 @@
         </w:rPr>
         <w:t>）及其領袖對神所膏的彌賽亞的敵意（</w:t>
       </w:r>
-      <w:hyperlink r:id="rId719">
+      <w:hyperlink r:id="rId720">
         <w:r>
           <w:rPr>
             <w:lang w:val="zh_TW" w:bidi="zh_TW"/>
@@ -44180,7 +44186,7 @@
         </w:rPr>
         <w:t>、</w:t>
       </w:r>
-      <w:hyperlink r:id="rId816">
+      <w:hyperlink r:id="rId817">
         <w:r>
           <w:rPr>
             <w:lang w:val="zh_TW" w:bidi="zh_TW"/>
@@ -44198,7 +44204,7 @@
         </w:rPr>
         <w:t>，</w:t>
       </w:r>
-      <w:hyperlink r:id="rId674">
+      <w:hyperlink r:id="rId675">
         <w:r>
           <w:rPr>
             <w:lang w:val="zh_TW" w:bidi="zh_TW"/>
@@ -44216,7 +44222,7 @@
         </w:rPr>
         <w:t>、</w:t>
       </w:r>
-      <w:hyperlink r:id="rId950">
+      <w:hyperlink r:id="rId951">
         <w:r>
           <w:rPr>
             <w:lang w:val="zh_TW" w:bidi="zh_TW"/>
@@ -44454,7 +44460,7 @@
         </w:rPr>
         <w:t>，</w:t>
       </w:r>
-      <w:hyperlink r:id="rId951">
+      <w:hyperlink r:id="rId952">
         <w:r>
           <w:rPr>
             <w:lang w:val="zh_TW" w:bidi="zh_TW"/>
@@ -44490,7 +44496,7 @@
         </w:rPr>
         <w:t>耶穌的預言引起了門徒的兩個疑問。雖然一些學者認為第二個問題超過第一個問題範疇，著眼於末世人子的來臨，但最好將這兩個問題的解釋，著重在耶路撒冷和聖殿毀滅的時間和徵兆（參</w:t>
       </w:r>
-      <w:hyperlink r:id="rId952">
+      <w:hyperlink r:id="rId953">
         <w:r>
           <w:rPr>
             <w:lang w:val="zh_TW" w:bidi="zh_TW"/>
@@ -44508,7 +44514,7 @@
         </w:rPr>
         <w:t>；</w:t>
       </w:r>
-      <w:hyperlink r:id="rId953">
+      <w:hyperlink r:id="rId954">
         <w:r>
           <w:rPr>
             <w:lang w:val="zh_TW" w:bidi="zh_TW"/>
@@ -44526,7 +44532,7 @@
         </w:rPr>
         <w:t>）。這些問題來自於耶穌在</w:t>
       </w:r>
-      <w:hyperlink r:id="rId954">
+      <w:hyperlink r:id="rId955">
         <w:r>
           <w:rPr>
             <w:lang w:val="zh_TW" w:bidi="zh_TW"/>
@@ -44592,7 +44598,7 @@
         </w:rPr>
         <w:t>耶穌警告祂的跟隨者不要被許多假彌賽亞迷惑，這些人自稱「我是基督」，並欺騙許多人跟隨他們。這些假冒者會自稱是你們期待已久的猶太彌賽亞（不是耶穌本身）或代表彌賽亞說話。這些假冒者包括加利利人丟大（</w:t>
       </w:r>
-      <w:hyperlink r:id="rId955">
+      <w:hyperlink r:id="rId956">
         <w:r>
           <w:rPr>
             <w:lang w:val="zh_TW" w:bidi="zh_TW"/>
@@ -44674,7 +44680,7 @@
         </w:rPr>
         <w:t>這段通常分為兩部分（</w:t>
       </w:r>
-      <w:hyperlink r:id="rId956">
+      <w:hyperlink r:id="rId957">
         <w:r>
           <w:rPr>
             <w:lang w:val="zh_TW" w:bidi="zh_TW"/>
@@ -44692,7 +44698,7 @@
         </w:rPr>
         <w:t>和</w:t>
       </w:r>
-      <w:hyperlink r:id="rId957">
+      <w:hyperlink r:id="rId958">
         <w:r>
           <w:rPr>
             <w:lang w:val="zh_TW" w:bidi="zh_TW"/>
@@ -44710,7 +44716,7 @@
         </w:rPr>
         <w:t>）。第一部分通常被解釋為描述耶路撒冷在公元 70 年被毀滅，而第二部分則被認為是描述將來人子的再來。然而，最好將整個</w:t>
       </w:r>
-      <w:hyperlink r:id="rId958">
+      <w:hyperlink r:id="rId959">
         <w:r>
           <w:rPr>
             <w:lang w:val="zh_TW" w:bidi="zh_TW"/>
@@ -44728,7 +44734,7 @@
         </w:rPr>
         <w:t>解釋為描述公元70年耶路撒冷毀滅的事件，因為：（1）</w:t>
       </w:r>
-      <w:hyperlink r:id="rId958">
+      <w:hyperlink r:id="rId959">
         <w:r>
           <w:rPr>
             <w:lang w:val="zh_TW" w:bidi="zh_TW"/>
@@ -44746,151 +44752,151 @@
         </w:rPr>
         <w:t>是耶穌關於耶路撒冷毀滅的兩個問題（</w:t>
       </w:r>
+      <w:hyperlink r:id="rId960">
+        <w:r>
+          <w:rPr>
+            <w:lang w:val="zh_TW" w:bidi="zh_TW"/>
+          </w:rPr>
+          <w:rPr>
+            <w:color w:val="0000EE"/>
+            <w:u w:val="single"/>
+          </w:rPr>
+          <w:t>13:4</w:t>
+        </w:r>
+      </w:hyperlink>
+      <w:r>
+        <w:rPr>
+          <w:lang w:val="zh_TW" w:bidi="zh_TW"/>
+        </w:rPr>
+        <w:t>）的回答（</w:t>
+      </w:r>
+      <w:hyperlink r:id="rId955">
+        <w:r>
+          <w:rPr>
+            <w:lang w:val="zh_TW" w:bidi="zh_TW"/>
+          </w:rPr>
+          <w:rPr>
+            <w:color w:val="0000EE"/>
+            <w:u w:val="single"/>
+          </w:rPr>
+          <w:t>13:2</w:t>
+        </w:r>
+      </w:hyperlink>
+      <w:r>
+        <w:rPr>
+          <w:lang w:val="zh_TW" w:bidi="zh_TW"/>
+        </w:rPr>
+        <w:t>）；（2）逃離猶太的命令（</w:t>
+      </w:r>
+      <w:hyperlink r:id="rId961">
+        <w:r>
+          <w:rPr>
+            <w:lang w:val="zh_TW" w:bidi="zh_TW"/>
+          </w:rPr>
+          <w:rPr>
+            <w:color w:val="0000EE"/>
+            <w:u w:val="single"/>
+          </w:rPr>
+          <w:t>13:14–16</w:t>
+        </w:r>
+      </w:hyperlink>
+      <w:r>
+        <w:rPr>
+          <w:lang w:val="zh_TW" w:bidi="zh_TW"/>
+        </w:rPr>
+        <w:t>）、對懷孕和哺乳婦女的災禍宣告（</w:t>
+      </w:r>
+      <w:hyperlink r:id="rId962">
+        <w:r>
+          <w:rPr>
+            <w:lang w:val="zh_TW" w:bidi="zh_TW"/>
+          </w:rPr>
+          <w:rPr>
+            <w:color w:val="0000EE"/>
+            <w:u w:val="single"/>
+          </w:rPr>
+          <w:t>13:17</w:t>
+        </w:r>
+      </w:hyperlink>
+      <w:r>
+        <w:rPr>
+          <w:lang w:val="zh_TW" w:bidi="zh_TW"/>
+        </w:rPr>
+        <w:t>）以及祈求這事不要發生在冬天（</w:t>
+      </w:r>
+      <w:hyperlink r:id="rId963">
+        <w:r>
+          <w:rPr>
+            <w:lang w:val="zh_TW" w:bidi="zh_TW"/>
+          </w:rPr>
+          <w:rPr>
+            <w:color w:val="0000EE"/>
+            <w:u w:val="single"/>
+          </w:rPr>
+          <w:t>13:18</w:t>
+        </w:r>
+      </w:hyperlink>
+      <w:r>
+        <w:rPr>
+          <w:lang w:val="zh_TW" w:bidi="zh_TW"/>
+        </w:rPr>
+        <w:t>），如果是指公元70年的事件是可以理解的，但如果是指基督將來的再來則無法理解；（3）這段經文中的三個警告（</w:t>
+      </w:r>
+      <w:hyperlink r:id="rId964">
+        <w:r>
+          <w:rPr>
+            <w:lang w:val="zh_TW" w:bidi="zh_TW"/>
+          </w:rPr>
+          <w:rPr>
+            <w:color w:val="0000EE"/>
+            <w:u w:val="single"/>
+          </w:rPr>
+          <w:t>13:5</w:t>
+        </w:r>
+      </w:hyperlink>
+      <w:r>
+        <w:rPr>
+          <w:lang w:val="zh_TW" w:bidi="zh_TW"/>
+        </w:rPr>
+        <w:t>、</w:t>
+      </w:r>
+      <w:hyperlink r:id="rId965">
+        <w:r>
+          <w:rPr>
+            <w:lang w:val="zh_TW" w:bidi="zh_TW"/>
+          </w:rPr>
+          <w:rPr>
+            <w:color w:val="0000EE"/>
+            <w:u w:val="single"/>
+          </w:rPr>
+          <w:t>9</w:t>
+        </w:r>
+      </w:hyperlink>
+      <w:r>
+        <w:rPr>
+          <w:lang w:val="zh_TW" w:bidi="zh_TW"/>
+        </w:rPr>
+        <w:t>、</w:t>
+      </w:r>
+      <w:hyperlink r:id="rId966">
+        <w:r>
+          <w:rPr>
+            <w:lang w:val="zh_TW" w:bidi="zh_TW"/>
+          </w:rPr>
+          <w:rPr>
+            <w:color w:val="0000EE"/>
+            <w:u w:val="single"/>
+          </w:rPr>
+          <w:t>23</w:t>
+        </w:r>
+      </w:hyperlink>
+      <w:r>
+        <w:rPr>
+          <w:lang w:val="zh_TW" w:bidi="zh_TW"/>
+        </w:rPr>
+        <w:t>）將這段經文聯繫在一起，並表明</w:t>
+      </w:r>
       <w:hyperlink r:id="rId959">
-        <w:r>
-          <w:rPr>
-            <w:lang w:val="zh_TW" w:bidi="zh_TW"/>
-          </w:rPr>
-          <w:rPr>
-            <w:color w:val="0000EE"/>
-            <w:u w:val="single"/>
-          </w:rPr>
-          <w:t>13:4</w:t>
-        </w:r>
-      </w:hyperlink>
-      <w:r>
-        <w:rPr>
-          <w:lang w:val="zh_TW" w:bidi="zh_TW"/>
-        </w:rPr>
-        <w:t>）的回答（</w:t>
-      </w:r>
-      <w:hyperlink r:id="rId954">
-        <w:r>
-          <w:rPr>
-            <w:lang w:val="zh_TW" w:bidi="zh_TW"/>
-          </w:rPr>
-          <w:rPr>
-            <w:color w:val="0000EE"/>
-            <w:u w:val="single"/>
-          </w:rPr>
-          <w:t>13:2</w:t>
-        </w:r>
-      </w:hyperlink>
-      <w:r>
-        <w:rPr>
-          <w:lang w:val="zh_TW" w:bidi="zh_TW"/>
-        </w:rPr>
-        <w:t>）；（2）逃離猶太的命令（</w:t>
-      </w:r>
-      <w:hyperlink r:id="rId960">
-        <w:r>
-          <w:rPr>
-            <w:lang w:val="zh_TW" w:bidi="zh_TW"/>
-          </w:rPr>
-          <w:rPr>
-            <w:color w:val="0000EE"/>
-            <w:u w:val="single"/>
-          </w:rPr>
-          <w:t>13:14–16</w:t>
-        </w:r>
-      </w:hyperlink>
-      <w:r>
-        <w:rPr>
-          <w:lang w:val="zh_TW" w:bidi="zh_TW"/>
-        </w:rPr>
-        <w:t>）、對懷孕和哺乳婦女的災禍宣告（</w:t>
-      </w:r>
-      <w:hyperlink r:id="rId961">
-        <w:r>
-          <w:rPr>
-            <w:lang w:val="zh_TW" w:bidi="zh_TW"/>
-          </w:rPr>
-          <w:rPr>
-            <w:color w:val="0000EE"/>
-            <w:u w:val="single"/>
-          </w:rPr>
-          <w:t>13:17</w:t>
-        </w:r>
-      </w:hyperlink>
-      <w:r>
-        <w:rPr>
-          <w:lang w:val="zh_TW" w:bidi="zh_TW"/>
-        </w:rPr>
-        <w:t>）以及祈求這事不要發生在冬天（</w:t>
-      </w:r>
-      <w:hyperlink r:id="rId962">
-        <w:r>
-          <w:rPr>
-            <w:lang w:val="zh_TW" w:bidi="zh_TW"/>
-          </w:rPr>
-          <w:rPr>
-            <w:color w:val="0000EE"/>
-            <w:u w:val="single"/>
-          </w:rPr>
-          <w:t>13:18</w:t>
-        </w:r>
-      </w:hyperlink>
-      <w:r>
-        <w:rPr>
-          <w:lang w:val="zh_TW" w:bidi="zh_TW"/>
-        </w:rPr>
-        <w:t>），如果是指公元70年的事件是可以理解的，但如果是指基督將來的再來則無法理解；（3）這段經文中的三個警告（</w:t>
-      </w:r>
-      <w:hyperlink r:id="rId963">
-        <w:r>
-          <w:rPr>
-            <w:lang w:val="zh_TW" w:bidi="zh_TW"/>
-          </w:rPr>
-          <w:rPr>
-            <w:color w:val="0000EE"/>
-            <w:u w:val="single"/>
-          </w:rPr>
-          <w:t>13:5</w:t>
-        </w:r>
-      </w:hyperlink>
-      <w:r>
-        <w:rPr>
-          <w:lang w:val="zh_TW" w:bidi="zh_TW"/>
-        </w:rPr>
-        <w:t>、</w:t>
-      </w:r>
-      <w:hyperlink r:id="rId964">
-        <w:r>
-          <w:rPr>
-            <w:lang w:val="zh_TW" w:bidi="zh_TW"/>
-          </w:rPr>
-          <w:rPr>
-            <w:color w:val="0000EE"/>
-            <w:u w:val="single"/>
-          </w:rPr>
-          <w:t>9</w:t>
-        </w:r>
-      </w:hyperlink>
-      <w:r>
-        <w:rPr>
-          <w:lang w:val="zh_TW" w:bidi="zh_TW"/>
-        </w:rPr>
-        <w:t>、</w:t>
-      </w:r>
-      <w:hyperlink r:id="rId965">
-        <w:r>
-          <w:rPr>
-            <w:lang w:val="zh_TW" w:bidi="zh_TW"/>
-          </w:rPr>
-          <w:rPr>
-            <w:color w:val="0000EE"/>
-            <w:u w:val="single"/>
-          </w:rPr>
-          <w:t>23</w:t>
-        </w:r>
-      </w:hyperlink>
-      <w:r>
-        <w:rPr>
-          <w:lang w:val="zh_TW" w:bidi="zh_TW"/>
-        </w:rPr>
-        <w:t>）將這段經文聯繫在一起，並表明</w:t>
-      </w:r>
-      <w:hyperlink r:id="rId958">
         <w:r>
           <w:rPr>
             <w:lang w:val="zh_TW" w:bidi="zh_TW"/>
@@ -44926,7 +44932,7 @@
         </w:rPr>
         <w:t>這段的細分是按交叉結構（X形模式）排列：A: 自稱是彌賽亞的騙子（</w:t>
       </w:r>
-      <w:hyperlink r:id="rId966">
+      <w:hyperlink r:id="rId967">
         <w:r>
           <w:rPr>
             <w:lang w:val="zh_TW" w:bidi="zh_TW"/>
@@ -44944,7 +44950,7 @@
         </w:rPr>
         <w:t>）。B: 有打仗和自然災害的（</w:t>
       </w:r>
-      <w:hyperlink r:id="rId967">
+      <w:hyperlink r:id="rId968">
         <w:r>
           <w:rPr>
             <w:lang w:val="zh_TW" w:bidi="zh_TW"/>
@@ -44962,7 +44968,7 @@
         </w:rPr>
         <w:t>）。C: 信徒受到迫害（</w:t>
       </w:r>
-      <w:hyperlink r:id="rId968">
+      <w:hyperlink r:id="rId969">
         <w:r>
           <w:rPr>
             <w:lang w:val="zh_TW" w:bidi="zh_TW"/>
@@ -44980,7 +44986,7 @@
         </w:rPr>
         <w:t>）。B': 猶太的打仗和隨之而來的災難開始（</w:t>
       </w:r>
-      <w:hyperlink r:id="rId969">
+      <w:hyperlink r:id="rId970">
         <w:r>
           <w:rPr>
             <w:lang w:val="zh_TW" w:bidi="zh_TW"/>
@@ -44998,7 +45004,7 @@
         </w:rPr>
         <w:t>）。A': 自稱是彌賽亞的騙子（</w:t>
       </w:r>
-      <w:hyperlink r:id="rId970">
+      <w:hyperlink r:id="rId971">
         <w:r>
           <w:rPr>
             <w:lang w:val="zh_TW" w:bidi="zh_TW"/>
@@ -45174,7 +45180,7 @@
         </w:rPr>
         <w:t>，</w:t>
       </w:r>
-      <w:hyperlink r:id="rId688">
+      <w:hyperlink r:id="rId689">
         <w:r>
           <w:rPr>
             <w:lang w:val="zh_TW" w:bidi="zh_TW"/>
@@ -45192,7 +45198,7 @@
         </w:rPr>
         <w:t>，</w:t>
       </w:r>
-      <w:hyperlink r:id="rId971">
+      <w:hyperlink r:id="rId972">
         <w:r>
           <w:rPr>
             <w:lang w:val="zh_TW" w:bidi="zh_TW"/>
@@ -45228,7 +45234,7 @@
         </w:rPr>
         <w:t>）猶太基督徒將會被帶到猶太人領袖組成的地方公會面，這些公會在猶太社群中具有權威。我們在</w:t>
       </w:r>
-      <w:hyperlink r:id="rId972">
+      <w:hyperlink r:id="rId973">
         <w:r>
           <w:rPr>
             <w:lang w:val="zh_TW" w:bidi="zh_TW"/>
@@ -45246,7 +45252,7 @@
         </w:rPr>
         <w:t>及可能在</w:t>
       </w:r>
-      <w:hyperlink r:id="rId973">
+      <w:hyperlink r:id="rId974">
         <w:r>
           <w:rPr>
             <w:lang w:val="zh_TW" w:bidi="zh_TW"/>
@@ -45264,7 +45270,7 @@
         </w:rPr>
         <w:t>中提到過這樣的公會（另見</w:t>
       </w:r>
-      <w:hyperlink r:id="rId974">
+      <w:hyperlink r:id="rId975">
         <w:r>
           <w:rPr>
             <w:lang w:val="zh_TW" w:bidi="zh_TW"/>
@@ -45300,7 +45306,7 @@
         </w:rPr>
         <w:t>會堂裏要受鞭打：保羅在</w:t>
       </w:r>
-      <w:hyperlink r:id="rId975">
+      <w:hyperlink r:id="rId976">
         <w:r>
           <w:rPr>
             <w:lang w:val="zh_TW" w:bidi="zh_TW"/>
@@ -45336,7 +45342,7 @@
         </w:rPr>
         <w:t>又為我的緣故站在諸侯與君王面前：（見</w:t>
       </w:r>
-      <w:hyperlink r:id="rId976">
+      <w:hyperlink r:id="rId977">
         <w:r>
           <w:rPr>
             <w:lang w:val="zh_TW" w:bidi="zh_TW"/>
@@ -45354,7 +45360,7 @@
         </w:rPr>
         <w:t>，</w:t>
       </w:r>
-      <w:hyperlink r:id="rId977">
+      <w:hyperlink r:id="rId978">
         <w:r>
           <w:rPr>
             <w:lang w:val="zh_TW" w:bidi="zh_TW"/>
@@ -45372,7 +45378,7 @@
         </w:rPr>
         <w:t>，</w:t>
       </w:r>
-      <w:hyperlink r:id="rId978">
+      <w:hyperlink r:id="rId979">
         <w:r>
           <w:rPr>
             <w:lang w:val="zh_TW" w:bidi="zh_TW"/>
@@ -45390,7 +45396,7 @@
         </w:rPr>
         <w:t>）這些審訊是因為他們是跟隨耶穌的人（</w:t>
       </w:r>
-      <w:hyperlink r:id="rId964">
+      <w:hyperlink r:id="rId965">
         <w:r>
           <w:rPr>
             <w:lang w:val="zh_TW" w:bidi="zh_TW"/>
@@ -45426,7 +45432,7 @@
         </w:rPr>
         <w:t>），而不是因為他們真的做錯了（見</w:t>
       </w:r>
-      <w:hyperlink r:id="rId979">
+      <w:hyperlink r:id="rId980">
         <w:r>
           <w:rPr>
             <w:lang w:val="zh_TW" w:bidi="zh_TW"/>
@@ -45492,7 +45498,7 @@
         </w:rPr>
         <w:t>這樣的試煉（</w:t>
       </w:r>
-      <w:hyperlink r:id="rId964">
+      <w:hyperlink r:id="rId965">
         <w:r>
           <w:rPr>
             <w:lang w:val="zh_TW" w:bidi="zh_TW"/>
@@ -45510,7 +45516,7 @@
         </w:rPr>
         <w:t>、</w:t>
       </w:r>
-      <w:hyperlink r:id="rId980">
+      <w:hyperlink r:id="rId981">
         <w:r>
           <w:rPr>
             <w:lang w:val="zh_TW" w:bidi="zh_TW"/>
@@ -45528,7 +45534,7 @@
         </w:rPr>
         <w:t>）將成為向萬國傳講福音的途徑。這一切都會先發生——即在耶路撒冷被毀之前。關於保羅如何理解在他那個時代福音已經傳遍萬國，見</w:t>
       </w:r>
-      <w:hyperlink r:id="rId981">
+      <w:hyperlink r:id="rId982">
         <w:r>
           <w:rPr>
             <w:lang w:val="zh_TW" w:bidi="zh_TW"/>
@@ -45546,7 +45552,7 @@
         </w:rPr>
         <w:t>；</w:t>
       </w:r>
-      <w:hyperlink r:id="rId982">
+      <w:hyperlink r:id="rId983">
         <w:r>
           <w:rPr>
             <w:lang w:val="zh_TW" w:bidi="zh_TW"/>
@@ -45564,7 +45570,7 @@
         </w:rPr>
         <w:t>、</w:t>
       </w:r>
-      <w:hyperlink r:id="rId983">
+      <w:hyperlink r:id="rId984">
         <w:r>
           <w:rPr>
             <w:lang w:val="zh_TW" w:bidi="zh_TW"/>
@@ -45582,7 +45588,7 @@
         </w:rPr>
         <w:t>（另見</w:t>
       </w:r>
-      <w:hyperlink r:id="rId984">
+      <w:hyperlink r:id="rId985">
         <w:r>
           <w:rPr>
             <w:lang w:val="zh_TW" w:bidi="zh_TW"/>
@@ -45600,7 +45606,7 @@
         </w:rPr>
         <w:t>、</w:t>
       </w:r>
-      <w:hyperlink r:id="rId985">
+      <w:hyperlink r:id="rId986">
         <w:r>
           <w:rPr>
             <w:lang w:val="zh_TW" w:bidi="zh_TW"/>
@@ -45618,7 +45624,7 @@
         </w:rPr>
         <w:t>，</w:t>
       </w:r>
-      <w:hyperlink r:id="rId986">
+      <w:hyperlink r:id="rId987">
         <w:r>
           <w:rPr>
             <w:lang w:val="zh_TW" w:bidi="zh_TW"/>
@@ -45636,7 +45642,7 @@
         </w:rPr>
         <w:t>，</w:t>
       </w:r>
-      <w:hyperlink r:id="rId987">
+      <w:hyperlink r:id="rId988">
         <w:r>
           <w:rPr>
             <w:lang w:val="zh_TW" w:bidi="zh_TW"/>
@@ -45654,7 +45660,7 @@
         </w:rPr>
         <w:t>、</w:t>
       </w:r>
-      <w:hyperlink r:id="rId988">
+      <w:hyperlink r:id="rId989">
         <w:r>
           <w:rPr>
             <w:lang w:val="zh_TW" w:bidi="zh_TW"/>
@@ -45720,7 +45726,7 @@
         </w:rPr>
         <w:t>在</w:t>
       </w:r>
-      <w:hyperlink r:id="rId964">
+      <w:hyperlink r:id="rId965">
         <w:r>
           <w:rPr>
             <w:lang w:val="zh_TW" w:bidi="zh_TW"/>
@@ -45738,7 +45744,7 @@
         </w:rPr>
         <w:t>的警告之後有一句鼓勵的話。耶穌的跟隨者不必擔心在這些受逼迫情況下應該說什麼。耶穌的早期跟隨者通常沒有受過教育，也沒有政治影響力（見</w:t>
       </w:r>
-      <w:hyperlink r:id="rId989">
+      <w:hyperlink r:id="rId990">
         <w:r>
           <w:rPr>
             <w:lang w:val="zh_TW" w:bidi="zh_TW"/>
@@ -45756,7 +45762,7 @@
         </w:rPr>
         <w:t>；</w:t>
       </w:r>
-      <w:hyperlink r:id="rId990">
+      <w:hyperlink r:id="rId991">
         <w:r>
           <w:rPr>
             <w:lang w:val="zh_TW" w:bidi="zh_TW"/>
@@ -45822,7 +45828,7 @@
         </w:rPr>
         <w:t>沒有任何一個團體，甚至是他們自己的家人，是受迫害的基督徒可以自動逃往或尋求幫助的地方（見</w:t>
       </w:r>
-      <w:hyperlink r:id="rId991">
+      <w:hyperlink r:id="rId992">
         <w:r>
           <w:rPr>
             <w:lang w:val="zh_TW" w:bidi="zh_TW"/>
@@ -45840,7 +45846,7 @@
         </w:rPr>
         <w:t>；</w:t>
       </w:r>
-      <w:hyperlink r:id="rId992">
+      <w:hyperlink r:id="rId993">
         <w:r>
           <w:rPr>
             <w:lang w:val="zh_TW" w:bidi="zh_TW"/>
@@ -45912,7 +45918,7 @@
         </w:rPr>
         <w:t>、</w:t>
       </w:r>
-      <w:hyperlink r:id="rId993">
+      <w:hyperlink r:id="rId994">
         <w:r>
           <w:rPr>
             <w:lang w:val="zh_TW" w:bidi="zh_TW"/>
@@ -45930,7 +45936,7 @@
         </w:rPr>
         <w:t>、</w:t>
       </w:r>
-      <w:hyperlink r:id="rId994">
+      <w:hyperlink r:id="rId995">
         <w:r>
           <w:rPr>
             <w:lang w:val="zh_TW" w:bidi="zh_TW"/>
@@ -45948,7 +45954,7 @@
         </w:rPr>
         <w:t>，</w:t>
       </w:r>
-      <w:hyperlink r:id="rId995">
+      <w:hyperlink r:id="rId996">
         <w:r>
           <w:rPr>
             <w:lang w:val="zh_TW" w:bidi="zh_TW"/>
@@ -45966,7 +45972,7 @@
         </w:rPr>
         <w:t>、</w:t>
       </w:r>
-      <w:hyperlink r:id="rId996">
+      <w:hyperlink r:id="rId997">
         <w:r>
           <w:rPr>
             <w:lang w:val="zh_TW" w:bidi="zh_TW"/>
@@ -45984,7 +45990,7 @@
         </w:rPr>
         <w:t>、</w:t>
       </w:r>
-      <w:hyperlink r:id="rId997">
+      <w:hyperlink r:id="rId998">
         <w:r>
           <w:rPr>
             <w:lang w:val="zh_TW" w:bidi="zh_TW"/>
@@ -46054,7 +46060,7 @@
         </w:rPr>
         <w:t>你們看見那行毀壞可憎的：馬可沒有解釋這對象是什麼，但一世紀的猶太讀者對這個詞語很熟悉。先知但以理曾預言這對象會站在耶路撒冷的聖殿中（</w:t>
       </w:r>
-      <w:hyperlink r:id="rId998">
+      <w:hyperlink r:id="rId999">
         <w:r>
           <w:rPr>
             <w:lang w:val="zh_TW" w:bidi="zh_TW"/>
@@ -46072,7 +46078,7 @@
         </w:rPr>
         <w:t>，</w:t>
       </w:r>
-      <w:hyperlink r:id="rId999">
+      <w:hyperlink r:id="rId1000">
         <w:r>
           <w:rPr>
             <w:lang w:val="zh_TW" w:bidi="zh_TW"/>
@@ -46170,7 +46176,7 @@
         </w:rPr>
         <w:t>站在不當站的地方：根據歷史背景和對耶路撒冷（</w:t>
       </w:r>
-      <w:hyperlink r:id="rId954">
+      <w:hyperlink r:id="rId955">
         <w:r>
           <w:rPr>
             <w:lang w:val="zh_TW" w:bidi="zh_TW"/>
@@ -46188,7 +46194,7 @@
         </w:rPr>
         <w:t>、</w:t>
       </w:r>
-      <w:hyperlink r:id="rId959">
+      <w:hyperlink r:id="rId960">
         <w:r>
           <w:rPr>
             <w:lang w:val="zh_TW" w:bidi="zh_TW"/>
@@ -46206,7 +46212,7 @@
         </w:rPr>
         <w:t>）和猶太地區（</w:t>
       </w:r>
-      <w:hyperlink r:id="rId1000">
+      <w:hyperlink r:id="rId1001">
         <w:r>
           <w:rPr>
             <w:lang w:val="zh_TW" w:bidi="zh_TW"/>
@@ -46375,7 +46381,7 @@
         </w:rPr>
         <w:t>6.6.1）；（6）公元70年聖殿的毀壞；或（7）有關敵基督來臨的未來事件（見</w:t>
       </w:r>
-      <w:hyperlink r:id="rId1001">
+      <w:hyperlink r:id="rId1002">
         <w:r>
           <w:rPr>
             <w:lang w:val="zh_TW" w:bidi="zh_TW"/>
@@ -46406,7 +46412,7 @@
         </w:rPr>
         <w:t>中，這個表達是關於聖殿、祭壇及祭祀儀式。在</w:t>
       </w:r>
-      <w:hyperlink r:id="rId969">
+      <w:hyperlink r:id="rId970">
         <w:r>
           <w:rPr>
             <w:lang w:val="zh_TW" w:bidi="zh_TW"/>
@@ -46424,7 +46430,7 @@
         </w:rPr>
         <w:t>中，這是一個讓人們逃離猶太地區的徵兆，因此這件事必須發生在羅馬軍隊佔領猶太地區並圍攻耶路撒冷之前。（1）和（2）的解釋時間發生得太早，不能作為一個可識別的徵兆來逃離猶太地區，實際上他們並沒有玷污聖殿，基督徒也沒有逃離耶路撒冷。（4）～（6）的解釋發生得太晚了，因為在提圖斯進入耶路撒冷後已經沒有機會逃了。（7）的解釋不是指公元70年耶路撒冷的毀滅，這是</w:t>
       </w:r>
-      <w:hyperlink r:id="rId969">
+      <w:hyperlink r:id="rId970">
         <w:r>
           <w:rPr>
             <w:lang w:val="zh_TW" w:bidi="zh_TW"/>
@@ -46521,7 +46527,7 @@
         </w:rPr>
         <w:t>耶穌現在給在</w:t>
       </w:r>
-      <w:hyperlink r:id="rId959">
+      <w:hyperlink r:id="rId960">
         <w:r>
           <w:rPr>
             <w:lang w:val="zh_TW" w:bidi="zh_TW"/>
@@ -46539,7 +46545,7 @@
         </w:rPr>
         <w:t>要求的徵兆，並指示祂的跟隨者在看到徵兆時該如何回應。在</w:t>
       </w:r>
-      <w:hyperlink r:id="rId956">
+      <w:hyperlink r:id="rId957">
         <w:r>
           <w:rPr>
             <w:lang w:val="zh_TW" w:bidi="zh_TW"/>
@@ -46605,7 +46611,7 @@
         </w:rPr>
         <w:t>一個在猶太地區家屋頂上休息的人在看到這個徵兆後，應該立即下來逃跑，甚至不應該收拾行李。同樣地，正在田裏的人不應該回家拿衣裳。信徒們應該在看到</w:t>
       </w:r>
-      <w:hyperlink r:id="rId1000">
+      <w:hyperlink r:id="rId1001">
         <w:r>
           <w:rPr>
             <w:lang w:val="zh_TW" w:bidi="zh_TW"/>
@@ -46671,7 +46677,7 @@
         </w:rPr>
         <w:t>即將到來的災難的嚴重性通過最脆弱群體的痛苦得以體現。那一天，母親的喜悅（見</w:t>
       </w:r>
-      <w:hyperlink r:id="rId1002">
+      <w:hyperlink r:id="rId1003">
         <w:r>
           <w:rPr>
             <w:lang w:val="zh_TW" w:bidi="zh_TW"/>
@@ -46689,7 +46695,7 @@
         </w:rPr>
         <w:t>、</w:t>
       </w:r>
-      <w:hyperlink r:id="rId1003">
+      <w:hyperlink r:id="rId1004">
         <w:r>
           <w:rPr>
             <w:lang w:val="zh_TW" w:bidi="zh_TW"/>
@@ -46825,7 +46831,7 @@
         </w:rPr>
         <w:t>後來也必沒有：</w:t>
       </w:r>
-      <w:hyperlink r:id="rId957">
+      <w:hyperlink r:id="rId958">
         <w:r>
           <w:rPr>
             <w:lang w:val="zh_TW" w:bidi="zh_TW"/>
@@ -47022,7 +47028,7 @@
         </w:rPr>
         <w:t>更大的段落（</w:t>
       </w:r>
-      <w:hyperlink r:id="rId958">
+      <w:hyperlink r:id="rId959">
         <w:r>
           <w:rPr>
             <w:lang w:val="zh_TW" w:bidi="zh_TW"/>
@@ -47040,7 +47046,7 @@
         </w:rPr>
         <w:t>）以另一個關於假基督的警告作為結束。在這段中，假基督與公元70年的事件有關，而在</w:t>
       </w:r>
-      <w:hyperlink r:id="rId966">
+      <w:hyperlink r:id="rId967">
         <w:r>
           <w:rPr>
             <w:lang w:val="zh_TW" w:bidi="zh_TW"/>
@@ -47058,7 +47064,7 @@
         </w:rPr>
         <w:t>中，他們就在日常生活中出現。除了假基督，還會有假先知出現，並行神蹟奇事（</w:t>
       </w:r>
-      <w:hyperlink r:id="rId1004">
+      <w:hyperlink r:id="rId1005">
         <w:r>
           <w:rPr>
             <w:lang w:val="zh_TW" w:bidi="zh_TW"/>
@@ -47094,7 +47100,7 @@
         </w:rPr>
         <w:t>），每個人都會看到並知道（見</w:t>
       </w:r>
-      <w:hyperlink r:id="rId1005">
+      <w:hyperlink r:id="rId1006">
         <w:r>
           <w:rPr>
             <w:lang w:val="zh_TW" w:bidi="zh_TW"/>
@@ -47130,7 +47136,7 @@
         </w:rPr>
         <w:t>看哪！這個警告統一了整個段落（</w:t>
       </w:r>
-      <w:hyperlink r:id="rId958">
+      <w:hyperlink r:id="rId959">
         <w:r>
           <w:rPr>
             <w:lang w:val="zh_TW" w:bidi="zh_TW"/>
@@ -47179,7 +47185,7 @@
         </w:rPr>
         <w:t>對於在羅馬的馬可讀者來說，耶穌的信息有不同的應用。馬可希望他的讀者對那些聲稱知道預言實現時間表的人保持警惕。他們無法知道時間（</w:t>
       </w:r>
-      <w:hyperlink r:id="rId711">
+      <w:hyperlink r:id="rId712">
         <w:r>
           <w:rPr>
             <w:lang w:val="zh_TW" w:bidi="zh_TW"/>
@@ -47197,7 +47203,7 @@
         </w:rPr>
         <w:t>），並且禁止對基督的再來狂熱，但他們應該保持警惕（</w:t>
       </w:r>
-      <w:hyperlink r:id="rId1006">
+      <w:hyperlink r:id="rId1007">
         <w:r>
           <w:rPr>
             <w:lang w:val="zh_TW" w:bidi="zh_TW"/>
@@ -47215,7 +47221,7 @@
         </w:rPr>
         <w:t>）並根據耶穌鼓勵的話語（</w:t>
       </w:r>
-      <w:hyperlink r:id="rId980">
+      <w:hyperlink r:id="rId981">
         <w:r>
           <w:rPr>
             <w:lang w:val="zh_TW" w:bidi="zh_TW"/>
@@ -47251,7 +47257,7 @@
         </w:rPr>
         <w:t>）為迫害做好準備（</w:t>
       </w:r>
-      <w:hyperlink r:id="rId968">
+      <w:hyperlink r:id="rId969">
         <w:r>
           <w:rPr>
             <w:lang w:val="zh_TW" w:bidi="zh_TW"/>
@@ -47269,7 +47275,7 @@
         </w:rPr>
         <w:t>；見</w:t>
       </w:r>
-      <w:hyperlink r:id="rId688">
+      <w:hyperlink r:id="rId689">
         <w:r>
           <w:rPr>
             <w:lang w:val="zh_TW" w:bidi="zh_TW"/>
@@ -47335,7 +47341,7 @@
         </w:rPr>
         <w:t>新約中用來描述耶穌第二次降臨的某些語言，例如「神的號吹響」（</w:t>
       </w:r>
-      <w:hyperlink r:id="rId1007">
+      <w:hyperlink r:id="rId1008">
         <w:r>
           <w:rPr>
             <w:lang w:val="zh_TW" w:bidi="zh_TW"/>
@@ -47353,7 +47359,7 @@
         </w:rPr>
         <w:t>），似乎是隱喻性的，而在舊約中，天象語言經常被用來隱喻性地描述歷史事件（見</w:t>
       </w:r>
-      <w:hyperlink r:id="rId1008">
+      <w:hyperlink r:id="rId1009">
         <w:r>
           <w:rPr>
             <w:lang w:val="zh_TW" w:bidi="zh_TW"/>
@@ -47371,7 +47377,7 @@
         </w:rPr>
         <w:t>，</w:t>
       </w:r>
-      <w:hyperlink r:id="rId1009">
+      <w:hyperlink r:id="rId1010">
         <w:r>
           <w:rPr>
             <w:lang w:val="zh_TW" w:bidi="zh_TW"/>
@@ -47389,7 +47395,7 @@
         </w:rPr>
         <w:t>；</w:t>
       </w:r>
-      <w:hyperlink r:id="rId1010">
+      <w:hyperlink r:id="rId1011">
         <w:r>
           <w:rPr>
             <w:lang w:val="zh_TW" w:bidi="zh_TW"/>
@@ -47407,7 +47413,7 @@
         </w:rPr>
         <w:t>；</w:t>
       </w:r>
-      <w:hyperlink r:id="rId1011">
+      <w:hyperlink r:id="rId1012">
         <w:r>
           <w:rPr>
             <w:lang w:val="zh_TW" w:bidi="zh_TW"/>
@@ -47425,7 +47431,7 @@
         </w:rPr>
         <w:t>）。因此，如果這是</w:t>
       </w:r>
-      <w:hyperlink r:id="rId925">
+      <w:hyperlink r:id="rId926">
         <w:r>
           <w:rPr>
             <w:lang w:val="zh_TW" w:bidi="zh_TW"/>
@@ -47443,7 +47449,7 @@
         </w:rPr>
         <w:t>的意思，這種意象可能指的是過去的事件，例如耶路撒冷的毀滅。然而，新約作者明確理解「人子的再來」是耶穌在未來的可見的、親自的再臨（見</w:t>
       </w:r>
-      <w:hyperlink r:id="rId1012">
+      <w:hyperlink r:id="rId1013">
         <w:r>
           <w:rPr>
             <w:lang w:val="zh_TW" w:bidi="zh_TW"/>
@@ -47509,7 +47515,7 @@
         </w:rPr>
         <w:t>那時，在那些日子的痛苦之後：許多學者認為，</w:t>
       </w:r>
-      <w:hyperlink r:id="rId1013">
+      <w:hyperlink r:id="rId1014">
         <w:r>
           <w:rPr>
             <w:lang w:val="zh_TW" w:bidi="zh_TW"/>
@@ -47545,7 +47551,7 @@
         </w:rPr>
         <w:t>的人子降臨，以及</w:t>
       </w:r>
-      <w:hyperlink r:id="rId1014">
+      <w:hyperlink r:id="rId1015">
         <w:r>
           <w:rPr>
             <w:lang w:val="zh_TW" w:bidi="zh_TW"/>
@@ -47589,7 +47595,7 @@
         </w:rPr>
         <w:t>）可以在</w:t>
       </w:r>
-      <w:hyperlink r:id="rId958">
+      <w:hyperlink r:id="rId959">
         <w:r>
           <w:rPr>
             <w:lang w:val="zh_TW" w:bidi="zh_TW"/>
@@ -47661,7 +47667,7 @@
         </w:rPr>
         <w:t>）；（3）鑑於早期教會對主耶穌回歸的渴望和禱告（</w:t>
       </w:r>
-      <w:hyperlink r:id="rId1015">
+      <w:hyperlink r:id="rId1016">
         <w:r>
           <w:rPr>
             <w:lang w:val="zh_TW" w:bidi="zh_TW"/>
@@ -47679,7 +47685,7 @@
         </w:rPr>
         <w:t>；</w:t>
       </w:r>
-      <w:hyperlink r:id="rId1016">
+      <w:hyperlink r:id="rId1017">
         <w:r>
           <w:rPr>
             <w:lang w:val="zh_TW" w:bidi="zh_TW"/>
@@ -47715,7 +47721,7 @@
         </w:rPr>
         <w:t>解釋為耶穌的第二次降臨，這將結束我們所知的歷史。先知、耶穌和福音書作者描述這一事件時，如同透過望遠鏡觀看，不清楚事件之間的距離；除了神自己，沒有人知道這一事件的時間（</w:t>
       </w:r>
-      <w:hyperlink r:id="rId711">
+      <w:hyperlink r:id="rId712">
         <w:r>
           <w:rPr>
             <w:lang w:val="zh_TW" w:bidi="zh_TW"/>
@@ -47733,7 +47739,7 @@
         </w:rPr>
         <w:t>）。</w:t>
       </w:r>
-      <w:hyperlink r:id="rId958">
+      <w:hyperlink r:id="rId959">
         <w:r>
           <w:rPr>
             <w:lang w:val="zh_TW" w:bidi="zh_TW"/>
@@ -47751,7 +47757,7 @@
         </w:rPr>
         <w:t>和</w:t>
       </w:r>
-      <w:hyperlink r:id="rId925">
+      <w:hyperlink r:id="rId926">
         <w:r>
           <w:rPr>
             <w:lang w:val="zh_TW" w:bidi="zh_TW"/>
@@ -47817,7 +47823,7 @@
         </w:rPr>
         <w:t>人子再來時，將從世界各地（見</w:t>
       </w:r>
-      <w:hyperlink r:id="rId1017">
+      <w:hyperlink r:id="rId1018">
         <w:r>
           <w:rPr>
             <w:lang w:val="zh_TW" w:bidi="zh_TW"/>
@@ -47835,7 +47841,7 @@
         </w:rPr>
         <w:t>）和天涯海角（見</w:t>
       </w:r>
-      <w:hyperlink r:id="rId1018">
+      <w:hyperlink r:id="rId1019">
         <w:r>
           <w:rPr>
             <w:lang w:val="zh_TW" w:bidi="zh_TW"/>
@@ -47853,7 +47859,7 @@
         </w:rPr>
         <w:t>，</w:t>
       </w:r>
-      <w:hyperlink r:id="rId1019">
+      <w:hyperlink r:id="rId1020">
         <w:r>
           <w:rPr>
             <w:lang w:val="zh_TW" w:bidi="zh_TW"/>
@@ -47871,7 +47877,7 @@
         </w:rPr>
         <w:t>；</w:t>
       </w:r>
-      <w:hyperlink r:id="rId1020">
+      <w:hyperlink r:id="rId1021">
         <w:r>
           <w:rPr>
             <w:lang w:val="zh_TW" w:bidi="zh_TW"/>
@@ -47889,7 +47895,7 @@
         </w:rPr>
         <w:t>，</w:t>
       </w:r>
-      <w:hyperlink r:id="rId1021">
+      <w:hyperlink r:id="rId1022">
         <w:r>
           <w:rPr>
             <w:lang w:val="zh_TW" w:bidi="zh_TW"/>
@@ -47907,7 +47913,7 @@
         </w:rPr>
         <w:t>）召集祂的選民——那些相信祂並跟隨祂的人。這種期盼在舊約中經常表達（例如，</w:t>
       </w:r>
-      <w:hyperlink r:id="rId1022">
+      <w:hyperlink r:id="rId1023">
         <w:r>
           <w:rPr>
             <w:lang w:val="zh_TW" w:bidi="zh_TW"/>
@@ -47925,7 +47931,7 @@
         </w:rPr>
         <w:t>；</w:t>
       </w:r>
-      <w:hyperlink r:id="rId1023">
+      <w:hyperlink r:id="rId1024">
         <w:r>
           <w:rPr>
             <w:lang w:val="zh_TW" w:bidi="zh_TW"/>
@@ -47943,7 +47949,7 @@
         </w:rPr>
         <w:t>，</w:t>
       </w:r>
-      <w:hyperlink r:id="rId1024">
+      <w:hyperlink r:id="rId1025">
         <w:r>
           <w:rPr>
             <w:lang w:val="zh_TW" w:bidi="zh_TW"/>
@@ -47961,7 +47967,7 @@
         </w:rPr>
         <w:t>，</w:t>
       </w:r>
-      <w:hyperlink r:id="rId1025">
+      <w:hyperlink r:id="rId1026">
         <w:r>
           <w:rPr>
             <w:lang w:val="zh_TW" w:bidi="zh_TW"/>
@@ -47979,7 +47985,7 @@
         </w:rPr>
         <w:t>，</w:t>
       </w:r>
-      <w:hyperlink r:id="rId1026">
+      <w:hyperlink r:id="rId1027">
         <w:r>
           <w:rPr>
             <w:lang w:val="zh_TW" w:bidi="zh_TW"/>
@@ -47997,7 +48003,7 @@
         </w:rPr>
         <w:t>，</w:t>
       </w:r>
-      <w:hyperlink r:id="rId1027">
+      <w:hyperlink r:id="rId1028">
         <w:r>
           <w:rPr>
             <w:lang w:val="zh_TW" w:bidi="zh_TW"/>
@@ -48015,7 +48021,7 @@
         </w:rPr>
         <w:t>；</w:t>
       </w:r>
-      <w:hyperlink r:id="rId1028">
+      <w:hyperlink r:id="rId1029">
         <w:r>
           <w:rPr>
             <w:lang w:val="zh_TW" w:bidi="zh_TW"/>
@@ -48033,7 +48039,7 @@
         </w:rPr>
         <w:t>）。對馬可的讀者來說，這段經文會提供鼓勵，使他們在預言的迫害中堅持和保持信心（</w:t>
       </w:r>
-      <w:hyperlink r:id="rId968">
+      <w:hyperlink r:id="rId969">
         <w:r>
           <w:rPr>
             <w:lang w:val="zh_TW" w:bidi="zh_TW"/>
@@ -48069,6 +48075,349 @@
         </w:rPr>
         <w:t>，</w:t>
       </w:r>
+      <w:hyperlink r:id="rId927">
+        <w:r>
+          <w:rPr>
+            <w:lang w:val="zh_TW" w:bidi="zh_TW"/>
+          </w:rPr>
+          <w:rPr>
+            <w:color w:val="0000EE"/>
+            <w:u w:val="single"/>
+          </w:rPr>
+          <w:t>13:32–37</w:t>
+        </w:r>
+      </w:hyperlink>
+      <w:r>
+        <w:rPr>
+          <w:lang w:val="zh_TW" w:bidi="zh_TW"/>
+        </w:rPr>
+        <w:t>；</w:t>
+      </w:r>
+      <w:hyperlink r:id="rId1030">
+        <w:r>
+          <w:rPr>
+            <w:lang w:val="zh_TW" w:bidi="zh_TW"/>
+          </w:rPr>
+          <w:rPr>
+            <w:color w:val="0000EE"/>
+            <w:u w:val="single"/>
+          </w:rPr>
+          <w:t>太13:41–43</w:t>
+        </w:r>
+      </w:hyperlink>
+      <w:r>
+        <w:rPr>
+          <w:lang w:val="zh_TW" w:bidi="zh_TW"/>
+        </w:rPr>
+        <w:t>，</w:t>
+      </w:r>
+      <w:hyperlink r:id="rId1031">
+        <w:r>
+          <w:rPr>
+            <w:lang w:val="zh_TW" w:bidi="zh_TW"/>
+          </w:rPr>
+          <w:rPr>
+            <w:color w:val="0000EE"/>
+            <w:u w:val="single"/>
+          </w:rPr>
+          <w:t>24:36–51</w:t>
+        </w:r>
+      </w:hyperlink>
+      <w:r>
+        <w:rPr>
+          <w:lang w:val="zh_TW" w:bidi="zh_TW"/>
+        </w:rPr>
+        <w:t>，</w:t>
+      </w:r>
+      <w:hyperlink r:id="rId1032">
+        <w:r>
+          <w:rPr>
+            <w:lang w:val="zh_TW" w:bidi="zh_TW"/>
+          </w:rPr>
+          <w:rPr>
+            <w:color w:val="0000EE"/>
+            <w:u w:val="single"/>
+          </w:rPr>
+          <w:t>25:1–12</w:t>
+        </w:r>
+      </w:hyperlink>
+      <w:r>
+        <w:rPr>
+          <w:lang w:val="zh_TW" w:bidi="zh_TW"/>
+        </w:rPr>
+        <w:t>、</w:t>
+      </w:r>
+      <w:hyperlink r:id="rId616">
+        <w:r>
+          <w:rPr>
+            <w:lang w:val="zh_TW" w:bidi="zh_TW"/>
+          </w:rPr>
+          <w:rPr>
+            <w:color w:val="0000EE"/>
+            <w:u w:val="single"/>
+          </w:rPr>
+          <w:t>31–46</w:t>
+        </w:r>
+      </w:hyperlink>
+      <w:r>
+        <w:rPr>
+          <w:lang w:val="zh_TW" w:bidi="zh_TW"/>
+        </w:rPr>
+        <w:t>）。</w:t>
+      </w:r>
+      <w:r>
+        <w:rPr>
+          <w:lang w:val="zh_TW" w:bidi="zh_TW"/>
+        </w:rPr>
+      </w:r>
+      <w:r>
+        <w:rPr>
+          <w:lang w:val="zh_TW" w:bidi="zh_TW"/>
+        </w:rPr>
+      </w:r>
+    </w:p>
+    <w:p>
+      <w:pPr/>
+      <w:r>
+        <w:rPr>
+          <w:lang w:val="zh_TW" w:bidi="zh_TW"/>
+        </w:rPr>
+      </w:r>
+    </w:p>
+    <w:p>
+      <w:pPr>
+        <w:pStyle w:val="Heading2"/>
+      </w:pPr>
+      <w:r>
+        <w:rPr>
+          <w:lang w:val="zh_TW" w:bidi="zh_TW"/>
+        </w:rPr>
+        <w:t>馬可福音 13:28–31</w:t>
+      </w:r>
+      <w:r>
+        <w:rPr>
+          <w:lang w:val="zh_TW" w:bidi="zh_TW"/>
+        </w:rPr>
+      </w:r>
+    </w:p>
+    <w:p>
+      <w:pPr/>
+      <w:r>
+        <w:rPr>
+          <w:lang w:val="zh_TW" w:bidi="zh_TW"/>
+        </w:rPr>
+      </w:r>
+      <w:r>
+        <w:rPr>
+          <w:lang w:val="zh_TW" w:bidi="zh_TW"/>
+        </w:rPr>
+        <w:t>這段經文包含無花果樹的教訓（字面意思是</w:t>
+      </w:r>
+      <w:r>
+        <w:rPr>
+          <w:i/>
+          <w:lang w:val="zh_TW" w:bidi="zh_TW"/>
+        </w:rPr>
+        <w:t>比喻</w:t>
+      </w:r>
+      <w:r>
+        <w:rPr>
+          <w:lang w:val="zh_TW" w:bidi="zh_TW"/>
+        </w:rPr>
+        <w:t>）（</w:t>
+      </w:r>
+      <w:hyperlink r:id="rId1033">
+        <w:r>
+          <w:rPr>
+            <w:lang w:val="zh_TW" w:bidi="zh_TW"/>
+          </w:rPr>
+          <w:rPr>
+            <w:color w:val="0000EE"/>
+            <w:u w:val="single"/>
+          </w:rPr>
+          <w:t>13:28–30</w:t>
+        </w:r>
+      </w:hyperlink>
+      <w:r>
+        <w:rPr>
+          <w:lang w:val="zh_TW" w:bidi="zh_TW"/>
+        </w:rPr>
+        <w:t>）和兩句話（</w:t>
+      </w:r>
+      <w:hyperlink r:id="rId1034">
+        <w:r>
+          <w:rPr>
+            <w:lang w:val="zh_TW" w:bidi="zh_TW"/>
+          </w:rPr>
+          <w:rPr>
+            <w:color w:val="0000EE"/>
+            <w:u w:val="single"/>
+          </w:rPr>
+          <w:t>13:30–31</w:t>
+        </w:r>
+      </w:hyperlink>
+      <w:r>
+        <w:rPr>
+          <w:lang w:val="zh_TW" w:bidi="zh_TW"/>
+        </w:rPr>
+        <w:t>）。透過「這一切事」（</w:t>
+      </w:r>
+      <w:hyperlink r:id="rId960">
+        <w:r>
+          <w:rPr>
+            <w:lang w:val="zh_TW" w:bidi="zh_TW"/>
+          </w:rPr>
+          <w:rPr>
+            <w:color w:val="0000EE"/>
+            <w:u w:val="single"/>
+          </w:rPr>
+          <w:t>13:4</w:t>
+        </w:r>
+      </w:hyperlink>
+      <w:r>
+        <w:rPr>
+          <w:lang w:val="zh_TW" w:bidi="zh_TW"/>
+        </w:rPr>
+        <w:t>）和「你們幾時看見」這些詞語，與</w:t>
+      </w:r>
+      <w:hyperlink r:id="rId1035">
+        <w:r>
+          <w:rPr>
+            <w:lang w:val="zh_TW" w:bidi="zh_TW"/>
+          </w:rPr>
+          <w:rPr>
+            <w:color w:val="0000EE"/>
+            <w:u w:val="single"/>
+          </w:rPr>
+          <w:t>十三章4至23節</w:t>
+        </w:r>
+      </w:hyperlink>
+      <w:r>
+        <w:rPr>
+          <w:lang w:val="zh_TW" w:bidi="zh_TW"/>
+        </w:rPr>
+        <w:t>緊密相連（</w:t>
+      </w:r>
+      <w:hyperlink r:id="rId1036">
+        <w:r>
+          <w:rPr>
+            <w:lang w:val="zh_TW" w:bidi="zh_TW"/>
+          </w:rPr>
+          <w:rPr>
+            <w:color w:val="0000EE"/>
+            <w:u w:val="single"/>
+          </w:rPr>
+          <w:t>13:29</w:t>
+        </w:r>
+      </w:hyperlink>
+      <w:r>
+        <w:rPr>
+          <w:lang w:val="zh_TW" w:bidi="zh_TW"/>
+        </w:rPr>
+        <w:t>；參</w:t>
+      </w:r>
+      <w:hyperlink r:id="rId1001">
+        <w:r>
+          <w:rPr>
+            <w:lang w:val="zh_TW" w:bidi="zh_TW"/>
+          </w:rPr>
+          <w:rPr>
+            <w:color w:val="0000EE"/>
+            <w:u w:val="single"/>
+          </w:rPr>
+          <w:t>13:14</w:t>
+        </w:r>
+      </w:hyperlink>
+      <w:r>
+        <w:rPr>
+          <w:lang w:val="zh_TW" w:bidi="zh_TW"/>
+        </w:rPr>
+        <w:t>）。</w:t>
+      </w:r>
+      <w:r>
+        <w:rPr>
+          <w:lang w:val="zh_TW" w:bidi="zh_TW"/>
+        </w:rPr>
+      </w:r>
+      <w:r>
+        <w:rPr>
+          <w:lang w:val="zh_TW" w:bidi="zh_TW"/>
+        </w:rPr>
+      </w:r>
+    </w:p>
+    <w:p>
+      <w:pPr/>
+      <w:r>
+        <w:rPr>
+          <w:lang w:val="zh_TW" w:bidi="zh_TW"/>
+        </w:rPr>
+      </w:r>
+    </w:p>
+    <w:p>
+      <w:pPr>
+        <w:pStyle w:val="Heading2"/>
+      </w:pPr>
+      <w:r>
+        <w:rPr>
+          <w:lang w:val="zh_TW" w:bidi="zh_TW"/>
+        </w:rPr>
+        <w:t>馬可福音 13:29</w:t>
+      </w:r>
+      <w:r>
+        <w:rPr>
+          <w:lang w:val="zh_TW" w:bidi="zh_TW"/>
+        </w:rPr>
+      </w:r>
+    </w:p>
+    <w:p>
+      <w:pPr/>
+      <w:r>
+        <w:rPr>
+          <w:lang w:val="zh_TW" w:bidi="zh_TW"/>
+        </w:rPr>
+      </w:r>
+      <w:r>
+        <w:rPr>
+          <w:lang w:val="zh_TW" w:bidi="zh_TW"/>
+        </w:rPr>
+        <w:t>人子近了：希臘文沒有明確的主詞，所以「他近了」或「它近了」之間的選擇取決於</w:t>
+      </w:r>
+      <w:hyperlink r:id="rId953">
+        <w:r>
+          <w:rPr>
+            <w:lang w:val="zh_TW" w:bidi="zh_TW"/>
+          </w:rPr>
+          <w:rPr>
+            <w:color w:val="0000EE"/>
+            <w:u w:val="single"/>
+          </w:rPr>
+          <w:t>十三章29至30節</w:t>
+        </w:r>
+      </w:hyperlink>
+      <w:r>
+        <w:rPr>
+          <w:lang w:val="zh_TW" w:bidi="zh_TW"/>
+        </w:rPr>
+        <w:t>是指</w:t>
+      </w:r>
+      <w:hyperlink r:id="rId1035">
+        <w:r>
+          <w:rPr>
+            <w:lang w:val="zh_TW" w:bidi="zh_TW"/>
+          </w:rPr>
+          <w:rPr>
+            <w:color w:val="0000EE"/>
+            <w:u w:val="single"/>
+          </w:rPr>
+          <w:t>十三章4至23節</w:t>
+        </w:r>
+      </w:hyperlink>
+      <w:r>
+        <w:rPr>
+          <w:lang w:val="zh_TW" w:bidi="zh_TW"/>
+        </w:rPr>
+        <w:t>還是</w:t>
+      </w:r>
       <w:hyperlink r:id="rId926">
         <w:r>
           <w:rPr>
@@ -48078,7 +48427,259 @@
             <w:color w:val="0000EE"/>
             <w:u w:val="single"/>
           </w:rPr>
-          <w:t>13:32–37</w:t>
+          <w:t>十三章24至27節</w:t>
+        </w:r>
+      </w:hyperlink>
+      <w:r>
+        <w:rPr>
+          <w:lang w:val="zh_TW" w:bidi="zh_TW"/>
+        </w:rPr>
+        <w:t>。之所以譯為「人子」近了，是因為</w:t>
+      </w:r>
+      <w:hyperlink r:id="rId960">
+        <w:r>
+          <w:rPr>
+            <w:lang w:val="zh_TW" w:bidi="zh_TW"/>
+          </w:rPr>
+          <w:rPr>
+            <w:color w:val="0000EE"/>
+            <w:u w:val="single"/>
+          </w:rPr>
+          <w:t>十三章4節</w:t>
+        </w:r>
+      </w:hyperlink>
+      <w:r>
+        <w:rPr>
+          <w:lang w:val="zh_TW" w:bidi="zh_TW"/>
+        </w:rPr>
+        <w:t>中的詞語在</w:t>
+      </w:r>
+      <w:hyperlink r:id="rId1036">
+        <w:r>
+          <w:rPr>
+            <w:lang w:val="zh_TW" w:bidi="zh_TW"/>
+          </w:rPr>
+          <w:rPr>
+            <w:color w:val="0000EE"/>
+            <w:u w:val="single"/>
+          </w:rPr>
+          <w:t>十三章29節</w:t>
+        </w:r>
+      </w:hyperlink>
+      <w:r>
+        <w:rPr>
+          <w:lang w:val="zh_TW" w:bidi="zh_TW"/>
+        </w:rPr>
+        <w:t>和</w:t>
+      </w:r>
+      <w:hyperlink r:id="rId281">
+        <w:r>
+          <w:rPr>
+            <w:lang w:val="zh_TW" w:bidi="zh_TW"/>
+          </w:rPr>
+          <w:rPr>
+            <w:color w:val="0000EE"/>
+            <w:u w:val="single"/>
+          </w:rPr>
+          <w:t>30節</w:t>
+        </w:r>
+      </w:hyperlink>
+      <w:r>
+        <w:rPr>
+          <w:lang w:val="zh_TW" w:bidi="zh_TW"/>
+        </w:rPr>
+        <w:t>中得到了呼應（見</w:t>
+      </w:r>
+      <w:r>
+        <w:rPr>
+          <w:lang w:val="zh_TW" w:bidi="zh_TW"/>
+        </w:rPr>
+        <w:t>13:28–31研讀注釋</w:t>
+      </w:r>
+      <w:r>
+        <w:rPr>
+          <w:lang w:val="zh_TW" w:bidi="zh_TW"/>
+        </w:rPr>
+        <w:t>），其他人將其解釋為指耶路撒冷的毀滅。正如無花果樹的發嫩長葉預示著夏天的到來，行毀壞可憎之物（</w:t>
+      </w:r>
+      <w:hyperlink r:id="rId1001">
+        <w:r>
+          <w:rPr>
+            <w:lang w:val="zh_TW" w:bidi="zh_TW"/>
+          </w:rPr>
+          <w:rPr>
+            <w:color w:val="0000EE"/>
+            <w:u w:val="single"/>
+          </w:rPr>
+          <w:t>13:14</w:t>
+        </w:r>
+      </w:hyperlink>
+      <w:r>
+        <w:rPr>
+          <w:lang w:val="zh_TW" w:bidi="zh_TW"/>
+        </w:rPr>
+        <w:t>）將是耶路撒冷毀滅的預兆。</w:t>
+      </w:r>
+      <w:r>
+        <w:rPr>
+          <w:lang w:val="zh_TW" w:bidi="zh_TW"/>
+        </w:rPr>
+      </w:r>
+      <w:r>
+        <w:rPr>
+          <w:lang w:val="zh_TW" w:bidi="zh_TW"/>
+        </w:rPr>
+      </w:r>
+    </w:p>
+    <w:p>
+      <w:pPr/>
+      <w:r>
+        <w:rPr>
+          <w:lang w:val="zh_TW" w:bidi="zh_TW"/>
+        </w:rPr>
+      </w:r>
+    </w:p>
+    <w:p>
+      <w:pPr>
+        <w:pStyle w:val="Heading2"/>
+      </w:pPr>
+      <w:r>
+        <w:rPr>
+          <w:lang w:val="zh_TW" w:bidi="zh_TW"/>
+        </w:rPr>
+        <w:t>馬可福音 13:30</w:t>
+      </w:r>
+      <w:r>
+        <w:rPr>
+          <w:lang w:val="zh_TW" w:bidi="zh_TW"/>
+        </w:rPr>
+      </w:r>
+    </w:p>
+    <w:p>
+      <w:pPr/>
+      <w:r>
+        <w:rPr>
+          <w:lang w:val="zh_TW" w:bidi="zh_TW"/>
+        </w:rPr>
+      </w:r>
+      <w:r>
+        <w:rPr>
+          <w:lang w:val="zh_TW" w:bidi="zh_TW"/>
+        </w:rPr>
+        <w:t>「這世代」將見證這些事件的成就。那一代人確實見證了耶路撒冷的毀滅。然而，認為「這些事」指的是人子再來的人，必須將這一代解釋為不同於「當時在世的人」。這可能指的是猶太民族的持續存在、整體人類、基督教社群或末世的最後一代。</w:t>
+      </w:r>
+      <w:r>
+        <w:rPr>
+          <w:lang w:val="zh_TW" w:bidi="zh_TW"/>
+        </w:rPr>
+      </w:r>
+      <w:r>
+        <w:rPr>
+          <w:lang w:val="zh_TW" w:bidi="zh_TW"/>
+        </w:rPr>
+      </w:r>
+    </w:p>
+    <w:p>
+      <w:pPr/>
+      <w:r>
+        <w:rPr>
+          <w:lang w:val="zh_TW" w:bidi="zh_TW"/>
+        </w:rPr>
+      </w:r>
+    </w:p>
+    <w:p>
+      <w:pPr>
+        <w:pStyle w:val="Heading2"/>
+      </w:pPr>
+      <w:r>
+        <w:rPr>
+          <w:lang w:val="zh_TW" w:bidi="zh_TW"/>
+        </w:rPr>
+        <w:t>馬可福音 13:31</w:t>
+      </w:r>
+      <w:r>
+        <w:rPr>
+          <w:lang w:val="zh_TW" w:bidi="zh_TW"/>
+        </w:rPr>
+      </w:r>
+    </w:p>
+    <w:p>
+      <w:pPr/>
+      <w:r>
+        <w:rPr>
+          <w:lang w:val="zh_TW" w:bidi="zh_TW"/>
+        </w:rPr>
+      </w:r>
+      <w:r>
+        <w:rPr>
+          <w:lang w:val="zh_TW" w:bidi="zh_TW"/>
+        </w:rPr>
+        <w:t>耶穌親自保證了他所說的話會成就。「我的話」特別指的是耶穌在</w:t>
+      </w:r>
+      <w:hyperlink r:id="rId737">
+        <w:r>
+          <w:rPr>
+            <w:lang w:val="zh_TW" w:bidi="zh_TW"/>
+          </w:rPr>
+          <w:rPr>
+            <w:color w:val="0000EE"/>
+            <w:u w:val="single"/>
+          </w:rPr>
+          <w:t>馬可福音十三章1至37節</w:t>
+        </w:r>
+      </w:hyperlink>
+      <w:r>
+        <w:rPr>
+          <w:lang w:val="zh_TW" w:bidi="zh_TW"/>
+        </w:rPr>
+        <w:t>整個講論中所說的內容。馬可的讀者會理解，這是對所有他們所知的耶穌教導的真實性的保證（</w:t>
+      </w:r>
+      <w:hyperlink r:id="rId389">
+        <w:r>
+          <w:rPr>
+            <w:lang w:val="zh_TW" w:bidi="zh_TW"/>
+          </w:rPr>
+          <w:rPr>
+            <w:color w:val="0000EE"/>
+            <w:u w:val="single"/>
+          </w:rPr>
+          <w:t>路1:2</w:t>
+        </w:r>
+      </w:hyperlink>
+      <w:r>
+        <w:rPr>
+          <w:lang w:val="zh_TW" w:bidi="zh_TW"/>
+        </w:rPr>
+        <w:t>）。像舊約聖經（見</w:t>
+      </w:r>
+      <w:hyperlink r:id="rId1037">
+        <w:r>
+          <w:rPr>
+            <w:lang w:val="zh_TW" w:bidi="zh_TW"/>
+          </w:rPr>
+          <w:rPr>
+            <w:color w:val="0000EE"/>
+            <w:u w:val="single"/>
+          </w:rPr>
+          <w:t>賽40:8</w:t>
+        </w:r>
+      </w:hyperlink>
+      <w:r>
+        <w:rPr>
+          <w:lang w:val="zh_TW" w:bidi="zh_TW"/>
+        </w:rPr>
+        <w:t>）一樣，耶穌的話語是永恆的。耶穌的教導比受造的天地萬物更長久。天地將要廢去（另見</w:t>
+      </w:r>
+      <w:hyperlink r:id="rId1038">
+        <w:r>
+          <w:rPr>
+            <w:lang w:val="zh_TW" w:bidi="zh_TW"/>
+          </w:rPr>
+          <w:rPr>
+            <w:color w:val="0000EE"/>
+            <w:u w:val="single"/>
+          </w:rPr>
+          <w:t>詩102:25–26</w:t>
         </w:r>
       </w:hyperlink>
       <w:r>
@@ -48087,16 +48688,16 @@
         </w:rPr>
         <w:t>；</w:t>
       </w:r>
-      <w:hyperlink r:id="rId1029">
-        <w:r>
-          <w:rPr>
-            <w:lang w:val="zh_TW" w:bidi="zh_TW"/>
-          </w:rPr>
-          <w:rPr>
-            <w:color w:val="0000EE"/>
-            <w:u w:val="single"/>
-          </w:rPr>
-          <w:t>太13:41–43</w:t>
+      <w:hyperlink r:id="rId1039">
+        <w:r>
+          <w:rPr>
+            <w:lang w:val="zh_TW" w:bidi="zh_TW"/>
+          </w:rPr>
+          <w:rPr>
+            <w:color w:val="0000EE"/>
+            <w:u w:val="single"/>
+          </w:rPr>
+          <w:t>賽40:6–8</w:t>
         </w:r>
       </w:hyperlink>
       <w:r>
@@ -48105,34 +48706,70 @@
         </w:rPr>
         <w:t>，</w:t>
       </w:r>
-      <w:hyperlink r:id="rId1030">
-        <w:r>
-          <w:rPr>
-            <w:lang w:val="zh_TW" w:bidi="zh_TW"/>
-          </w:rPr>
-          <w:rPr>
-            <w:color w:val="0000EE"/>
-            <w:u w:val="single"/>
-          </w:rPr>
-          <w:t>24:36–51</w:t>
-        </w:r>
-      </w:hyperlink>
-      <w:r>
-        <w:rPr>
-          <w:lang w:val="zh_TW" w:bidi="zh_TW"/>
-        </w:rPr>
-        <w:t>，</w:t>
-      </w:r>
-      <w:hyperlink r:id="rId1031">
-        <w:r>
-          <w:rPr>
-            <w:lang w:val="zh_TW" w:bidi="zh_TW"/>
-          </w:rPr>
-          <w:rPr>
-            <w:color w:val="0000EE"/>
-            <w:u w:val="single"/>
-          </w:rPr>
-          <w:t>25:1–12</w:t>
+      <w:hyperlink r:id="rId1040">
+        <w:r>
+          <w:rPr>
+            <w:lang w:val="zh_TW" w:bidi="zh_TW"/>
+          </w:rPr>
+          <w:rPr>
+            <w:color w:val="0000EE"/>
+            <w:u w:val="single"/>
+          </w:rPr>
+          <w:t>51:6</w:t>
+        </w:r>
+      </w:hyperlink>
+      <w:r>
+        <w:rPr>
+          <w:lang w:val="zh_TW" w:bidi="zh_TW"/>
+        </w:rPr>
+        <w:t>；</w:t>
+      </w:r>
+      <w:hyperlink r:id="rId1041">
+        <w:r>
+          <w:rPr>
+            <w:lang w:val="zh_TW" w:bidi="zh_TW"/>
+          </w:rPr>
+          <w:rPr>
+            <w:color w:val="0000EE"/>
+            <w:u w:val="single"/>
+          </w:rPr>
+          <w:t>太5:18</w:t>
+        </w:r>
+      </w:hyperlink>
+      <w:r>
+        <w:rPr>
+          <w:lang w:val="zh_TW" w:bidi="zh_TW"/>
+        </w:rPr>
+        <w:t>；</w:t>
+      </w:r>
+      <w:hyperlink r:id="rId1042">
+        <w:r>
+          <w:rPr>
+            <w:lang w:val="zh_TW" w:bidi="zh_TW"/>
+          </w:rPr>
+          <w:rPr>
+            <w:color w:val="0000EE"/>
+            <w:u w:val="single"/>
+          </w:rPr>
+          <w:t>路16:17</w:t>
+        </w:r>
+      </w:hyperlink>
+      <w:r>
+        <w:rPr>
+          <w:lang w:val="zh_TW" w:bidi="zh_TW"/>
+        </w:rPr>
+        <w:t>；</w:t>
+      </w:r>
+      <w:hyperlink r:id="rId1043">
+        <w:r>
+          <w:rPr>
+            <w:lang w:val="zh_TW" w:bidi="zh_TW"/>
+          </w:rPr>
+          <w:rPr>
+            <w:color w:val="0000EE"/>
+            <w:u w:val="single"/>
+          </w:rPr>
+          <w:t>彼後3:7</w:t>
         </w:r>
       </w:hyperlink>
       <w:r>
@@ -48141,539 +48778,16 @@
         </w:rPr>
         <w:t>、</w:t>
       </w:r>
-      <w:hyperlink r:id="rId616">
-        <w:r>
-          <w:rPr>
-            <w:lang w:val="zh_TW" w:bidi="zh_TW"/>
-          </w:rPr>
-          <w:rPr>
-            <w:color w:val="0000EE"/>
-            <w:u w:val="single"/>
-          </w:rPr>
-          <w:t>31–46</w:t>
-        </w:r>
-      </w:hyperlink>
-      <w:r>
-        <w:rPr>
-          <w:lang w:val="zh_TW" w:bidi="zh_TW"/>
-        </w:rPr>
-        <w:t>）。</w:t>
-      </w:r>
-      <w:r>
-        <w:rPr>
-          <w:lang w:val="zh_TW" w:bidi="zh_TW"/>
-        </w:rPr>
-      </w:r>
-      <w:r>
-        <w:rPr>
-          <w:lang w:val="zh_TW" w:bidi="zh_TW"/>
-        </w:rPr>
-      </w:r>
-    </w:p>
-    <w:p>
-      <w:pPr/>
-      <w:r>
-        <w:rPr>
-          <w:lang w:val="zh_TW" w:bidi="zh_TW"/>
-        </w:rPr>
-      </w:r>
-    </w:p>
-    <w:p>
-      <w:pPr>
-        <w:pStyle w:val="Heading2"/>
-      </w:pPr>
-      <w:r>
-        <w:rPr>
-          <w:lang w:val="zh_TW" w:bidi="zh_TW"/>
-        </w:rPr>
-        <w:t>馬可福音 13:28–31</w:t>
-      </w:r>
-      <w:r>
-        <w:rPr>
-          <w:lang w:val="zh_TW" w:bidi="zh_TW"/>
-        </w:rPr>
-      </w:r>
-    </w:p>
-    <w:p>
-      <w:pPr/>
-      <w:r>
-        <w:rPr>
-          <w:lang w:val="zh_TW" w:bidi="zh_TW"/>
-        </w:rPr>
-      </w:r>
-      <w:r>
-        <w:rPr>
-          <w:lang w:val="zh_TW" w:bidi="zh_TW"/>
-        </w:rPr>
-        <w:t>這段經文包含無花果樹的教訓（字面意思是</w:t>
-      </w:r>
-      <w:r>
-        <w:rPr>
-          <w:i/>
-          <w:lang w:val="zh_TW" w:bidi="zh_TW"/>
-        </w:rPr>
-        <w:t>比喻</w:t>
-      </w:r>
-      <w:r>
-        <w:rPr>
-          <w:lang w:val="zh_TW" w:bidi="zh_TW"/>
-        </w:rPr>
-        <w:t>）（</w:t>
-      </w:r>
-      <w:hyperlink r:id="rId1032">
-        <w:r>
-          <w:rPr>
-            <w:lang w:val="zh_TW" w:bidi="zh_TW"/>
-          </w:rPr>
-          <w:rPr>
-            <w:color w:val="0000EE"/>
-            <w:u w:val="single"/>
-          </w:rPr>
-          <w:t>13:28–30</w:t>
-        </w:r>
-      </w:hyperlink>
-      <w:r>
-        <w:rPr>
-          <w:lang w:val="zh_TW" w:bidi="zh_TW"/>
-        </w:rPr>
-        <w:t>）和兩句話（</w:t>
-      </w:r>
-      <w:hyperlink r:id="rId1033">
-        <w:r>
-          <w:rPr>
-            <w:lang w:val="zh_TW" w:bidi="zh_TW"/>
-          </w:rPr>
-          <w:rPr>
-            <w:color w:val="0000EE"/>
-            <w:u w:val="single"/>
-          </w:rPr>
-          <w:t>13:30–31</w:t>
-        </w:r>
-      </w:hyperlink>
-      <w:r>
-        <w:rPr>
-          <w:lang w:val="zh_TW" w:bidi="zh_TW"/>
-        </w:rPr>
-        <w:t>）。透過「這一切事」（</w:t>
-      </w:r>
-      <w:hyperlink r:id="rId959">
-        <w:r>
-          <w:rPr>
-            <w:lang w:val="zh_TW" w:bidi="zh_TW"/>
-          </w:rPr>
-          <w:rPr>
-            <w:color w:val="0000EE"/>
-            <w:u w:val="single"/>
-          </w:rPr>
-          <w:t>13:4</w:t>
-        </w:r>
-      </w:hyperlink>
-      <w:r>
-        <w:rPr>
-          <w:lang w:val="zh_TW" w:bidi="zh_TW"/>
-        </w:rPr>
-        <w:t>）和「你們幾時看見」這些詞語，與</w:t>
-      </w:r>
-      <w:hyperlink r:id="rId1034">
-        <w:r>
-          <w:rPr>
-            <w:lang w:val="zh_TW" w:bidi="zh_TW"/>
-          </w:rPr>
-          <w:rPr>
-            <w:color w:val="0000EE"/>
-            <w:u w:val="single"/>
-          </w:rPr>
-          <w:t>十三章4至23節</w:t>
-        </w:r>
-      </w:hyperlink>
-      <w:r>
-        <w:rPr>
-          <w:lang w:val="zh_TW" w:bidi="zh_TW"/>
-        </w:rPr>
-        <w:t>緊密相連（</w:t>
-      </w:r>
-      <w:hyperlink r:id="rId1035">
-        <w:r>
-          <w:rPr>
-            <w:lang w:val="zh_TW" w:bidi="zh_TW"/>
-          </w:rPr>
-          <w:rPr>
-            <w:color w:val="0000EE"/>
-            <w:u w:val="single"/>
-          </w:rPr>
-          <w:t>13:29</w:t>
-        </w:r>
-      </w:hyperlink>
-      <w:r>
-        <w:rPr>
-          <w:lang w:val="zh_TW" w:bidi="zh_TW"/>
-        </w:rPr>
-        <w:t>；參</w:t>
-      </w:r>
-      <w:hyperlink r:id="rId1000">
-        <w:r>
-          <w:rPr>
-            <w:lang w:val="zh_TW" w:bidi="zh_TW"/>
-          </w:rPr>
-          <w:rPr>
-            <w:color w:val="0000EE"/>
-            <w:u w:val="single"/>
-          </w:rPr>
-          <w:t>13:14</w:t>
-        </w:r>
-      </w:hyperlink>
-      <w:r>
-        <w:rPr>
-          <w:lang w:val="zh_TW" w:bidi="zh_TW"/>
-        </w:rPr>
-        <w:t>）。</w:t>
-      </w:r>
-      <w:r>
-        <w:rPr>
-          <w:lang w:val="zh_TW" w:bidi="zh_TW"/>
-        </w:rPr>
-      </w:r>
-      <w:r>
-        <w:rPr>
-          <w:lang w:val="zh_TW" w:bidi="zh_TW"/>
-        </w:rPr>
-      </w:r>
-    </w:p>
-    <w:p>
-      <w:pPr/>
-      <w:r>
-        <w:rPr>
-          <w:lang w:val="zh_TW" w:bidi="zh_TW"/>
-        </w:rPr>
-      </w:r>
-    </w:p>
-    <w:p>
-      <w:pPr>
-        <w:pStyle w:val="Heading2"/>
-      </w:pPr>
-      <w:r>
-        <w:rPr>
-          <w:lang w:val="zh_TW" w:bidi="zh_TW"/>
-        </w:rPr>
-        <w:t>馬可福音 13:29</w:t>
-      </w:r>
-      <w:r>
-        <w:rPr>
-          <w:lang w:val="zh_TW" w:bidi="zh_TW"/>
-        </w:rPr>
-      </w:r>
-    </w:p>
-    <w:p>
-      <w:pPr/>
-      <w:r>
-        <w:rPr>
-          <w:lang w:val="zh_TW" w:bidi="zh_TW"/>
-        </w:rPr>
-      </w:r>
-      <w:r>
-        <w:rPr>
-          <w:lang w:val="zh_TW" w:bidi="zh_TW"/>
-        </w:rPr>
-        <w:t>人子近了：希臘文沒有明確的主詞，所以「他近了」或「它近了」之間的選擇取決於</w:t>
-      </w:r>
-      <w:hyperlink r:id="rId952">
-        <w:r>
-          <w:rPr>
-            <w:lang w:val="zh_TW" w:bidi="zh_TW"/>
-          </w:rPr>
-          <w:rPr>
-            <w:color w:val="0000EE"/>
-            <w:u w:val="single"/>
-          </w:rPr>
-          <w:t>十三章29至30節</w:t>
-        </w:r>
-      </w:hyperlink>
-      <w:r>
-        <w:rPr>
-          <w:lang w:val="zh_TW" w:bidi="zh_TW"/>
-        </w:rPr>
-        <w:t>是指</w:t>
-      </w:r>
-      <w:hyperlink r:id="rId1034">
-        <w:r>
-          <w:rPr>
-            <w:lang w:val="zh_TW" w:bidi="zh_TW"/>
-          </w:rPr>
-          <w:rPr>
-            <w:color w:val="0000EE"/>
-            <w:u w:val="single"/>
-          </w:rPr>
-          <w:t>十三章4至23節</w:t>
-        </w:r>
-      </w:hyperlink>
-      <w:r>
-        <w:rPr>
-          <w:lang w:val="zh_TW" w:bidi="zh_TW"/>
-        </w:rPr>
-        <w:t>還是</w:t>
-      </w:r>
-      <w:hyperlink r:id="rId925">
-        <w:r>
-          <w:rPr>
-            <w:lang w:val="zh_TW" w:bidi="zh_TW"/>
-          </w:rPr>
-          <w:rPr>
-            <w:color w:val="0000EE"/>
-            <w:u w:val="single"/>
-          </w:rPr>
-          <w:t>十三章24至27節</w:t>
-        </w:r>
-      </w:hyperlink>
-      <w:r>
-        <w:rPr>
-          <w:lang w:val="zh_TW" w:bidi="zh_TW"/>
-        </w:rPr>
-        <w:t>。之所以譯為「人子」近了，是因為</w:t>
-      </w:r>
-      <w:hyperlink r:id="rId959">
-        <w:r>
-          <w:rPr>
-            <w:lang w:val="zh_TW" w:bidi="zh_TW"/>
-          </w:rPr>
-          <w:rPr>
-            <w:color w:val="0000EE"/>
-            <w:u w:val="single"/>
-          </w:rPr>
-          <w:t>十三章4節</w:t>
-        </w:r>
-      </w:hyperlink>
-      <w:r>
-        <w:rPr>
-          <w:lang w:val="zh_TW" w:bidi="zh_TW"/>
-        </w:rPr>
-        <w:t>中的詞語在</w:t>
-      </w:r>
-      <w:hyperlink r:id="rId1035">
-        <w:r>
-          <w:rPr>
-            <w:lang w:val="zh_TW" w:bidi="zh_TW"/>
-          </w:rPr>
-          <w:rPr>
-            <w:color w:val="0000EE"/>
-            <w:u w:val="single"/>
-          </w:rPr>
-          <w:t>十三章29節</w:t>
-        </w:r>
-      </w:hyperlink>
-      <w:r>
-        <w:rPr>
-          <w:lang w:val="zh_TW" w:bidi="zh_TW"/>
-        </w:rPr>
-        <w:t>和</w:t>
-      </w:r>
-      <w:hyperlink r:id="rId281">
-        <w:r>
-          <w:rPr>
-            <w:lang w:val="zh_TW" w:bidi="zh_TW"/>
-          </w:rPr>
-          <w:rPr>
-            <w:color w:val="0000EE"/>
-            <w:u w:val="single"/>
-          </w:rPr>
-          <w:t>30節</w:t>
-        </w:r>
-      </w:hyperlink>
-      <w:r>
-        <w:rPr>
-          <w:lang w:val="zh_TW" w:bidi="zh_TW"/>
-        </w:rPr>
-        <w:t>中得到了呼應（見</w:t>
-      </w:r>
-      <w:r>
-        <w:rPr>
-          <w:lang w:val="zh_TW" w:bidi="zh_TW"/>
-        </w:rPr>
-        <w:t>13:28–31研讀注釋</w:t>
-      </w:r>
-      <w:r>
-        <w:rPr>
-          <w:lang w:val="zh_TW" w:bidi="zh_TW"/>
-        </w:rPr>
-        <w:t>），其他人將其解釋為指耶路撒冷的毀滅。正如無花果樹的發嫩長葉預示著夏天的到來，行毀壞可憎之物（</w:t>
-      </w:r>
-      <w:hyperlink r:id="rId1000">
-        <w:r>
-          <w:rPr>
-            <w:lang w:val="zh_TW" w:bidi="zh_TW"/>
-          </w:rPr>
-          <w:rPr>
-            <w:color w:val="0000EE"/>
-            <w:u w:val="single"/>
-          </w:rPr>
-          <w:t>13:14</w:t>
-        </w:r>
-      </w:hyperlink>
-      <w:r>
-        <w:rPr>
-          <w:lang w:val="zh_TW" w:bidi="zh_TW"/>
-        </w:rPr>
-        <w:t>）將是耶路撒冷毀滅的預兆。</w:t>
-      </w:r>
-      <w:r>
-        <w:rPr>
-          <w:lang w:val="zh_TW" w:bidi="zh_TW"/>
-        </w:rPr>
-      </w:r>
-      <w:r>
-        <w:rPr>
-          <w:lang w:val="zh_TW" w:bidi="zh_TW"/>
-        </w:rPr>
-      </w:r>
-    </w:p>
-    <w:p>
-      <w:pPr/>
-      <w:r>
-        <w:rPr>
-          <w:lang w:val="zh_TW" w:bidi="zh_TW"/>
-        </w:rPr>
-      </w:r>
-    </w:p>
-    <w:p>
-      <w:pPr>
-        <w:pStyle w:val="Heading2"/>
-      </w:pPr>
-      <w:r>
-        <w:rPr>
-          <w:lang w:val="zh_TW" w:bidi="zh_TW"/>
-        </w:rPr>
-        <w:t>馬可福音 13:30</w:t>
-      </w:r>
-      <w:r>
-        <w:rPr>
-          <w:lang w:val="zh_TW" w:bidi="zh_TW"/>
-        </w:rPr>
-      </w:r>
-    </w:p>
-    <w:p>
-      <w:pPr/>
-      <w:r>
-        <w:rPr>
-          <w:lang w:val="zh_TW" w:bidi="zh_TW"/>
-        </w:rPr>
-      </w:r>
-      <w:r>
-        <w:rPr>
-          <w:lang w:val="zh_TW" w:bidi="zh_TW"/>
-        </w:rPr>
-        <w:t>「這世代」將見證這些事件的成就。那一代人確實見證了耶路撒冷的毀滅。然而，認為「這些事」指的是人子再來的人，必須將這一代解釋為不同於「當時在世的人」。這可能指的是猶太民族的持續存在、整體人類、基督教社群或末世的最後一代。</w:t>
-      </w:r>
-      <w:r>
-        <w:rPr>
-          <w:lang w:val="zh_TW" w:bidi="zh_TW"/>
-        </w:rPr>
-      </w:r>
-      <w:r>
-        <w:rPr>
-          <w:lang w:val="zh_TW" w:bidi="zh_TW"/>
-        </w:rPr>
-      </w:r>
-    </w:p>
-    <w:p>
-      <w:pPr/>
-      <w:r>
-        <w:rPr>
-          <w:lang w:val="zh_TW" w:bidi="zh_TW"/>
-        </w:rPr>
-      </w:r>
-    </w:p>
-    <w:p>
-      <w:pPr>
-        <w:pStyle w:val="Heading2"/>
-      </w:pPr>
-      <w:r>
-        <w:rPr>
-          <w:lang w:val="zh_TW" w:bidi="zh_TW"/>
-        </w:rPr>
-        <w:t>馬可福音 13:31</w:t>
-      </w:r>
-      <w:r>
-        <w:rPr>
-          <w:lang w:val="zh_TW" w:bidi="zh_TW"/>
-        </w:rPr>
-      </w:r>
-    </w:p>
-    <w:p>
-      <w:pPr/>
-      <w:r>
-        <w:rPr>
-          <w:lang w:val="zh_TW" w:bidi="zh_TW"/>
-        </w:rPr>
-      </w:r>
-      <w:r>
-        <w:rPr>
-          <w:lang w:val="zh_TW" w:bidi="zh_TW"/>
-        </w:rPr>
-        <w:t>耶穌親自保證了他所說的話會成就。「我的話」特別指的是耶穌在</w:t>
-      </w:r>
-      <w:hyperlink r:id="rId736">
-        <w:r>
-          <w:rPr>
-            <w:lang w:val="zh_TW" w:bidi="zh_TW"/>
-          </w:rPr>
-          <w:rPr>
-            <w:color w:val="0000EE"/>
-            <w:u w:val="single"/>
-          </w:rPr>
-          <w:t>馬可福音十三章1至37節</w:t>
-        </w:r>
-      </w:hyperlink>
-      <w:r>
-        <w:rPr>
-          <w:lang w:val="zh_TW" w:bidi="zh_TW"/>
-        </w:rPr>
-        <w:t>整個講論中所說的內容。馬可的讀者會理解，這是對所有他們所知的耶穌教導的真實性的保證（</w:t>
-      </w:r>
-      <w:hyperlink r:id="rId389">
-        <w:r>
-          <w:rPr>
-            <w:lang w:val="zh_TW" w:bidi="zh_TW"/>
-          </w:rPr>
-          <w:rPr>
-            <w:color w:val="0000EE"/>
-            <w:u w:val="single"/>
-          </w:rPr>
-          <w:t>路1:2</w:t>
-        </w:r>
-      </w:hyperlink>
-      <w:r>
-        <w:rPr>
-          <w:lang w:val="zh_TW" w:bidi="zh_TW"/>
-        </w:rPr>
-        <w:t>）。像舊約聖經（見</w:t>
-      </w:r>
-      <w:hyperlink r:id="rId1036">
-        <w:r>
-          <w:rPr>
-            <w:lang w:val="zh_TW" w:bidi="zh_TW"/>
-          </w:rPr>
-          <w:rPr>
-            <w:color w:val="0000EE"/>
-            <w:u w:val="single"/>
-          </w:rPr>
-          <w:t>賽40:8</w:t>
-        </w:r>
-      </w:hyperlink>
-      <w:r>
-        <w:rPr>
-          <w:lang w:val="zh_TW" w:bidi="zh_TW"/>
-        </w:rPr>
-        <w:t>）一樣，耶穌的話語是永恆的。耶穌的教導比受造的天地萬物更長久。天地將要廢去（另見</w:t>
-      </w:r>
-      <w:hyperlink r:id="rId1037">
-        <w:r>
-          <w:rPr>
-            <w:lang w:val="zh_TW" w:bidi="zh_TW"/>
-          </w:rPr>
-          <w:rPr>
-            <w:color w:val="0000EE"/>
-            <w:u w:val="single"/>
-          </w:rPr>
-          <w:t>詩102:25–26</w:t>
+      <w:hyperlink r:id="rId1044">
+        <w:r>
+          <w:rPr>
+            <w:lang w:val="zh_TW" w:bidi="zh_TW"/>
+          </w:rPr>
+          <w:rPr>
+            <w:color w:val="0000EE"/>
+            <w:u w:val="single"/>
+          </w:rPr>
+          <w:t>10</w:t>
         </w:r>
       </w:hyperlink>
       <w:r>
@@ -48682,115 +48796,7 @@
         </w:rPr>
         <w:t>；</w:t>
       </w:r>
-      <w:hyperlink r:id="rId1038">
-        <w:r>
-          <w:rPr>
-            <w:lang w:val="zh_TW" w:bidi="zh_TW"/>
-          </w:rPr>
-          <w:rPr>
-            <w:color w:val="0000EE"/>
-            <w:u w:val="single"/>
-          </w:rPr>
-          <w:t>賽40:6–8</w:t>
-        </w:r>
-      </w:hyperlink>
-      <w:r>
-        <w:rPr>
-          <w:lang w:val="zh_TW" w:bidi="zh_TW"/>
-        </w:rPr>
-        <w:t>，</w:t>
-      </w:r>
-      <w:hyperlink r:id="rId1039">
-        <w:r>
-          <w:rPr>
-            <w:lang w:val="zh_TW" w:bidi="zh_TW"/>
-          </w:rPr>
-          <w:rPr>
-            <w:color w:val="0000EE"/>
-            <w:u w:val="single"/>
-          </w:rPr>
-          <w:t>51:6</w:t>
-        </w:r>
-      </w:hyperlink>
-      <w:r>
-        <w:rPr>
-          <w:lang w:val="zh_TW" w:bidi="zh_TW"/>
-        </w:rPr>
-        <w:t>；</w:t>
-      </w:r>
-      <w:hyperlink r:id="rId1040">
-        <w:r>
-          <w:rPr>
-            <w:lang w:val="zh_TW" w:bidi="zh_TW"/>
-          </w:rPr>
-          <w:rPr>
-            <w:color w:val="0000EE"/>
-            <w:u w:val="single"/>
-          </w:rPr>
-          <w:t>太5:18</w:t>
-        </w:r>
-      </w:hyperlink>
-      <w:r>
-        <w:rPr>
-          <w:lang w:val="zh_TW" w:bidi="zh_TW"/>
-        </w:rPr>
-        <w:t>；</w:t>
-      </w:r>
-      <w:hyperlink r:id="rId1041">
-        <w:r>
-          <w:rPr>
-            <w:lang w:val="zh_TW" w:bidi="zh_TW"/>
-          </w:rPr>
-          <w:rPr>
-            <w:color w:val="0000EE"/>
-            <w:u w:val="single"/>
-          </w:rPr>
-          <w:t>路16:17</w:t>
-        </w:r>
-      </w:hyperlink>
-      <w:r>
-        <w:rPr>
-          <w:lang w:val="zh_TW" w:bidi="zh_TW"/>
-        </w:rPr>
-        <w:t>；</w:t>
-      </w:r>
-      <w:hyperlink r:id="rId1042">
-        <w:r>
-          <w:rPr>
-            <w:lang w:val="zh_TW" w:bidi="zh_TW"/>
-          </w:rPr>
-          <w:rPr>
-            <w:color w:val="0000EE"/>
-            <w:u w:val="single"/>
-          </w:rPr>
-          <w:t>彼後3:7</w:t>
-        </w:r>
-      </w:hyperlink>
-      <w:r>
-        <w:rPr>
-          <w:lang w:val="zh_TW" w:bidi="zh_TW"/>
-        </w:rPr>
-        <w:t>、</w:t>
-      </w:r>
-      <w:hyperlink r:id="rId1043">
-        <w:r>
-          <w:rPr>
-            <w:lang w:val="zh_TW" w:bidi="zh_TW"/>
-          </w:rPr>
-          <w:rPr>
-            <w:color w:val="0000EE"/>
-            <w:u w:val="single"/>
-          </w:rPr>
-          <w:t>10</w:t>
-        </w:r>
-      </w:hyperlink>
-      <w:r>
-        <w:rPr>
-          <w:lang w:val="zh_TW" w:bidi="zh_TW"/>
-        </w:rPr>
-        <w:t>；</w:t>
-      </w:r>
-      <w:hyperlink r:id="rId1044">
+      <w:hyperlink r:id="rId1045">
         <w:r>
           <w:rPr>
             <w:lang w:val="zh_TW" w:bidi="zh_TW"/>
@@ -48860,7 +48866,7 @@
         </w:rPr>
         <w:t>這句話「但那日子，那時辰，沒有人知道」（參</w:t>
       </w:r>
-      <w:hyperlink r:id="rId1045">
+      <w:hyperlink r:id="rId1046">
         <w:r>
           <w:rPr>
             <w:lang w:val="zh_TW" w:bidi="zh_TW"/>
@@ -48878,7 +48884,7 @@
         </w:rPr>
         <w:t>）引入了要警醒的警告（</w:t>
       </w:r>
-      <w:hyperlink r:id="rId1006">
+      <w:hyperlink r:id="rId1007">
         <w:r>
           <w:rPr>
             <w:lang w:val="zh_TW" w:bidi="zh_TW"/>
@@ -48927,7 +48933,7 @@
         </w:rPr>
         <w:t>）。在道成肉身的神蹟中，耶穌經歷了限制（</w:t>
       </w:r>
-      <w:hyperlink r:id="rId1046">
+      <w:hyperlink r:id="rId1047">
         <w:r>
           <w:rPr>
             <w:lang w:val="zh_TW" w:bidi="zh_TW"/>
@@ -48945,7 +48951,7 @@
         </w:rPr>
         <w:t>，</w:t>
       </w:r>
-      <w:hyperlink r:id="rId711">
+      <w:hyperlink r:id="rId712">
         <w:r>
           <w:rPr>
             <w:lang w:val="zh_TW" w:bidi="zh_TW"/>
@@ -49011,7 +49017,7 @@
         </w:rPr>
         <w:t>正如</w:t>
       </w:r>
-      <w:hyperlink r:id="rId1047">
+      <w:hyperlink r:id="rId1048">
         <w:r>
           <w:rPr>
             <w:lang w:val="zh_TW" w:bidi="zh_TW"/>
@@ -49029,7 +49035,7 @@
         </w:rPr>
         <w:t>似乎在談論耶路撒冷的毀滅時，延續</w:t>
       </w:r>
-      <w:hyperlink r:id="rId958">
+      <w:hyperlink r:id="rId959">
         <w:r>
           <w:rPr>
             <w:lang w:val="zh_TW" w:bidi="zh_TW"/>
@@ -49047,6 +49053,24 @@
         </w:rPr>
         <w:t>的主題，</w:t>
       </w:r>
+      <w:hyperlink r:id="rId927">
+        <w:r>
+          <w:rPr>
+            <w:lang w:val="zh_TW" w:bidi="zh_TW"/>
+          </w:rPr>
+          <w:rPr>
+            <w:color w:val="0000EE"/>
+            <w:u w:val="single"/>
+          </w:rPr>
+          <w:t>十三章32至37節</w:t>
+        </w:r>
+      </w:hyperlink>
+      <w:r>
+        <w:rPr>
+          <w:lang w:val="zh_TW" w:bidi="zh_TW"/>
+        </w:rPr>
+        <w:t>顯然也是延續了</w:t>
+      </w:r>
       <w:hyperlink r:id="rId926">
         <w:r>
           <w:rPr>
@@ -49056,24 +49080,6 @@
             <w:color w:val="0000EE"/>
             <w:u w:val="single"/>
           </w:rPr>
-          <w:t>十三章32至37節</w:t>
-        </w:r>
-      </w:hyperlink>
-      <w:r>
-        <w:rPr>
-          <w:lang w:val="zh_TW" w:bidi="zh_TW"/>
-        </w:rPr>
-        <w:t>顯然也是延續了</w:t>
-      </w:r>
-      <w:hyperlink r:id="rId925">
-        <w:r>
-          <w:rPr>
-            <w:lang w:val="zh_TW" w:bidi="zh_TW"/>
-          </w:rPr>
-          <w:rPr>
-            <w:color w:val="0000EE"/>
-            <w:u w:val="single"/>
-          </w:rPr>
           <w:t>十三章24至27節</w:t>
         </w:r>
       </w:hyperlink>
@@ -49083,7 +49089,7 @@
         </w:rPr>
         <w:t>的主題，談論人子的來臨。首先是針對末日時間猜測的警告（</w:t>
       </w:r>
-      <w:hyperlink r:id="rId711">
+      <w:hyperlink r:id="rId712">
         <w:r>
           <w:rPr>
             <w:lang w:val="zh_TW" w:bidi="zh_TW"/>
@@ -49101,7 +49107,7 @@
         </w:rPr>
         <w:t>），接著是警告要警醒，因為沒有人知道末日的時間（</w:t>
       </w:r>
-      <w:hyperlink r:id="rId1048">
+      <w:hyperlink r:id="rId1049">
         <w:r>
           <w:rPr>
             <w:lang w:val="zh_TW" w:bidi="zh_TW"/>
@@ -49119,7 +49125,7 @@
         </w:rPr>
         <w:t>）。接著一個故事說明需要為主的再來做好準備（</w:t>
       </w:r>
-      <w:hyperlink r:id="rId1049">
+      <w:hyperlink r:id="rId1050">
         <w:r>
           <w:rPr>
             <w:lang w:val="zh_TW" w:bidi="zh_TW"/>
@@ -49137,7 +49143,7 @@
         </w:rPr>
         <w:t>），其應用重申了需要警醒，以免被發現未做好準備好（</w:t>
       </w:r>
-      <w:hyperlink r:id="rId1050">
+      <w:hyperlink r:id="rId1051">
         <w:r>
           <w:rPr>
             <w:lang w:val="zh_TW" w:bidi="zh_TW"/>
@@ -49155,7 +49161,7 @@
         </w:rPr>
         <w:t>）；結尾的警告也是關於警醒（</w:t>
       </w:r>
-      <w:hyperlink r:id="rId1051">
+      <w:hyperlink r:id="rId1052">
         <w:r>
           <w:rPr>
             <w:lang w:val="zh_TW" w:bidi="zh_TW"/>
@@ -49273,7 +49279,7 @@
         </w:rPr>
         <w:t>這個故事的重點不是主的再來是不確定或意外的（見</w:t>
       </w:r>
-      <w:hyperlink r:id="rId1052">
+      <w:hyperlink r:id="rId1053">
         <w:r>
           <w:rPr>
             <w:lang w:val="zh_TW" w:bidi="zh_TW"/>
@@ -49291,7 +49297,7 @@
         </w:rPr>
         <w:t>，</w:t>
       </w:r>
-      <w:hyperlink r:id="rId1053">
+      <w:hyperlink r:id="rId1054">
         <w:r>
           <w:rPr>
             <w:lang w:val="zh_TW" w:bidi="zh_TW"/>
@@ -49309,7 +49315,7 @@
         </w:rPr>
         <w:t>；</w:t>
       </w:r>
-      <w:hyperlink r:id="rId1054">
+      <w:hyperlink r:id="rId1055">
         <w:r>
           <w:rPr>
             <w:lang w:val="zh_TW" w:bidi="zh_TW"/>
@@ -49327,7 +49333,7 @@
         </w:rPr>
         <w:t>，</w:t>
       </w:r>
-      <w:hyperlink r:id="rId1055">
+      <w:hyperlink r:id="rId1056">
         <w:r>
           <w:rPr>
             <w:lang w:val="zh_TW" w:bidi="zh_TW"/>
@@ -49415,7 +49421,7 @@
         </w:rPr>
         <w:t>這段經文最初是對門徒（你們，另見</w:t>
       </w:r>
-      <w:hyperlink r:id="rId963">
+      <w:hyperlink r:id="rId964">
         <w:r>
           <w:rPr>
             <w:lang w:val="zh_TW" w:bidi="zh_TW"/>
@@ -49451,7 +49457,7 @@
         </w:rPr>
         <w:t>要警醒！雖然</w:t>
       </w:r>
-      <w:hyperlink r:id="rId926">
+      <w:hyperlink r:id="rId927">
         <w:r>
           <w:rPr>
             <w:lang w:val="zh_TW" w:bidi="zh_TW"/>
@@ -49469,7 +49475,7 @@
         </w:rPr>
         <w:t>警告要準備好，早期教會將這種警覺視為對「至大的神和我們救主耶穌基督的榮耀顯現」的喜悅期盼（</w:t>
       </w:r>
-      <w:hyperlink r:id="rId1056">
+      <w:hyperlink r:id="rId1057">
         <w:r>
           <w:rPr>
             <w:lang w:val="zh_TW" w:bidi="zh_TW"/>
@@ -49500,7 +49506,7 @@
         </w:rPr>
         <w:t>（「主必要來」，見</w:t>
       </w:r>
-      <w:hyperlink r:id="rId1015">
+      <w:hyperlink r:id="rId1016">
         <w:r>
           <w:rPr>
             <w:lang w:val="zh_TW" w:bidi="zh_TW"/>
@@ -49518,7 +49524,7 @@
         </w:rPr>
         <w:t>；</w:t>
       </w:r>
-      <w:hyperlink r:id="rId1016">
+      <w:hyperlink r:id="rId1017">
         <w:r>
           <w:rPr>
             <w:lang w:val="zh_TW" w:bidi="zh_TW"/>
@@ -49536,7 +49542,7 @@
         </w:rPr>
         <w:t>），今天我們仍然「熱切期盼祂的顯現」（</w:t>
       </w:r>
-      <w:hyperlink r:id="rId1057">
+      <w:hyperlink r:id="rId1058">
         <w:r>
           <w:rPr>
             <w:lang w:val="zh_TW" w:bidi="zh_TW"/>
@@ -49756,74 +49762,74 @@
         </w:rPr>
         <w:t>耶穌在伯大尼被一個女人膏抹的故事（</w:t>
       </w:r>
+      <w:hyperlink r:id="rId732">
+        <w:r>
+          <w:rPr>
+            <w:lang w:val="zh_TW" w:bidi="zh_TW"/>
+          </w:rPr>
+          <w:rPr>
+            <w:color w:val="0000EE"/>
+            <w:u w:val="single"/>
+          </w:rPr>
+          <w:t>14:3–9</w:t>
+        </w:r>
+      </w:hyperlink>
+      <w:r>
+        <w:rPr>
+          <w:lang w:val="zh_TW" w:bidi="zh_TW"/>
+        </w:rPr>
+        <w:t>），為接下來的事件鋪墊了場景。與路加福音的記載（</w:t>
+      </w:r>
+      <w:hyperlink r:id="rId187">
+        <w:r>
+          <w:rPr>
+            <w:lang w:val="zh_TW" w:bidi="zh_TW"/>
+          </w:rPr>
+          <w:rPr>
+            <w:color w:val="0000EE"/>
+            <w:u w:val="single"/>
+          </w:rPr>
+          <w:t>路7:36–50</w:t>
+        </w:r>
+      </w:hyperlink>
+      <w:r>
+        <w:rPr>
+          <w:lang w:val="zh_TW" w:bidi="zh_TW"/>
+        </w:rPr>
+        <w:t>）有明顯不同，可能是另一個事件。這件事發生在伯大尼</w:t>
+      </w:r>
+      <w:r>
+        <w:rPr>
+          <w:i/>
+          <w:lang w:val="zh_TW" w:bidi="zh_TW"/>
+        </w:rPr>
+        <w:t>，</w:t>
+      </w:r>
+      <w:r>
+        <w:rPr>
+          <w:lang w:val="zh_TW" w:bidi="zh_TW"/>
+        </w:rPr>
+        <w:t>在耶路撒冷以東兩英里橄欖山東坡的下方，耶穌在猶太地區時住在那裡（</w:t>
+      </w:r>
+      <w:hyperlink r:id="rId793">
+        <w:r>
+          <w:rPr>
+            <w:lang w:val="zh_TW" w:bidi="zh_TW"/>
+          </w:rPr>
+          <w:rPr>
+            <w:color w:val="0000EE"/>
+            <w:u w:val="single"/>
+          </w:rPr>
+          <w:t>可11:1</w:t>
+        </w:r>
+      </w:hyperlink>
+      <w:r>
+        <w:rPr>
+          <w:lang w:val="zh_TW" w:bidi="zh_TW"/>
+        </w:rPr>
+        <w:t>，</w:t>
+      </w:r>
       <w:hyperlink r:id="rId731">
-        <w:r>
-          <w:rPr>
-            <w:lang w:val="zh_TW" w:bidi="zh_TW"/>
-          </w:rPr>
-          <w:rPr>
-            <w:color w:val="0000EE"/>
-            <w:u w:val="single"/>
-          </w:rPr>
-          <w:t>14:3–9</w:t>
-        </w:r>
-      </w:hyperlink>
-      <w:r>
-        <w:rPr>
-          <w:lang w:val="zh_TW" w:bidi="zh_TW"/>
-        </w:rPr>
-        <w:t>），為接下來的事件鋪墊了場景。與路加福音的記載（</w:t>
-      </w:r>
-      <w:hyperlink r:id="rId187">
-        <w:r>
-          <w:rPr>
-            <w:lang w:val="zh_TW" w:bidi="zh_TW"/>
-          </w:rPr>
-          <w:rPr>
-            <w:color w:val="0000EE"/>
-            <w:u w:val="single"/>
-          </w:rPr>
-          <w:t>路7:36–50</w:t>
-        </w:r>
-      </w:hyperlink>
-      <w:r>
-        <w:rPr>
-          <w:lang w:val="zh_TW" w:bidi="zh_TW"/>
-        </w:rPr>
-        <w:t>）有明顯不同，可能是另一個事件。這件事發生在伯大尼</w:t>
-      </w:r>
-      <w:r>
-        <w:rPr>
-          <w:i/>
-          <w:lang w:val="zh_TW" w:bidi="zh_TW"/>
-        </w:rPr>
-        <w:t>，</w:t>
-      </w:r>
-      <w:r>
-        <w:rPr>
-          <w:lang w:val="zh_TW" w:bidi="zh_TW"/>
-        </w:rPr>
-        <w:t>在耶路撒冷以東兩英里橄欖山東坡的下方，耶穌在猶太地區時住在那裡（</w:t>
-      </w:r>
-      <w:hyperlink r:id="rId792">
-        <w:r>
-          <w:rPr>
-            <w:lang w:val="zh_TW" w:bidi="zh_TW"/>
-          </w:rPr>
-          <w:rPr>
-            <w:color w:val="0000EE"/>
-            <w:u w:val="single"/>
-          </w:rPr>
-          <w:t>可11:1</w:t>
-        </w:r>
-      </w:hyperlink>
-      <w:r>
-        <w:rPr>
-          <w:lang w:val="zh_TW" w:bidi="zh_TW"/>
-        </w:rPr>
-        <w:t>，</w:t>
-      </w:r>
-      <w:hyperlink r:id="rId730">
         <w:r>
           <w:rPr>
             <w:lang w:val="zh_TW" w:bidi="zh_TW"/>
@@ -49903,7 +49909,7 @@
         </w:rPr>
         <w:t>這頓飯是一個宴會，因為他們是躺著吃的。一個女人（見</w:t>
       </w:r>
-      <w:hyperlink r:id="rId1058">
+      <w:hyperlink r:id="rId1059">
         <w:r>
           <w:rPr>
             <w:lang w:val="zh_TW" w:bidi="zh_TW"/>
@@ -49921,7 +49927,7 @@
         </w:rPr>
         <w:t>）打破了一個密封的白色玉瓶的瓶頸，裏面裝有昂貴香水（真哪噠香膏），將其全部倒在耶穌的頭上（見</w:t>
       </w:r>
-      <w:hyperlink r:id="rId1059">
+      <w:hyperlink r:id="rId1060">
         <w:r>
           <w:rPr>
             <w:lang w:val="zh_TW" w:bidi="zh_TW"/>
@@ -49939,7 +49945,7 @@
         </w:rPr>
         <w:t>；</w:t>
       </w:r>
-      <w:hyperlink r:id="rId1060">
+      <w:hyperlink r:id="rId1061">
         <w:r>
           <w:rPr>
             <w:lang w:val="zh_TW" w:bidi="zh_TW"/>
@@ -50005,7 +50011,7 @@
         </w:rPr>
         <w:t>有幾個人（參</w:t>
       </w:r>
-      <w:hyperlink r:id="rId1061">
+      <w:hyperlink r:id="rId1062">
         <w:r>
           <w:rPr>
             <w:lang w:val="zh_TW" w:bidi="zh_TW"/>
@@ -50023,7 +50029,7 @@
         </w:rPr>
         <w:t>；</w:t>
       </w:r>
-      <w:hyperlink r:id="rId1062">
+      <w:hyperlink r:id="rId1063">
         <w:r>
           <w:rPr>
             <w:lang w:val="zh_TW" w:bidi="zh_TW"/>
@@ -50198,7 +50204,7 @@
         </w:rPr>
         <w:t>雖然馬可福音沒有提到那位婦人的名字，但她的行為（</w:t>
       </w:r>
-      <w:hyperlink r:id="rId1063">
+      <w:hyperlink r:id="rId1064">
         <w:r>
           <w:rPr>
             <w:lang w:val="zh_TW" w:bidi="zh_TW"/>
@@ -50264,7 +50270,7 @@
         </w:rPr>
         <w:t>與那女人的行為形成鮮明對比的是，十二門徒之一的加略人猶大，為了錢出賣耶穌（</w:t>
       </w:r>
-      <w:hyperlink r:id="rId1064">
+      <w:hyperlink r:id="rId1065">
         <w:r>
           <w:rPr>
             <w:lang w:val="zh_TW" w:bidi="zh_TW"/>
@@ -50282,7 +50288,7 @@
         </w:rPr>
         <w:t>，</w:t>
       </w:r>
-      <w:hyperlink r:id="rId1065">
+      <w:hyperlink r:id="rId1066">
         <w:r>
           <w:rPr>
             <w:lang w:val="zh_TW" w:bidi="zh_TW"/>
@@ -50300,7 +50306,7 @@
         </w:rPr>
         <w:t>、</w:t>
       </w:r>
-      <w:hyperlink r:id="rId1066">
+      <w:hyperlink r:id="rId1067">
         <w:r>
           <w:rPr>
             <w:lang w:val="zh_TW" w:bidi="zh_TW"/>
@@ -50366,7 +50372,7 @@
         </w:rPr>
         <w:t>獻祭逾越節羔羊的時間，是在尼散月十四日的黃昏（</w:t>
       </w:r>
-      <w:hyperlink r:id="rId1067">
+      <w:hyperlink r:id="rId1068">
         <w:r>
           <w:rPr>
             <w:lang w:val="zh_TW" w:bidi="zh_TW"/>
@@ -50436,7 +50442,7 @@
         </w:rPr>
         <w:t>逾越節晚餐的準備（</w:t>
       </w:r>
-      <w:hyperlink r:id="rId1068">
+      <w:hyperlink r:id="rId1069">
         <w:r>
           <w:rPr>
             <w:lang w:val="zh_TW" w:bidi="zh_TW"/>
@@ -50490,7 +50496,7 @@
         </w:rPr>
         <w:t>最後晚餐與逾越節的晚餐有關（</w:t>
       </w:r>
-      <w:hyperlink r:id="rId1069">
+      <w:hyperlink r:id="rId1070">
         <w:r>
           <w:rPr>
             <w:lang w:val="zh_TW" w:bidi="zh_TW"/>
@@ -50508,7 +50514,7 @@
         </w:rPr>
         <w:t>、</w:t>
       </w:r>
-      <w:hyperlink r:id="rId666">
+      <w:hyperlink r:id="rId667">
         <w:r>
           <w:rPr>
             <w:lang w:val="zh_TW" w:bidi="zh_TW"/>
@@ -50526,7 +50532,7 @@
         </w:rPr>
         <w:t>、</w:t>
       </w:r>
-      <w:hyperlink r:id="rId1070">
+      <w:hyperlink r:id="rId1071">
         <w:r>
           <w:rPr>
             <w:lang w:val="zh_TW" w:bidi="zh_TW"/>
@@ -50544,7 +50550,7 @@
         </w:rPr>
         <w:t>；</w:t>
       </w:r>
-      <w:hyperlink r:id="rId1071">
+      <w:hyperlink r:id="rId1072">
         <w:r>
           <w:rPr>
             <w:lang w:val="zh_TW" w:bidi="zh_TW"/>
@@ -50562,7 +50568,7 @@
         </w:rPr>
         <w:t>；</w:t>
       </w:r>
-      <w:hyperlink r:id="rId1072">
+      <w:hyperlink r:id="rId1073">
         <w:r>
           <w:rPr>
             <w:lang w:val="zh_TW" w:bidi="zh_TW"/>
@@ -50580,7 +50586,7 @@
         </w:rPr>
         <w:t>、</w:t>
       </w:r>
-      <w:hyperlink r:id="rId1073">
+      <w:hyperlink r:id="rId1074">
         <w:r>
           <w:rPr>
             <w:lang w:val="zh_TW" w:bidi="zh_TW"/>
@@ -50598,7 +50604,7 @@
         </w:rPr>
         <w:t>、</w:t>
       </w:r>
-      <w:hyperlink r:id="rId1074">
+      <w:hyperlink r:id="rId1075">
         <w:r>
           <w:rPr>
             <w:lang w:val="zh_TW" w:bidi="zh_TW"/>
@@ -50616,7 +50622,7 @@
         </w:rPr>
         <w:t>、</w:t>
       </w:r>
-      <w:hyperlink r:id="rId1075">
+      <w:hyperlink r:id="rId1076">
         <w:r>
           <w:rPr>
             <w:lang w:val="zh_TW" w:bidi="zh_TW"/>
@@ -50634,7 +50640,7 @@
         </w:rPr>
         <w:t>；參</w:t>
       </w:r>
-      <w:hyperlink r:id="rId1076">
+      <w:hyperlink r:id="rId1077">
         <w:r>
           <w:rPr>
             <w:lang w:val="zh_TW" w:bidi="zh_TW"/>
@@ -50652,7 +50658,7 @@
         </w:rPr>
         <w:t>，</w:t>
       </w:r>
-      <w:hyperlink r:id="rId1077">
+      <w:hyperlink r:id="rId1078">
         <w:r>
           <w:rPr>
             <w:lang w:val="zh_TW" w:bidi="zh_TW"/>
@@ -50670,7 +50676,7 @@
         </w:rPr>
         <w:t>）。許多朝聖者在耶路撒冷慶祝逾越節，那裡是神的聖殿所在地（見</w:t>
       </w:r>
-      <w:hyperlink r:id="rId1078">
+      <w:hyperlink r:id="rId1079">
         <w:r>
           <w:rPr>
             <w:lang w:val="zh_TW" w:bidi="zh_TW"/>
@@ -50736,7 +50742,7 @@
         </w:rPr>
         <w:t>耶穌對門徒的指示類似於</w:t>
       </w:r>
-      <w:hyperlink r:id="rId1079">
+      <w:hyperlink r:id="rId1080">
         <w:r>
           <w:rPr>
             <w:lang w:val="zh_TW" w:bidi="zh_TW"/>
@@ -50767,7 +50773,7 @@
         </w:rPr>
         <w:t>包括羔羊（必須宰殺、剝皮、清洗並在明火上烤），無酵餅，一碗鹽水，苦菜和一碗水果泥或蘋果蓉醬（kharosheth，或稱charoset）。還需要足夠的混合水的酒，這樣耶穌和門徒們每人都可以喝四杯，以慶祝神的四重祝福（</w:t>
       </w:r>
-      <w:hyperlink r:id="rId1080">
+      <w:hyperlink r:id="rId1081">
         <w:r>
           <w:rPr>
             <w:lang w:val="zh_TW" w:bidi="zh_TW"/>
@@ -50846,7 +50852,7 @@
         </w:rPr>
         <w:t>耶穌和十二門徒來到樓上的客房。「十二門徒」指的是耶穌的門徒作為一個群體；十個和耶穌一起到達，因為其中兩個已經在那裡了（</w:t>
       </w:r>
-      <w:hyperlink r:id="rId1081">
+      <w:hyperlink r:id="rId1082">
         <w:r>
           <w:rPr>
             <w:lang w:val="zh_TW" w:bidi="zh_TW"/>
@@ -50916,7 +50922,7 @@
         </w:rPr>
         <w:t>他們坐席正吃的時候：逾越節是用躺臥的姿勢吃，就像其他宴會餐一樣。在逾越節的晚餐中，會有一位（通常是最小的兒子）問主人：「今晚與其他晚上有何不同？」父親或主人會講述逾越節和出埃及的故事（</w:t>
       </w:r>
-      <w:hyperlink r:id="rId1082">
+      <w:hyperlink r:id="rId1083">
         <w:r>
           <w:rPr>
             <w:lang w:val="zh_TW" w:bidi="zh_TW"/>
@@ -50934,7 +50940,7 @@
         </w:rPr>
         <w:t>）。逾越節晚餐的元素具有象徵意義。逾越節的羔羊，提醒人們獻祭羔羊的血保護以色列人的家免受死亡天使的侵襲，死亡天使曾造訪埃及的長子（</w:t>
       </w:r>
-      <w:hyperlink r:id="rId1083">
+      <w:hyperlink r:id="rId1084">
         <w:r>
           <w:rPr>
             <w:lang w:val="zh_TW" w:bidi="zh_TW"/>
@@ -50952,7 +50958,7 @@
         </w:rPr>
         <w:t>）。無酵餅，回顧神的子民能夠迅速出埃及（</w:t>
       </w:r>
-      <w:hyperlink r:id="rId1084">
+      <w:hyperlink r:id="rId1085">
         <w:r>
           <w:rPr>
             <w:lang w:val="zh_TW" w:bidi="zh_TW"/>
@@ -50970,7 +50976,7 @@
         </w:rPr>
         <w:t>、</w:t>
       </w:r>
-      <w:hyperlink r:id="rId1085">
+      <w:hyperlink r:id="rId1086">
         <w:r>
           <w:rPr>
             <w:lang w:val="zh_TW" w:bidi="zh_TW"/>
@@ -50988,7 +50994,7 @@
         </w:rPr>
         <w:t>）。鹽水，代表他們被奴役的淚水和過紅海的經歷，苦菜，則象徵他們被奴役。四杯酒承認神在</w:t>
       </w:r>
-      <w:hyperlink r:id="rId1080">
+      <w:hyperlink r:id="rId1081">
         <w:r>
           <w:rPr>
             <w:lang w:val="zh_TW" w:bidi="zh_TW"/>
@@ -51024,7 +51030,7 @@
         </w:rPr>
         <w:t>背叛耶穌的可怕行為更加可憎，因為背叛者是與耶穌同席的人（見</w:t>
       </w:r>
-      <w:hyperlink r:id="rId1086">
+      <w:hyperlink r:id="rId1087">
         <w:r>
           <w:rPr>
             <w:lang w:val="zh_TW" w:bidi="zh_TW"/>
@@ -51042,7 +51048,7 @@
         </w:rPr>
         <w:t>，</w:t>
       </w:r>
-      <w:hyperlink r:id="rId1087">
+      <w:hyperlink r:id="rId1088">
         <w:r>
           <w:rPr>
             <w:lang w:val="zh_TW" w:bidi="zh_TW"/>
@@ -51108,7 +51114,7 @@
         </w:rPr>
         <w:t>門徒們感到震驚和悲傷，問道「是我嗎？」這是他們第一次聽說耶穌會被背叛（雖然讀者從</w:t>
       </w:r>
-      <w:hyperlink r:id="rId1088">
+      <w:hyperlink r:id="rId1089">
         <w:r>
           <w:rPr>
             <w:lang w:val="zh_TW" w:bidi="zh_TW"/>
@@ -51192,7 +51198,7 @@
         </w:rPr>
         <w:t>。耶穌預知這次背叛是神聖計劃的一部分（參</w:t>
       </w:r>
-      <w:hyperlink r:id="rId694">
+      <w:hyperlink r:id="rId695">
         <w:r>
           <w:rPr>
             <w:lang w:val="zh_TW" w:bidi="zh_TW"/>
@@ -51210,7 +51216,7 @@
         </w:rPr>
         <w:t>），但背叛者仍然被定罪。耶穌和福音書作者沒有解釋神的主權和猶大的責任如何共存，但兩者都毫不妥協地被陳述出來（見</w:t>
       </w:r>
-      <w:hyperlink r:id="rId1089">
+      <w:hyperlink r:id="rId1090">
         <w:r>
           <w:rPr>
             <w:lang w:val="zh_TW" w:bidi="zh_TW"/>
@@ -51336,7 +51342,7 @@
         </w:rPr>
         <w:t>）。在這兩種觀點中，參與主的晚餐的人實際上吃喝了耶穌的身體和血。第三種觀點認為，在餅和酒時，基督徒在靈性上以耶穌為食。第四種觀點認為，這餐主要是一個紀念，元素象徵著耶穌為我們的犧牲。另見</w:t>
       </w:r>
-      <w:hyperlink r:id="rId1090">
+      <w:hyperlink r:id="rId1091">
         <w:r>
           <w:rPr>
             <w:lang w:val="zh_TW" w:bidi="zh_TW"/>
@@ -51432,7 +51438,7 @@
         </w:rPr>
         <w:t>；</w:t>
       </w:r>
-      <w:hyperlink r:id="rId715">
+      <w:hyperlink r:id="rId716">
         <w:r>
           <w:rPr>
             <w:lang w:val="zh_TW" w:bidi="zh_TW"/>
@@ -51450,7 +51456,7 @@
         </w:rPr>
         <w:t>）。這啟動了神與祂的子民所立的約（</w:t>
       </w:r>
-      <w:hyperlink r:id="rId1091">
+      <w:hyperlink r:id="rId1092">
         <w:r>
           <w:rPr>
             <w:lang w:val="zh_TW" w:bidi="zh_TW"/>
@@ -51468,7 +51474,7 @@
         </w:rPr>
         <w:t>；</w:t>
       </w:r>
-      <w:hyperlink r:id="rId1092">
+      <w:hyperlink r:id="rId1093">
         <w:r>
           <w:rPr>
             <w:lang w:val="zh_TW" w:bidi="zh_TW"/>
@@ -51486,7 +51492,7 @@
         </w:rPr>
         <w:t>；見</w:t>
       </w:r>
-      <w:hyperlink r:id="rId1093">
+      <w:hyperlink r:id="rId1094">
         <w:r>
           <w:rPr>
             <w:lang w:val="zh_TW" w:bidi="zh_TW"/>
@@ -51504,7 +51510,7 @@
         </w:rPr>
         <w:t>；</w:t>
       </w:r>
-      <w:hyperlink r:id="rId1094">
+      <w:hyperlink r:id="rId1095">
         <w:r>
           <w:rPr>
             <w:lang w:val="zh_TW" w:bidi="zh_TW"/>
@@ -51522,7 +51528,7 @@
         </w:rPr>
         <w:t>；</w:t>
       </w:r>
-      <w:hyperlink r:id="rId1095">
+      <w:hyperlink r:id="rId1096">
         <w:r>
           <w:rPr>
             <w:lang w:val="zh_TW" w:bidi="zh_TW"/>
@@ -51540,7 +51546,7 @@
         </w:rPr>
         <w:t>，</w:t>
       </w:r>
-      <w:hyperlink r:id="rId1096">
+      <w:hyperlink r:id="rId1097">
         <w:r>
           <w:rPr>
             <w:lang w:val="zh_TW" w:bidi="zh_TW"/>
@@ -51576,7 +51582,7 @@
         </w:rPr>
         <w:t>；</w:t>
       </w:r>
-      <w:hyperlink r:id="rId1097">
+      <w:hyperlink r:id="rId1098">
         <w:r>
           <w:rPr>
             <w:lang w:val="zh_TW" w:bidi="zh_TW"/>
@@ -51707,7 +51713,7 @@
         </w:rPr>
         <w:t>詩篇的最後一部分（</w:t>
       </w:r>
-      <w:hyperlink r:id="rId1098">
+      <w:hyperlink r:id="rId1099">
         <w:r>
           <w:rPr>
             <w:lang w:val="zh_TW" w:bidi="zh_TW"/>
@@ -51809,7 +51815,7 @@
         </w:rPr>
         <w:t>儘管預言了他們的失敗，這段經文中仍然包含了鼓勵和希望。耶穌從死裡復活後，祂在加利利見到了門徒（見</w:t>
       </w:r>
-      <w:hyperlink r:id="rId1099">
+      <w:hyperlink r:id="rId1100">
         <w:r>
           <w:rPr>
             <w:lang w:val="zh_TW" w:bidi="zh_TW"/>
@@ -51827,7 +51833,7 @@
         </w:rPr>
         <w:t>），他們得到了寬恕和恢復（見</w:t>
       </w:r>
-      <w:hyperlink r:id="rId1100">
+      <w:hyperlink r:id="rId1101">
         <w:r>
           <w:rPr>
             <w:lang w:val="zh_TW" w:bidi="zh_TW"/>
@@ -51959,7 +51965,7 @@
         </w:rPr>
         <w:t>客西馬尼（ 阿拉姆語，「油壓機」）至今仍是一片橄欖樹林。在</w:t>
       </w:r>
-      <w:hyperlink r:id="rId1101">
+      <w:hyperlink r:id="rId1102">
         <w:r>
           <w:rPr>
             <w:lang w:val="zh_TW" w:bidi="zh_TW"/>
@@ -51977,7 +51983,7 @@
         </w:rPr>
         <w:t>中被稱為園子，</w:t>
       </w:r>
-      <w:hyperlink r:id="rId1102">
+      <w:hyperlink r:id="rId1103">
         <w:r>
           <w:rPr>
             <w:lang w:val="zh_TW" w:bidi="zh_TW"/>
@@ -52043,7 +52049,7 @@
         </w:rPr>
         <w:t>耶穌與彼得、雅各和約翰（</w:t>
       </w:r>
-      <w:hyperlink r:id="rId1103">
+      <w:hyperlink r:id="rId1104">
         <w:r>
           <w:rPr>
             <w:lang w:val="zh_TW" w:bidi="zh_TW"/>
@@ -52061,7 +52067,7 @@
         </w:rPr>
         <w:t>，</w:t>
       </w:r>
-      <w:hyperlink r:id="rId1104">
+      <w:hyperlink r:id="rId1105">
         <w:r>
           <w:rPr>
             <w:lang w:val="zh_TW" w:bidi="zh_TW"/>
@@ -52149,7 +52155,7 @@
         </w:rPr>
         <w:t>耶穌因極度的痛苦而俯伏在地禱告（見</w:t>
       </w:r>
-      <w:hyperlink r:id="rId1105">
+      <w:hyperlink r:id="rId1106">
         <w:r>
           <w:rPr>
             <w:lang w:val="zh_TW" w:bidi="zh_TW"/>
@@ -52167,7 +52173,7 @@
         </w:rPr>
         <w:t>；</w:t>
       </w:r>
-      <w:hyperlink r:id="rId1106">
+      <w:hyperlink r:id="rId1107">
         <w:r>
           <w:rPr>
             <w:lang w:val="zh_TW" w:bidi="zh_TW"/>
@@ -52185,7 +52191,7 @@
         </w:rPr>
         <w:t>；</w:t>
       </w:r>
-      <w:hyperlink r:id="rId1107">
+      <w:hyperlink r:id="rId1108">
         <w:r>
           <w:rPr>
             <w:lang w:val="zh_TW" w:bidi="zh_TW"/>
@@ -52203,7 +52209,7 @@
         </w:rPr>
         <w:t>，</w:t>
       </w:r>
-      <w:hyperlink r:id="rId1108">
+      <w:hyperlink r:id="rId1109">
         <w:r>
           <w:rPr>
             <w:lang w:val="zh_TW" w:bidi="zh_TW"/>
@@ -52252,7 +52258,7 @@
         </w:rPr>
         <w:t>表明他們的親密關係（見</w:t>
       </w:r>
-      <w:hyperlink r:id="rId1109">
+      <w:hyperlink r:id="rId1110">
         <w:r>
           <w:rPr>
             <w:lang w:val="zh_TW" w:bidi="zh_TW"/>
@@ -52324,7 +52330,7 @@
         </w:rPr>
         <w:t>；</w:t>
       </w:r>
-      <w:hyperlink r:id="rId1110">
+      <w:hyperlink r:id="rId1111">
         <w:r>
           <w:rPr>
             <w:lang w:val="zh_TW" w:bidi="zh_TW"/>
@@ -52342,7 +52348,7 @@
         </w:rPr>
         <w:t>；</w:t>
       </w:r>
-      <w:hyperlink r:id="rId1111">
+      <w:hyperlink r:id="rId1112">
         <w:r>
           <w:rPr>
             <w:lang w:val="zh_TW" w:bidi="zh_TW"/>
@@ -52448,7 +52454,7 @@
         </w:rPr>
         <w:t>雖然「心靈固然願意」（見</w:t>
       </w:r>
-      <w:hyperlink r:id="rId1112">
+      <w:hyperlink r:id="rId1113">
         <w:r>
           <w:rPr>
             <w:lang w:val="zh_TW" w:bidi="zh_TW"/>
@@ -52466,7 +52472,7 @@
         </w:rPr>
         <w:t>、</w:t>
       </w:r>
-      <w:hyperlink r:id="rId1113">
+      <w:hyperlink r:id="rId1114">
         <w:r>
           <w:rPr>
             <w:lang w:val="zh_TW" w:bidi="zh_TW"/>
@@ -52549,7 +52555,7 @@
         </w:rPr>
         <w:t>耶穌禱告的內容可能和之前相同（見</w:t>
       </w:r>
-      <w:hyperlink r:id="rId1114">
+      <w:hyperlink r:id="rId1115">
         <w:r>
           <w:rPr>
             <w:lang w:val="zh_TW" w:bidi="zh_TW"/>
@@ -52567,7 +52573,7 @@
         </w:rPr>
         <w:t>、</w:t>
       </w:r>
-      <w:hyperlink r:id="rId1115">
+      <w:hyperlink r:id="rId1116">
         <w:r>
           <w:rPr>
             <w:lang w:val="zh_TW" w:bidi="zh_TW"/>
@@ -52603,7 +52609,7 @@
         </w:rPr>
         <w:t>、</w:t>
       </w:r>
-      <w:hyperlink r:id="rId1116">
+      <w:hyperlink r:id="rId1117">
         <w:r>
           <w:rPr>
             <w:lang w:val="zh_TW" w:bidi="zh_TW"/>
@@ -52670,7 +52676,7 @@
         </w:rPr>
         <w:t>）到了：耶穌的受難已經開始，這是獻上祭牲羔羊之血的時刻（</w:t>
       </w:r>
-      <w:hyperlink r:id="rId670">
+      <w:hyperlink r:id="rId671">
         <w:r>
           <w:rPr>
             <w:lang w:val="zh_TW" w:bidi="zh_TW"/>
@@ -52688,7 +52694,7 @@
         </w:rPr>
         <w:t>）。這句話與猶大和武裝群眾來抓耶穌的到來同時發生。耶穌被出賣到罪人手中，並自願為他們上十字架（</w:t>
       </w:r>
-      <w:hyperlink r:id="rId1117">
+      <w:hyperlink r:id="rId1118">
         <w:r>
           <w:rPr>
             <w:lang w:val="zh_TW" w:bidi="zh_TW"/>
@@ -52724,7 +52730,7 @@
         </w:rPr>
         <w:t>，</w:t>
       </w:r>
-      <w:hyperlink r:id="rId1118">
+      <w:hyperlink r:id="rId1119">
         <w:r>
           <w:rPr>
             <w:lang w:val="zh_TW" w:bidi="zh_TW"/>
@@ -52844,7 +52850,7 @@
         </w:rPr>
         <w:t>）。雖然他們想避免衝突，但人群足夠大，可以平息耶穌或祂的跟隨者的任何抵抗（參</w:t>
       </w:r>
-      <w:hyperlink r:id="rId1119">
+      <w:hyperlink r:id="rId1120">
         <w:r>
           <w:rPr>
             <w:lang w:val="zh_TW" w:bidi="zh_TW"/>
@@ -52862,7 +52868,7 @@
         </w:rPr>
         <w:t>；</w:t>
       </w:r>
-      <w:hyperlink r:id="rId1120">
+      <w:hyperlink r:id="rId1121">
         <w:r>
           <w:rPr>
             <w:lang w:val="zh_TW" w:bidi="zh_TW"/>
@@ -52928,7 +52934,7 @@
         </w:rPr>
         <w:t>客西馬尼園很黑，且大多數前來抓捕耶穌的人對祂不熟悉（見</w:t>
       </w:r>
-      <w:hyperlink r:id="rId1121">
+      <w:hyperlink r:id="rId1122">
         <w:r>
           <w:rPr>
             <w:lang w:val="zh_TW" w:bidi="zh_TW"/>
@@ -52959,7 +52965,7 @@
         </w:rPr>
         <w:t>這是一種常見的問候形式（</w:t>
       </w:r>
-      <w:hyperlink r:id="rId1122">
+      <w:hyperlink r:id="rId1123">
         <w:r>
           <w:rPr>
             <w:lang w:val="zh_TW" w:bidi="zh_TW"/>
@@ -52977,7 +52983,7 @@
         </w:rPr>
         <w:t>；</w:t>
       </w:r>
-      <w:hyperlink r:id="rId1123">
+      <w:hyperlink r:id="rId1124">
         <w:r>
           <w:rPr>
             <w:lang w:val="zh_TW" w:bidi="zh_TW"/>
@@ -52995,7 +53001,7 @@
         </w:rPr>
         <w:t>；</w:t>
       </w:r>
-      <w:hyperlink r:id="rId1124">
+      <w:hyperlink r:id="rId1125">
         <w:r>
           <w:rPr>
             <w:lang w:val="zh_TW" w:bidi="zh_TW"/>
@@ -53061,7 +53067,7 @@
         </w:rPr>
         <w:t>其中一個跟隨耶穌的人（彼得，見</w:t>
       </w:r>
-      <w:hyperlink r:id="rId1125">
+      <w:hyperlink r:id="rId1126">
         <w:r>
           <w:rPr>
             <w:lang w:val="zh_TW" w:bidi="zh_TW"/>
@@ -53079,7 +53085,7 @@
         </w:rPr>
         <w:t>）匆忙防衛，削掉大祭司僕人的耳朵（見</w:t>
       </w:r>
-      <w:hyperlink r:id="rId1126">
+      <w:hyperlink r:id="rId1127">
         <w:r>
           <w:rPr>
             <w:lang w:val="zh_TW" w:bidi="zh_TW"/>
@@ -53145,7 +53151,7 @@
         </w:rPr>
         <w:t>「但這事成就，為要應驗經上的話」馬可要消除讀者的疑慮，讓他們知道這些事件都是神的神聖計劃的一部分。見</w:t>
       </w:r>
-      <w:hyperlink r:id="rId1127">
+      <w:hyperlink r:id="rId1128">
         <w:r>
           <w:rPr>
             <w:lang w:val="zh_TW" w:bidi="zh_TW"/>
@@ -53211,7 +53217,7 @@
         </w:rPr>
         <w:t>正如耶穌在幾個小時前預言的那樣（</w:t>
       </w:r>
-      <w:hyperlink r:id="rId1128">
+      <w:hyperlink r:id="rId1129">
         <w:r>
           <w:rPr>
             <w:lang w:val="zh_TW" w:bidi="zh_TW"/>
@@ -53325,7 +53331,7 @@
         </w:rPr>
         <w:t>眾祭司長和長老並文士並不等同於「全公會」 （</w:t>
       </w:r>
-      <w:hyperlink r:id="rId1129">
+      <w:hyperlink r:id="rId1130">
         <w:r>
           <w:rPr>
             <w:lang w:val="zh_TW" w:bidi="zh_TW"/>
@@ -53343,7 +53349,7 @@
         </w:rPr>
         <w:t>，</w:t>
       </w:r>
-      <w:hyperlink r:id="rId795">
+      <w:hyperlink r:id="rId796">
         <w:r>
           <w:rPr>
             <w:lang w:val="zh_TW" w:bidi="zh_TW"/>
@@ -53374,7 +53380,7 @@
         </w:rPr>
         <w:t>那裡是公會開會的地方。場景已經為彼得的否認（</w:t>
       </w:r>
-      <w:hyperlink r:id="rId1116">
+      <w:hyperlink r:id="rId1117">
         <w:r>
           <w:rPr>
             <w:lang w:val="zh_TW" w:bidi="zh_TW"/>
@@ -53491,38 +53497,38 @@
         </w:rPr>
         <w:t>的法利賽規則是值得懷疑的（見</w:t>
       </w:r>
+      <w:hyperlink r:id="rId1131">
+        <w:r>
+          <w:rPr>
+            <w:lang w:val="zh_TW" w:bidi="zh_TW"/>
+          </w:rPr>
+          <w:rPr>
+            <w:color w:val="0000EE"/>
+            <w:u w:val="single"/>
+          </w:rPr>
+          <w:t>徒23:6–10</w:t>
+        </w:r>
+      </w:hyperlink>
+      <w:r>
+        <w:rPr>
+          <w:lang w:val="zh_TW" w:bidi="zh_TW"/>
+        </w:rPr>
+        <w:t>）；（4）</w:t>
+      </w:r>
+      <w:r>
+        <w:rPr>
+          <w:i/>
+          <w:lang w:val="zh_TW" w:bidi="zh_TW"/>
+        </w:rPr>
+        <w:t>米示拿·論公會</w:t>
+      </w:r>
+      <w:r>
+        <w:rPr>
+          <w:lang w:val="zh_TW" w:bidi="zh_TW"/>
+        </w:rPr>
+        <w:t>中的規則有時與猶太歷史學家約瑟夫所記載的內容相矛盾；（5）現有的行為法律不一定被遵循——耶穌在一個「私設法庭」，在這個法庭中，判決已經預定，只是尋找執行判決的罪名（</w:t>
+      </w:r>
       <w:hyperlink r:id="rId1130">
-        <w:r>
-          <w:rPr>
-            <w:lang w:val="zh_TW" w:bidi="zh_TW"/>
-          </w:rPr>
-          <w:rPr>
-            <w:color w:val="0000EE"/>
-            <w:u w:val="single"/>
-          </w:rPr>
-          <w:t>徒23:6–10</w:t>
-        </w:r>
-      </w:hyperlink>
-      <w:r>
-        <w:rPr>
-          <w:lang w:val="zh_TW" w:bidi="zh_TW"/>
-        </w:rPr>
-        <w:t>）；（4）</w:t>
-      </w:r>
-      <w:r>
-        <w:rPr>
-          <w:i/>
-          <w:lang w:val="zh_TW" w:bidi="zh_TW"/>
-        </w:rPr>
-        <w:t>米示拿·論公會</w:t>
-      </w:r>
-      <w:r>
-        <w:rPr>
-          <w:lang w:val="zh_TW" w:bidi="zh_TW"/>
-        </w:rPr>
-        <w:t>中的規則有時與猶太歷史學家約瑟夫所記載的內容相矛盾；（5）現有的行為法律不一定被遵循——耶穌在一個「私設法庭」，在這個法庭中，判決已經預定，只是尋找執行判決的罪名（</w:t>
-      </w:r>
-      <w:hyperlink r:id="rId1129">
         <w:r>
           <w:rPr>
             <w:lang w:val="zh_TW" w:bidi="zh_TW"/>
@@ -53631,7 +53637,7 @@
         </w:rPr>
         <w:t>）面前進行，公會有七十名成員，由大祭司領導。福音書描繪了一個正式的審判過程：尋找證人（</w:t>
       </w:r>
-      <w:hyperlink r:id="rId1129">
+      <w:hyperlink r:id="rId1130">
         <w:r>
           <w:rPr>
             <w:lang w:val="zh_TW" w:bidi="zh_TW"/>
@@ -53649,7 +53655,7 @@
         </w:rPr>
         <w:t>）、目擊證人的證詞（</w:t>
       </w:r>
-      <w:hyperlink r:id="rId1131">
+      <w:hyperlink r:id="rId1132">
         <w:r>
           <w:rPr>
             <w:lang w:val="zh_TW" w:bidi="zh_TW"/>
@@ -53667,7 +53673,7 @@
         </w:rPr>
         <w:t>）、耶穌被要求起誓（</w:t>
       </w:r>
-      <w:hyperlink r:id="rId1132">
+      <w:hyperlink r:id="rId1133">
         <w:r>
           <w:rPr>
             <w:lang w:val="zh_TW" w:bidi="zh_TW"/>
@@ -53685,7 +53691,7 @@
         </w:rPr>
         <w:t>）、耶穌允許為自己辯護（</w:t>
       </w:r>
-      <w:hyperlink r:id="rId1133">
+      <w:hyperlink r:id="rId1134">
         <w:r>
           <w:rPr>
             <w:lang w:val="zh_TW" w:bidi="zh_TW"/>
@@ -53703,7 +53709,7 @@
         </w:rPr>
         <w:t>）、大祭司撕裂他的衣服（</w:t>
       </w:r>
-      <w:hyperlink r:id="rId1134">
+      <w:hyperlink r:id="rId1135">
         <w:r>
           <w:rPr>
             <w:lang w:val="zh_TW" w:bidi="zh_TW"/>
@@ -53721,7 +53727,7 @@
         </w:rPr>
         <w:t>），以及公會的最終判決（</w:t>
       </w:r>
-      <w:hyperlink r:id="rId1135">
+      <w:hyperlink r:id="rId1136">
         <w:r>
           <w:rPr>
             <w:lang w:val="zh_TW" w:bidi="zh_TW"/>
@@ -53757,7 +53763,7 @@
         </w:rPr>
         <w:t>假證人提供作假見證，歪曲了耶穌關於聖殿毀壞和重建的言論（見</w:t>
       </w:r>
-      <w:hyperlink r:id="rId780">
+      <w:hyperlink r:id="rId781">
         <w:r>
           <w:rPr>
             <w:lang w:val="zh_TW" w:bidi="zh_TW"/>
@@ -53775,7 +53781,7 @@
         </w:rPr>
         <w:t>；</w:t>
       </w:r>
-      <w:hyperlink r:id="rId1136">
+      <w:hyperlink r:id="rId1137">
         <w:r>
           <w:rPr>
             <w:lang w:val="zh_TW" w:bidi="zh_TW"/>
@@ -53793,7 +53799,7 @@
         </w:rPr>
         <w:t>；</w:t>
       </w:r>
-      <w:hyperlink r:id="rId1137">
+      <w:hyperlink r:id="rId1138">
         <w:r>
           <w:rPr>
             <w:lang w:val="zh_TW" w:bidi="zh_TW"/>
@@ -53926,7 +53932,7 @@
         </w:rPr>
         <w:t>由於假見證人各不相合（</w:t>
       </w:r>
-      <w:hyperlink r:id="rId1138">
+      <w:hyperlink r:id="rId1139">
         <w:r>
           <w:rPr>
             <w:lang w:val="zh_TW" w:bidi="zh_TW"/>
@@ -54116,7 +54122,7 @@
         </w:rPr>
         <w:t>）和門徒（</w:t>
       </w:r>
-      <w:hyperlink r:id="rId1139">
+      <w:hyperlink r:id="rId1140">
         <w:r>
           <w:rPr>
             <w:lang w:val="zh_TW" w:bidi="zh_TW"/>
@@ -54165,7 +54171,7 @@
         </w:rPr>
         <w:t>這預示了祂的復活和升天（</w:t>
       </w:r>
-      <w:hyperlink r:id="rId1140">
+      <w:hyperlink r:id="rId1141">
         <w:r>
           <w:rPr>
             <w:lang w:val="zh_TW" w:bidi="zh_TW"/>
@@ -54183,7 +54189,7 @@
         </w:rPr>
         <w:t>；</w:t>
       </w:r>
-      <w:hyperlink r:id="rId1012">
+      <w:hyperlink r:id="rId1013">
         <w:r>
           <w:rPr>
             <w:lang w:val="zh_TW" w:bidi="zh_TW"/>
@@ -54201,7 +54207,7 @@
         </w:rPr>
         <w:t>；見</w:t>
       </w:r>
-      <w:hyperlink r:id="rId1141">
+      <w:hyperlink r:id="rId1142">
         <w:r>
           <w:rPr>
             <w:lang w:val="zh_TW" w:bidi="zh_TW"/>
@@ -54219,7 +54225,7 @@
         </w:rPr>
         <w:t>；</w:t>
       </w:r>
-      <w:hyperlink r:id="rId1142">
+      <w:hyperlink r:id="rId1143">
         <w:r>
           <w:rPr>
             <w:lang w:val="zh_TW" w:bidi="zh_TW"/>
@@ -54325,7 +54331,7 @@
         </w:rPr>
         <w:t>中指自己（見</w:t>
       </w:r>
-      <w:hyperlink r:id="rId1143">
+      <w:hyperlink r:id="rId1144">
         <w:r>
           <w:rPr>
             <w:lang w:val="zh_TW" w:bidi="zh_TW"/>
@@ -54343,7 +54349,7 @@
         </w:rPr>
         <w:t>）的方式。然而，馬可可能並沒有重複耶穌在審判中說的實際話語（參</w:t>
       </w:r>
-      <w:hyperlink r:id="rId1144">
+      <w:hyperlink r:id="rId1145">
         <w:r>
           <w:rPr>
             <w:lang w:val="zh_TW" w:bidi="zh_TW"/>
@@ -54361,7 +54367,7 @@
         </w:rPr>
         <w:t>；</w:t>
       </w:r>
-      <w:hyperlink r:id="rId1145">
+      <w:hyperlink r:id="rId1146">
         <w:r>
           <w:rPr>
             <w:lang w:val="zh_TW" w:bidi="zh_TW"/>
@@ -54379,7 +54385,7 @@
         </w:rPr>
         <w:t>），所以這些話可能只是表明耶穌對大祭司問題的肯定回答。祂是彌賽亞，是神的兒子。在第二次猶太人反抗羅馬的起義期間，巴柯巴（Bar Kokhba）（公元132–135年）自稱彌賽亞，這並不被認為是褻瀆。耶穌自稱為人子的身分並不能被認為是褻瀆神的，因為在耶穌受審之前，他已經用了這個稱號超過五十次，從未被指褻瀆神。然而，當耶穌明確聲稱自己是</w:t>
       </w:r>
-      <w:hyperlink r:id="rId1146">
+      <w:hyperlink r:id="rId1147">
         <w:r>
           <w:rPr>
             <w:lang w:val="zh_TW" w:bidi="zh_TW"/>
@@ -54397,7 +54403,7 @@
         </w:rPr>
         <w:t>中奉神之名來審判世界的人子時，這對大祭司和公會來說就是太超過了。這一聲明加上耶穌在其事工期間赦罪（</w:t>
       </w:r>
-      <w:hyperlink r:id="rId1147">
+      <w:hyperlink r:id="rId1148">
         <w:r>
           <w:rPr>
             <w:lang w:val="zh_TW" w:bidi="zh_TW"/>
@@ -54415,7 +54421,7 @@
         </w:rPr>
         <w:t>；</w:t>
       </w:r>
-      <w:hyperlink r:id="rId1148">
+      <w:hyperlink r:id="rId1149">
         <w:r>
           <w:rPr>
             <w:lang w:val="zh_TW" w:bidi="zh_TW"/>
@@ -54433,7 +54439,7 @@
         </w:rPr>
         <w:t>），自稱是神的兒子（</w:t>
       </w:r>
-      <w:hyperlink r:id="rId1149">
+      <w:hyperlink r:id="rId1150">
         <w:r>
           <w:rPr>
             <w:lang w:val="zh_TW" w:bidi="zh_TW"/>
@@ -54469,7 +54475,7 @@
         </w:rPr>
         <w:t>），並聲稱自己是安息日的主（</w:t>
       </w:r>
-      <w:hyperlink r:id="rId746">
+      <w:hyperlink r:id="rId747">
         <w:r>
           <w:rPr>
             <w:lang w:val="zh_TW" w:bidi="zh_TW"/>
@@ -54487,7 +54493,7 @@
         </w:rPr>
         <w:t>）。宗教領袖們已經確信耶穌應該被處死，現在他們宣布了預定的有罪判決（</w:t>
       </w:r>
-      <w:hyperlink r:id="rId1129">
+      <w:hyperlink r:id="rId1130">
         <w:r>
           <w:rPr>
             <w:lang w:val="zh_TW" w:bidi="zh_TW"/>
@@ -54557,7 +54563,7 @@
         </w:rPr>
         <w:t>吐唾沫：見</w:t>
       </w:r>
-      <w:hyperlink r:id="rId869">
+      <w:hyperlink r:id="rId870">
         <w:r>
           <w:rPr>
             <w:lang w:val="zh_TW" w:bidi="zh_TW"/>
@@ -54611,7 +54617,7 @@
         </w:rPr>
         <w:t>、</w:t>
       </w:r>
-      <w:hyperlink r:id="rId1150">
+      <w:hyperlink r:id="rId1151">
         <w:r>
           <w:rPr>
             <w:lang w:val="zh_TW" w:bidi="zh_TW"/>
@@ -54629,7 +54635,7 @@
         </w:rPr>
         <w:t>，</w:t>
       </w:r>
-      <w:hyperlink r:id="rId1151">
+      <w:hyperlink r:id="rId1152">
         <w:r>
           <w:rPr>
             <w:lang w:val="zh_TW" w:bidi="zh_TW"/>
@@ -54683,7 +54689,7 @@
         </w:rPr>
         <w:t>類似的虐待會在耶穌受本丟彼拉多審判時發生（</w:t>
       </w:r>
-      <w:hyperlink r:id="rId1152">
+      <w:hyperlink r:id="rId1153">
         <w:r>
           <w:rPr>
             <w:lang w:val="zh_TW" w:bidi="zh_TW"/>
@@ -54815,7 +54821,7 @@
         </w:rPr>
         <w:t>「拿撒勒人耶穌」這個稱號可能帶有輕蔑的意味，因為加利利人低看猶太人（</w:t>
       </w:r>
-      <w:hyperlink r:id="rId1153">
+      <w:hyperlink r:id="rId1154">
         <w:r>
           <w:rPr>
             <w:lang w:val="zh_TW" w:bidi="zh_TW"/>
@@ -54833,7 +54839,7 @@
         </w:rPr>
         <w:t>，</w:t>
       </w:r>
-      <w:hyperlink r:id="rId1154">
+      <w:hyperlink r:id="rId1155">
         <w:r>
           <w:rPr>
             <w:lang w:val="zh_TW" w:bidi="zh_TW"/>
@@ -54851,7 +54857,7 @@
         </w:rPr>
         <w:t>、</w:t>
       </w:r>
-      <w:hyperlink r:id="rId1155">
+      <w:hyperlink r:id="rId1156">
         <w:r>
           <w:rPr>
             <w:lang w:val="zh_TW" w:bidi="zh_TW"/>
@@ -54965,7 +54971,7 @@
         </w:rPr>
         <w:t>那個使女再次向其他旁觀者重複她的指控。其他人認為彼得就是耶穌的跟隨者，因為他是加利利人（見</w:t>
       </w:r>
-      <w:hyperlink r:id="rId1156">
+      <w:hyperlink r:id="rId1157">
         <w:r>
           <w:rPr>
             <w:lang w:val="zh_TW" w:bidi="zh_TW"/>
@@ -54983,7 +54989,7 @@
         </w:rPr>
         <w:t>；參</w:t>
       </w:r>
-      <w:hyperlink r:id="rId1157">
+      <w:hyperlink r:id="rId1158">
         <w:r>
           <w:rPr>
             <w:lang w:val="zh_TW" w:bidi="zh_TW"/>
@@ -55216,7 +55222,7 @@
         </w:rPr>
         <w:t>由於公會沒有權力執行死刑（</w:t>
       </w:r>
-      <w:hyperlink r:id="rId696">
+      <w:hyperlink r:id="rId697">
         <w:r>
           <w:rPr>
             <w:lang w:val="zh_TW" w:bidi="zh_TW"/>
@@ -55334,7 +55340,7 @@
         </w:rPr>
         <w:t>「猶太人的王」這個稱號是外邦人對猶太人稱號「以色列的王」的對應詞（</w:t>
       </w:r>
-      <w:hyperlink r:id="rId1158">
+      <w:hyperlink r:id="rId1159">
         <w:r>
           <w:rPr>
             <w:lang w:val="zh_TW" w:bidi="zh_TW"/>
@@ -55370,7 +55376,7 @@
         </w:rPr>
         <w:t>你說的是：耶穌對彼拉多問題的回答在四福音書中都有記載；耶穌明確地知道自己是王（</w:t>
       </w:r>
-      <w:hyperlink r:id="rId1159">
+      <w:hyperlink r:id="rId1160">
         <w:r>
           <w:rPr>
             <w:lang w:val="zh_TW" w:bidi="zh_TW"/>
@@ -55388,7 +55394,7 @@
         </w:rPr>
         <w:t>，</w:t>
       </w:r>
-      <w:hyperlink r:id="rId1160">
+      <w:hyperlink r:id="rId1161">
         <w:r>
           <w:rPr>
             <w:lang w:val="zh_TW" w:bidi="zh_TW"/>
@@ -55424,7 +55430,7 @@
         </w:rPr>
         <w:t>），儘管彼拉多明白耶穌並不造成政治威脅（</w:t>
       </w:r>
-      <w:hyperlink r:id="rId1161">
+      <w:hyperlink r:id="rId1162">
         <w:r>
           <w:rPr>
             <w:lang w:val="zh_TW" w:bidi="zh_TW"/>
@@ -55554,7 +55560,7 @@
           <w:lang w:val="zh_TW" w:bidi="zh_TW"/>
         </w:rPr>
       </w:r>
-      <w:hyperlink r:id="rId1162">
+      <w:hyperlink r:id="rId1163">
         <w:r>
           <w:rPr>
             <w:lang w:val="zh_TW" w:bidi="zh_TW"/>
@@ -55572,7 +55578,7 @@
         </w:rPr>
         <w:t>中描述的習俗在福音書以外的文獻中未見記載，但四卷福音書都有提到（</w:t>
       </w:r>
-      <w:hyperlink r:id="rId1163">
+      <w:hyperlink r:id="rId1164">
         <w:r>
           <w:rPr>
             <w:lang w:val="zh_TW" w:bidi="zh_TW"/>
@@ -55590,7 +55596,7 @@
         </w:rPr>
         <w:t>，</w:t>
       </w:r>
-      <w:hyperlink r:id="rId1164">
+      <w:hyperlink r:id="rId1165">
         <w:r>
           <w:rPr>
             <w:lang w:val="zh_TW" w:bidi="zh_TW"/>
@@ -55608,7 +55614,7 @@
         </w:rPr>
         <w:t>，</w:t>
       </w:r>
-      <w:hyperlink r:id="rId1165">
+      <w:hyperlink r:id="rId1166">
         <w:r>
           <w:rPr>
             <w:lang w:val="zh_TW" w:bidi="zh_TW"/>
@@ -55644,7 +55650,7 @@
         </w:rPr>
         <w:t>巴拉巴：另見</w:t>
       </w:r>
-      <w:hyperlink r:id="rId1166">
+      <w:hyperlink r:id="rId1167">
         <w:r>
           <w:rPr>
             <w:lang w:val="zh_TW" w:bidi="zh_TW"/>
@@ -55662,7 +55668,7 @@
         </w:rPr>
         <w:t>；</w:t>
       </w:r>
-      <w:hyperlink r:id="rId1167">
+      <w:hyperlink r:id="rId1168">
         <w:r>
           <w:rPr>
             <w:lang w:val="zh_TW" w:bidi="zh_TW"/>
@@ -55698,7 +55704,7 @@
         </w:rPr>
         <w:t>作亂的時候，曾殺過人：彼拉多願意釋放巴拉巴（</w:t>
       </w:r>
-      <w:hyperlink r:id="rId1168">
+      <w:hyperlink r:id="rId1169">
         <w:r>
           <w:rPr>
             <w:lang w:val="zh_TW" w:bidi="zh_TW"/>
@@ -55834,7 +55840,7 @@
         </w:rPr>
         <w:t>將耶穌鞭打了：鞭打是釘十字架前的程序。是用尖端有金屬、石頭或骨頭的皮鞭進行的。這種對肉體的鞭打本身就可能就會致命。耶穌在</w:t>
       </w:r>
-      <w:hyperlink r:id="rId869">
+      <w:hyperlink r:id="rId870">
         <w:r>
           <w:rPr>
             <w:lang w:val="zh_TW" w:bidi="zh_TW"/>
@@ -55961,7 +55967,7 @@
         </w:rPr>
         <w:t>耶穌被釘十字架的記錄是古代歷史中最確定的記載之一。為什麼早期教會會創造一個他們信仰的對象，是被釘十字架的故事呢？這個故事對猶太人來說是一種冒犯，對外邦人來說是荒謬的胡言亂語（</w:t>
       </w:r>
-      <w:hyperlink r:id="rId1169">
+      <w:hyperlink r:id="rId1170">
         <w:r>
           <w:rPr>
             <w:lang w:val="zh_TW" w:bidi="zh_TW"/>
@@ -56027,7 +56033,7 @@
         </w:rPr>
         <w:t>紫袍：紫色布料是用昂貴的染料製成的，通常是皇室和富人的穿著（</w:t>
       </w:r>
-      <w:hyperlink r:id="rId1170">
+      <w:hyperlink r:id="rId1171">
         <w:r>
           <w:rPr>
             <w:lang w:val="zh_TW" w:bidi="zh_TW"/>
@@ -56194,7 +56200,7 @@
         </w:rPr>
         <w:t>離開耶路撒冷的城牆後，耶穌的力氣耗盡。羅馬士兵強迫西門……來自北非的古利奈人，來背負耶穌的十字架（參</w:t>
       </w:r>
-      <w:hyperlink r:id="rId851">
+      <w:hyperlink r:id="rId852">
         <w:r>
           <w:rPr>
             <w:lang w:val="zh_TW" w:bidi="zh_TW"/>
@@ -56269,7 +56275,7 @@
         </w:rPr>
         <w:t>這兩人可能是馬可的讀者所認識的人（參</w:t>
       </w:r>
-      <w:hyperlink r:id="rId1171">
+      <w:hyperlink r:id="rId1172">
         <w:r>
           <w:rPr>
             <w:lang w:val="zh_TW" w:bidi="zh_TW"/>
@@ -56318,7 +56324,7 @@
         </w:rPr>
         <w:t>）。在耶穌的時代，各各他位於耶路撒冷的城牆外（</w:t>
       </w:r>
-      <w:hyperlink r:id="rId1172">
+      <w:hyperlink r:id="rId1173">
         <w:r>
           <w:rPr>
             <w:lang w:val="zh_TW" w:bidi="zh_TW"/>
@@ -56336,7 +56342,7 @@
         </w:rPr>
         <w:t>；</w:t>
       </w:r>
-      <w:hyperlink r:id="rId1173">
+      <w:hyperlink r:id="rId1174">
         <w:r>
           <w:rPr>
             <w:lang w:val="zh_TW" w:bidi="zh_TW"/>
@@ -56354,7 +56360,7 @@
         </w:rPr>
         <w:t>；</w:t>
       </w:r>
-      <w:hyperlink r:id="rId1174">
+      <w:hyperlink r:id="rId1175">
         <w:r>
           <w:rPr>
             <w:lang w:val="zh_TW" w:bidi="zh_TW"/>
@@ -56424,7 +56430,7 @@
         </w:rPr>
         <w:t>不確定為耶穌提供「沒藥調和的酒」，是否出於善意（</w:t>
       </w:r>
-      <w:hyperlink r:id="rId1175">
+      <w:hyperlink r:id="rId1176">
         <w:r>
           <w:rPr>
             <w:lang w:val="zh_TW" w:bidi="zh_TW"/>
@@ -56442,7 +56448,7 @@
         </w:rPr>
         <w:t>）還是嘲弄。耶穌拒絕這杯酒，因為祂決心接受神給祂的杯（</w:t>
       </w:r>
-      <w:hyperlink r:id="rId1176">
+      <w:hyperlink r:id="rId1177">
         <w:r>
           <w:rPr>
             <w:lang w:val="zh_TW" w:bidi="zh_TW"/>
@@ -56548,7 +56554,7 @@
         </w:rPr>
         <w:t>十字架刑罰可以追溯到公元前600年的米底亞人和波斯人。在公元前300年，亞歷山大大帝傳到東地中海地區，並成為羅馬帝國的主要死刑方式，直到公元337年被君士坦丁禁止。這種刑罰緩慢、羞辱且折磨人。受刑者有時可以活好幾天，烏鴉和狗甚至在他們死之前就開始啃食他們。受刑者被繩子固定在十字架上，或者像耶穌一樣（</w:t>
       </w:r>
-      <w:hyperlink r:id="rId1177">
+      <w:hyperlink r:id="rId1178">
         <w:r>
           <w:rPr>
             <w:lang w:val="zh_TW" w:bidi="zh_TW"/>
@@ -56566,7 +56572,7 @@
         </w:rPr>
         <w:t>；</w:t>
       </w:r>
-      <w:hyperlink r:id="rId1178">
+      <w:hyperlink r:id="rId1179">
         <w:r>
           <w:rPr>
             <w:lang w:val="zh_TW" w:bidi="zh_TW"/>
@@ -56584,7 +56590,7 @@
         </w:rPr>
         <w:t>、</w:t>
       </w:r>
-      <w:hyperlink r:id="rId1179">
+      <w:hyperlink r:id="rId1180">
         <w:r>
           <w:rPr>
             <w:lang w:val="zh_TW" w:bidi="zh_TW"/>
@@ -56602,7 +56608,7 @@
         </w:rPr>
         <w:t>；見</w:t>
       </w:r>
-      <w:hyperlink r:id="rId1180">
+      <w:hyperlink r:id="rId1181">
         <w:r>
           <w:rPr>
             <w:lang w:val="zh_TW" w:bidi="zh_TW"/>
@@ -56686,7 +56692,7 @@
         </w:rPr>
         <w:t>馬可記錄耶穌的十字架刑罰發生在第三個時辰，即上午九點鐘。</w:t>
       </w:r>
-      <w:hyperlink r:id="rId1077">
+      <w:hyperlink r:id="rId1078">
         <w:r>
           <w:rPr>
             <w:lang w:val="zh_TW" w:bidi="zh_TW"/>
@@ -56704,7 +56710,7 @@
         </w:rPr>
         <w:t>記錄的時間為第六個時辰左右，即中午。這些是大致的時間估計，並且在晚上發生的事件通常會描述為在第三個時辰（</w:t>
       </w:r>
-      <w:hyperlink r:id="rId1181">
+      <w:hyperlink r:id="rId1182">
         <w:r>
           <w:rPr>
             <w:lang w:val="zh_TW" w:bidi="zh_TW"/>
@@ -56722,7 +56728,7 @@
         </w:rPr>
         <w:t>；</w:t>
       </w:r>
-      <w:hyperlink r:id="rId1182">
+      <w:hyperlink r:id="rId1183">
         <w:r>
           <w:rPr>
             <w:lang w:val="zh_TW" w:bidi="zh_TW"/>
@@ -56740,7 +56746,7 @@
         </w:rPr>
         <w:t>）或第六個時辰（</w:t>
       </w:r>
-      <w:hyperlink r:id="rId1183">
+      <w:hyperlink r:id="rId1184">
         <w:r>
           <w:rPr>
             <w:lang w:val="zh_TW" w:bidi="zh_TW"/>
@@ -56758,7 +56764,7 @@
         </w:rPr>
         <w:t>；</w:t>
       </w:r>
-      <w:hyperlink r:id="rId1184">
+      <w:hyperlink r:id="rId1185">
         <w:r>
           <w:rPr>
             <w:lang w:val="zh_TW" w:bidi="zh_TW"/>
@@ -56776,7 +56782,7 @@
         </w:rPr>
         <w:t>，</w:t>
       </w:r>
-      <w:hyperlink r:id="rId1185">
+      <w:hyperlink r:id="rId1186">
         <w:r>
           <w:rPr>
             <w:lang w:val="zh_TW" w:bidi="zh_TW"/>
@@ -56794,7 +56800,7 @@
         </w:rPr>
         <w:t>；</w:t>
       </w:r>
-      <w:hyperlink r:id="rId1186">
+      <w:hyperlink r:id="rId1187">
         <w:r>
           <w:rPr>
             <w:lang w:val="zh_TW" w:bidi="zh_TW"/>
@@ -56812,7 +56818,7 @@
         </w:rPr>
         <w:t>；</w:t>
       </w:r>
-      <w:hyperlink r:id="rId1187">
+      <w:hyperlink r:id="rId1188">
         <w:r>
           <w:rPr>
             <w:lang w:val="zh_TW" w:bidi="zh_TW"/>
@@ -56830,7 +56836,7 @@
         </w:rPr>
         <w:t>，</w:t>
       </w:r>
-      <w:hyperlink r:id="rId1077">
+      <w:hyperlink r:id="rId1078">
         <w:r>
           <w:rPr>
             <w:lang w:val="zh_TW" w:bidi="zh_TW"/>
@@ -56848,7 +56854,7 @@
         </w:rPr>
         <w:t>；</w:t>
       </w:r>
-      <w:hyperlink r:id="rId1188">
+      <w:hyperlink r:id="rId1189">
         <w:r>
           <w:rPr>
             <w:lang w:val="zh_TW" w:bidi="zh_TW"/>
@@ -57045,7 +57051,7 @@
         </w:rPr>
         <w:t>），輕蔑地搖頭（見</w:t>
       </w:r>
-      <w:hyperlink r:id="rId1189">
+      <w:hyperlink r:id="rId1190">
         <w:r>
           <w:rPr>
             <w:lang w:val="zh_TW" w:bidi="zh_TW"/>
@@ -57129,7 +57135,7 @@
         </w:rPr>
         <w:t>與耶穌同釘的兩個人也嘲笑祂。人們可能會期望那些同受殘酷命運的人會有同情心（參</w:t>
       </w:r>
-      <w:hyperlink r:id="rId1190">
+      <w:hyperlink r:id="rId1191">
         <w:r>
           <w:rPr>
             <w:lang w:val="zh_TW" w:bidi="zh_TW"/>
@@ -57221,7 +57227,7 @@
         </w:rPr>
         <w:t>）。「遍地」可能指整個猶大。這黑暗既是字面的，也是象徵性的——這揭示了正在發生的邪惡，並預示耶穌預言將降臨於以色列的審判（見</w:t>
       </w:r>
-      <w:hyperlink r:id="rId1191">
+      <w:hyperlink r:id="rId1192">
         <w:r>
           <w:rPr>
             <w:lang w:val="zh_TW" w:bidi="zh_TW"/>
@@ -57257,7 +57263,7 @@
         </w:rPr>
         <w:t>，</w:t>
       </w:r>
-      <w:hyperlink r:id="rId780">
+      <w:hyperlink r:id="rId781">
         <w:r>
           <w:rPr>
             <w:lang w:val="zh_TW" w:bidi="zh_TW"/>
@@ -57345,7 +57351,7 @@
         </w:rPr>
         <w:t>「我的神，我的神，為什麼離棄我？」耶穌引用</w:t>
       </w:r>
-      <w:hyperlink r:id="rId1192">
+      <w:hyperlink r:id="rId1193">
         <w:r>
           <w:rPr>
             <w:lang w:val="zh_TW" w:bidi="zh_TW"/>
@@ -57363,7 +57369,7 @@
         </w:rPr>
         <w:t>。這句話最好在</w:t>
       </w:r>
-      <w:hyperlink r:id="rId1193">
+      <w:hyperlink r:id="rId1194">
         <w:r>
           <w:rPr>
             <w:lang w:val="zh_TW" w:bidi="zh_TW"/>
@@ -57399,7 +57405,7 @@
         </w:rPr>
         <w:t>；</w:t>
       </w:r>
-      <w:hyperlink r:id="rId1194">
+      <w:hyperlink r:id="rId1195">
         <w:r>
           <w:rPr>
             <w:lang w:val="zh_TW" w:bidi="zh_TW"/>
@@ -57417,7 +57423,7 @@
         </w:rPr>
         <w:t>；</w:t>
       </w:r>
-      <w:hyperlink r:id="rId1110">
+      <w:hyperlink r:id="rId1111">
         <w:r>
           <w:rPr>
             <w:lang w:val="zh_TW" w:bidi="zh_TW"/>
@@ -57435,7 +57441,7 @@
         </w:rPr>
         <w:t>和</w:t>
       </w:r>
-      <w:hyperlink r:id="rId1111">
+      <w:hyperlink r:id="rId1112">
         <w:r>
           <w:rPr>
             <w:lang w:val="zh_TW" w:bidi="zh_TW"/>
@@ -57545,7 +57551,7 @@
         </w:rPr>
         <w:t>（以利）（</w:t>
       </w:r>
-      <w:hyperlink r:id="rId1195">
+      <w:hyperlink r:id="rId1196">
         <w:r>
           <w:rPr>
             <w:lang w:val="zh_TW" w:bidi="zh_TW"/>
@@ -57677,7 +57683,7 @@
         </w:rPr>
         <w:t>被撕裂的幔子，可能是將聖所與院子分隔開的那一條（高達八十英尺的華麗掛毯），也可能是將至聖所與聖所其他部分分隔開的那一條。如果是前者，撕裂（如同黑暗，</w:t>
       </w:r>
-      <w:hyperlink r:id="rId1183">
+      <w:hyperlink r:id="rId1184">
         <w:r>
           <w:rPr>
             <w:lang w:val="zh_TW" w:bidi="zh_TW"/>
@@ -57713,7 +57719,7 @@
         </w:rPr>
         <w:t>，</w:t>
       </w:r>
-      <w:hyperlink r:id="rId780">
+      <w:hyperlink r:id="rId781">
         <w:r>
           <w:rPr>
             <w:lang w:val="zh_TW" w:bidi="zh_TW"/>
@@ -57731,7 +57737,7 @@
         </w:rPr>
         <w:t>）正在以靈性方式實現（見</w:t>
       </w:r>
-      <w:hyperlink r:id="rId1196">
+      <w:hyperlink r:id="rId1197">
         <w:r>
           <w:rPr>
             <w:lang w:val="zh_TW" w:bidi="zh_TW"/>
@@ -57761,7 +57767,7 @@
         </w:rPr>
         <w:t>），耶穌的死現在將這一途徑擴展給跟隨耶穌的人（見</w:t>
       </w:r>
-      <w:hyperlink r:id="rId1197">
+      <w:hyperlink r:id="rId1198">
         <w:r>
           <w:rPr>
             <w:lang w:val="zh_TW" w:bidi="zh_TW"/>
@@ -57779,7 +57785,7 @@
         </w:rPr>
         <w:t>，</w:t>
       </w:r>
-      <w:hyperlink r:id="rId1198">
+      <w:hyperlink r:id="rId1199">
         <w:r>
           <w:rPr>
             <w:lang w:val="zh_TW" w:bidi="zh_TW"/>
@@ -57797,7 +57803,7 @@
         </w:rPr>
         <w:t>，</w:t>
       </w:r>
-      <w:hyperlink r:id="rId1199">
+      <w:hyperlink r:id="rId1200">
         <w:r>
           <w:rPr>
             <w:lang w:val="zh_TW" w:bidi="zh_TW"/>
@@ -58037,7 +58043,7 @@
         </w:rPr>
         <w:t>），由耶穌自己宣告（</w:t>
       </w:r>
-      <w:hyperlink r:id="rId1149">
+      <w:hyperlink r:id="rId1150">
         <w:r>
           <w:rPr>
             <w:lang w:val="zh_TW" w:bidi="zh_TW"/>
@@ -58055,7 +58061,7 @@
         </w:rPr>
         <w:t>，</w:t>
       </w:r>
-      <w:hyperlink r:id="rId711">
+      <w:hyperlink r:id="rId712">
         <w:r>
           <w:rPr>
             <w:lang w:val="zh_TW" w:bidi="zh_TW"/>
@@ -58143,7 +58149,7 @@
         </w:rPr>
         <w:t>這些婦女曾供應耶穌一些經濟需要（見</w:t>
       </w:r>
-      <w:hyperlink r:id="rId1200">
+      <w:hyperlink r:id="rId1201">
         <w:r>
           <w:rPr>
             <w:lang w:val="zh_TW" w:bidi="zh_TW"/>
@@ -58161,7 +58167,7 @@
         </w:rPr>
         <w:t>）。她們也在埋葬耶穌時（</w:t>
       </w:r>
-      <w:hyperlink r:id="rId1201">
+      <w:hyperlink r:id="rId1202">
         <w:r>
           <w:rPr>
             <w:lang w:val="zh_TW" w:bidi="zh_TW"/>
@@ -58179,7 +58185,7 @@
         </w:rPr>
         <w:t>），和空墳墓時在場（</w:t>
       </w:r>
-      <w:hyperlink r:id="rId1202">
+      <w:hyperlink r:id="rId1203">
         <w:r>
           <w:rPr>
             <w:lang w:val="zh_TW" w:bidi="zh_TW"/>
@@ -58228,7 +58234,7 @@
         </w:rPr>
         <w:t>來自加利利海岸邊的抹大拉村，是復活記載中的重要人物（</w:t>
       </w:r>
-      <w:hyperlink r:id="rId1203">
+      <w:hyperlink r:id="rId1204">
         <w:r>
           <w:rPr>
             <w:lang w:val="zh_TW" w:bidi="zh_TW"/>
@@ -58246,7 +58252,7 @@
         </w:rPr>
         <w:t>、</w:t>
       </w:r>
-      <w:hyperlink r:id="rId1204">
+      <w:hyperlink r:id="rId1205">
         <w:r>
           <w:rPr>
             <w:lang w:val="zh_TW" w:bidi="zh_TW"/>
@@ -58264,7 +58270,7 @@
         </w:rPr>
         <w:t>；</w:t>
       </w:r>
-      <w:hyperlink r:id="rId1205">
+      <w:hyperlink r:id="rId1206">
         <w:r>
           <w:rPr>
             <w:lang w:val="zh_TW" w:bidi="zh_TW"/>
@@ -58282,7 +58288,7 @@
         </w:rPr>
         <w:t>；</w:t>
       </w:r>
-      <w:hyperlink r:id="rId1206">
+      <w:hyperlink r:id="rId1207">
         <w:r>
           <w:rPr>
             <w:lang w:val="zh_TW" w:bidi="zh_TW"/>
@@ -58300,7 +58306,7 @@
         </w:rPr>
         <w:t>；</w:t>
       </w:r>
-      <w:hyperlink r:id="rId1207">
+      <w:hyperlink r:id="rId1208">
         <w:r>
           <w:rPr>
             <w:lang w:val="zh_TW" w:bidi="zh_TW"/>
@@ -58318,7 +58324,7 @@
         </w:rPr>
         <w:t>、</w:t>
       </w:r>
-      <w:hyperlink r:id="rId1208">
+      <w:hyperlink r:id="rId1209">
         <w:r>
           <w:rPr>
             <w:lang w:val="zh_TW" w:bidi="zh_TW"/>
@@ -58354,7 +58360,7 @@
         </w:rPr>
         <w:t>馬利亞（小雅各的母親）：這個雅各可能是亞勒腓的兒子雅各（</w:t>
       </w:r>
-      <w:hyperlink r:id="rId1209">
+      <w:hyperlink r:id="rId1210">
         <w:r>
           <w:rPr>
             <w:lang w:val="zh_TW" w:bidi="zh_TW"/>
@@ -58390,7 +58396,7 @@
         </w:rPr>
         <w:t>撒羅米：僅在此處和</w:t>
       </w:r>
-      <w:hyperlink r:id="rId1203">
+      <w:hyperlink r:id="rId1204">
         <w:r>
           <w:rPr>
             <w:lang w:val="zh_TW" w:bidi="zh_TW"/>
@@ -58468,7 +58474,7 @@
         </w:rPr>
         <w:t>村）是公會的尊貴成員，也是耶穌的秘密門徒，等待著神的國降臨（見</w:t>
       </w:r>
-      <w:hyperlink r:id="rId1210">
+      <w:hyperlink r:id="rId1211">
         <w:r>
           <w:rPr>
             <w:lang w:val="zh_TW" w:bidi="zh_TW"/>
@@ -58486,7 +58492,7 @@
         </w:rPr>
         <w:t>；</w:t>
       </w:r>
-      <w:hyperlink r:id="rId1211">
+      <w:hyperlink r:id="rId1212">
         <w:r>
           <w:rPr>
             <w:lang w:val="zh_TW" w:bidi="zh_TW"/>
@@ -58504,7 +58510,7 @@
         </w:rPr>
         <w:t>；</w:t>
       </w:r>
-      <w:hyperlink r:id="rId1212">
+      <w:hyperlink r:id="rId1213">
         <w:r>
           <w:rPr>
             <w:lang w:val="zh_TW" w:bidi="zh_TW"/>
@@ -58522,7 +58528,7 @@
         </w:rPr>
         <w:t>）。他勇敢地向彼拉多請求耶穌的遺體以便安葬。由於他是公會成員，並且沒有人知道他是耶穌的門徒，此要求得到羅馬的准許：這符合猶太人對日落後遺體不得暴露的擔憂（</w:t>
       </w:r>
-      <w:hyperlink r:id="rId1213">
+      <w:hyperlink r:id="rId1214">
         <w:r>
           <w:rPr>
             <w:lang w:val="zh_TW" w:bidi="zh_TW"/>
@@ -58588,7 +58594,7 @@
         </w:rPr>
         <w:t>約瑟準備安葬耶穌的遺體，並將其安放在自己所擁有的墳墓中（見</w:t>
       </w:r>
-      <w:hyperlink r:id="rId1214">
+      <w:hyperlink r:id="rId1215">
         <w:r>
           <w:rPr>
             <w:lang w:val="zh_TW" w:bidi="zh_TW"/>
@@ -58658,7 +58664,7 @@
         </w:rPr>
         <w:t>日落時，安息日結束後，商店重新開門，婦女們得以購買埋葬用的香料來膏抹耶穌的身體（</w:t>
       </w:r>
-      <w:hyperlink r:id="rId1203">
+      <w:hyperlink r:id="rId1204">
         <w:r>
           <w:rPr>
             <w:lang w:val="zh_TW" w:bidi="zh_TW"/>
@@ -58694,7 +58700,7 @@
         </w:rPr>
         <w:t>婦女們顯然沒有預料到耶穌會復活。即使是空墳墓也無法讓她們相信耶穌已經從死裡復活（</w:t>
       </w:r>
-      <w:hyperlink r:id="rId1215">
+      <w:hyperlink r:id="rId1216">
         <w:r>
           <w:rPr>
             <w:lang w:val="zh_TW" w:bidi="zh_TW"/>
@@ -58712,7 +58718,7 @@
         </w:rPr>
         <w:t>、</w:t>
       </w:r>
-      <w:hyperlink r:id="rId1216">
+      <w:hyperlink r:id="rId1217">
         <w:r>
           <w:rPr>
             <w:lang w:val="zh_TW" w:bidi="zh_TW"/>
@@ -58826,7 +58832,7 @@
         </w:rPr>
         <w:t>天使對門徒的信息重申了耶穌的預言和應許（</w:t>
       </w:r>
-      <w:hyperlink r:id="rId1217">
+      <w:hyperlink r:id="rId1218">
         <w:r>
           <w:rPr>
             <w:lang w:val="zh_TW" w:bidi="zh_TW"/>
@@ -58914,7 +58920,7 @@
         </w:rPr>
         <w:t>甚麼也不告訴人：這可以正面理解（她們沒有被分散注意力，只專注於告訴門徒，</w:t>
       </w:r>
-      <w:hyperlink r:id="rId1099">
+      <w:hyperlink r:id="rId1100">
         <w:r>
           <w:rPr>
             <w:lang w:val="zh_TW" w:bidi="zh_TW"/>
@@ -58932,7 +58938,7 @@
         </w:rPr>
         <w:t>；參</w:t>
       </w:r>
-      <w:hyperlink r:id="rId1218">
+      <w:hyperlink r:id="rId1219">
         <w:r>
           <w:rPr>
             <w:lang w:val="zh_TW" w:bidi="zh_TW"/>
@@ -58950,7 +58956,7 @@
         </w:rPr>
         <w:t>；</w:t>
       </w:r>
-      <w:hyperlink r:id="rId1219">
+      <w:hyperlink r:id="rId1220">
         <w:r>
           <w:rPr>
             <w:lang w:val="zh_TW" w:bidi="zh_TW"/>
@@ -58968,7 +58974,7 @@
         </w:rPr>
         <w:t>）或負面理解（她們未能傳達信息）。參</w:t>
       </w:r>
-      <w:hyperlink r:id="rId1220">
+      <w:hyperlink r:id="rId1221">
         <w:r>
           <w:rPr>
             <w:lang w:val="zh_TW" w:bidi="zh_TW"/>
@@ -58986,7 +58992,7 @@
         </w:rPr>
         <w:t>；</w:t>
       </w:r>
-      <w:hyperlink r:id="rId1221">
+      <w:hyperlink r:id="rId1222">
         <w:r>
           <w:rPr>
             <w:lang w:val="zh_TW" w:bidi="zh_TW"/>
@@ -59004,7 +59010,7 @@
         </w:rPr>
         <w:t>、</w:t>
       </w:r>
-      <w:hyperlink r:id="rId1222">
+      <w:hyperlink r:id="rId1223">
         <w:r>
           <w:rPr>
             <w:lang w:val="zh_TW" w:bidi="zh_TW"/>
@@ -59186,7 +59192,7 @@
         </w:rPr>
         <w:t>）開頭，卻以婦女的恐懼結尾，這實在奇怪；（6）以gar（因為）作為古希臘書籍最後一個詞，是非常獨特的——目前還沒有發現其他這樣的例子；（7）</w:t>
       </w:r>
-      <w:hyperlink r:id="rId1099">
+      <w:hyperlink r:id="rId1100">
         <w:r>
           <w:rPr>
             <w:lang w:val="zh_TW" w:bidi="zh_TW"/>

--- a/zht/docx/41.content.docx
+++ b/zht/docx/41.content.docx
@@ -51314,33 +51314,20 @@
         <w:rPr>
           <w:lang w:val="zh_TW" w:bidi="zh_TW"/>
         </w:rPr>
-        <w:t>這是我的血：有些人理解這些話語是指餅和酒轉變為耶穌的身體和血（</w:t>
+        <w:t>這是我的血：自宗教改革以來，關於耶穌對餅和酒的陳述，有三種主要解釋：（1）變質說（Transubstantiation）：餅和酒在聖餐中變成了耶穌基督實際的身體和血；（2）共質說（Consubstantiation）：基督在聖禮中的臨在，被視為是超越人類理性所能完全理解的一種奧祕卻真實的臨在（即「真實的臨在</w:t>
       </w:r>
       <w:r>
         <w:rPr>
           <w:i/>
           <w:lang w:val="zh_TW" w:bidi="zh_TW"/>
         </w:rPr>
-        <w:t>變質說</w:t>
-      </w:r>
-      <w:r>
-        <w:rPr>
-          <w:lang w:val="zh_TW" w:bidi="zh_TW"/>
-        </w:rPr>
-        <w:t>）；另一些人則認為餅和酒仍然是餅和酒，但耶穌的真實臨在於其中（</w:t>
-      </w:r>
-      <w:r>
-        <w:rPr>
-          <w:i/>
-          <w:lang w:val="zh_TW" w:bidi="zh_TW"/>
-        </w:rPr>
-        <w:t>共質說</w:t>
-      </w:r>
-      <w:r>
-        <w:rPr>
-          <w:lang w:val="zh_TW" w:bidi="zh_TW"/>
-        </w:rPr>
-        <w:t>）。在這兩種觀點中，參與主的晚餐的人實際上吃喝了耶穌的身體和血。第三種觀點認為，在餅和酒時，基督徒在靈性上以耶穌為食。第四種觀點認為，這餐主要是一個紀念，元素象徵著耶穌為我們的犧牲。另見</w:t>
+        <w:t>〔real presence〕</w:t>
+      </w:r>
+      <w:r>
+        <w:rPr>
+          <w:lang w:val="zh_TW" w:bidi="zh_TW"/>
+        </w:rPr>
+        <w:t>」）；（3）象徵說（Symbolism）：餅和酒象徵耶穌的身體和血，藉著信心和聖靈，使領受者得到益處。另見</w:t>
       </w:r>
       <w:hyperlink r:id="rId1091">
         <w:r>
@@ -51354,18 +51341,6 @@
           <w:t>約翰福音六章53至63節</w:t>
         </w:r>
       </w:hyperlink>
-      <w:r>
-        <w:rPr>
-          <w:lang w:val="zh_TW" w:bidi="zh_TW"/>
-        </w:rPr>
-        <w:t>和</w:t>
-      </w:r>
-      <w:r>
-        <w:rPr>
-          <w:lang w:val="zh_TW" w:bidi="zh_TW"/>
-        </w:rPr>
-        <w:t>相應的研讀註釋</w:t>
-      </w:r>
       <w:r>
         <w:rPr>
           <w:lang w:val="zh_TW" w:bidi="zh_TW"/>

--- a/zht/docx/41.content.docx
+++ b/zht/docx/41.content.docx
@@ -19,7 +19,7 @@
         <w:rPr>
           <w:lang w:val="zh_TW" w:bidi="zh_TW"/>
         </w:rPr>
-        <w:t>Resource: Tyndale Open Study Notes</w:t>
+        <w:t>Resource: Aquifer Open Study Notes</w:t>
       </w:r>
       <w:r>
         <w:rPr>
@@ -112,7 +112,7 @@
         <w:rPr>
           <w:lang w:val="zh_TW" w:bidi="zh_TW"/>
         </w:rPr>
-        <w:t>Tyndale Open Study Notes</w:t>
+        <w:t>Aquifer Open Study Notes</w:t>
       </w:r>
     </w:p>
     <w:p>

--- a/zht/docx/41.content.docx
+++ b/zht/docx/41.content.docx
@@ -33476,7 +33476,7 @@
         <w:rPr>
           <w:lang w:val="zh_TW" w:bidi="zh_TW"/>
         </w:rPr>
-        <w:t>），或像祂那樣經歷神的憤怒（</w:t>
+        <w:t>），或像祂那樣經歷在十字架上承受無可比擬的痛苦（</w:t>
       </w:r>
       <w:hyperlink r:id="rId492">
         <w:r>
